--- a/Fase 2/Evidencias Grupales/2.6_GuiaEstudiante_Fase 2_Informe Final Proyecto APT (Español).docx
+++ b/Fase 2/Evidencias Grupales/2.6_GuiaEstudiante_Fase 2_Informe Final Proyecto APT (Español).docx
@@ -3,8 +3,58 @@
 <w:document xmlns:wpc="http://schemas.microsoft.com/office/word/2010/wordprocessingCanvas" xmlns:cx="http://schemas.microsoft.com/office/drawing/2014/chartex" xmlns:cx1="http://schemas.microsoft.com/office/drawing/2015/9/8/chartex" xmlns:cx2="http://schemas.microsoft.com/office/drawing/2015/10/21/chartex" xmlns:cx3="http://schemas.microsoft.com/office/drawing/2016/5/9/chartex" xmlns:cx4="http://schemas.microsoft.com/office/drawing/2016/5/10/chartex" xmlns:cx5="http://schemas.microsoft.com/office/drawing/2016/5/11/chartex" xmlns:cx6="http://schemas.microsoft.com/office/drawing/2016/5/12/chartex" xmlns:cx7="http://schemas.microsoft.com/office/drawing/2016/5/13/chartex" xmlns:cx8="http://schemas.microsoft.com/office/drawing/2016/5/14/chartex" xmlns:mc="http://schemas.openxmlformats.org/markup-compatibility/2006" xmlns:aink="http://schemas.microsoft.com/office/drawing/2016/ink" xmlns:am3d="http://schemas.microsoft.com/office/drawing/2017/model3d" xmlns:o="urn:schemas-microsoft-com:office:office" xmlns:oel="http://schemas.microsoft.com/office/2019/extlst" xmlns:r="http://schemas.openxmlformats.org/officeDocument/2006/relationships" xmlns:m="http://schemas.openxmlformats.org/officeDocument/2006/math" xmlns:v="urn:schemas-microsoft-com:vml" xmlns:wp14="http://schemas.microsoft.com/office/word/2010/wordprocessingDrawing" xmlns:wp="http://schemas.openxmlformats.org/drawingml/2006/wordprocessingDrawing" xmlns:w10="urn:schemas-microsoft-com:office:word" xmlns:w="http://schemas.openxmlformats.org/wordprocessingml/2006/main" xmlns:w14="http://schemas.microsoft.com/office/word/2010/wordml" xmlns:w15="http://schemas.microsoft.com/office/word/2012/wordml" xmlns:w16cex="http://schemas.microsoft.com/office/word/2018/wordml/cex" xmlns:w16cid="http://schemas.microsoft.com/office/word/2016/wordml/cid" xmlns:w16="http://schemas.microsoft.com/office/word/2018/wordml" xmlns:w16du="http://schemas.microsoft.com/office/word/2023/wordml/word16du" xmlns:w16sdtdh="http://schemas.microsoft.com/office/word/2020/wordml/sdtdatahash" xmlns:w16sdtfl="http://schemas.microsoft.com/office/word/2024/wordml/sdtformatlock" xmlns:w16se="http://schemas.microsoft.com/office/word/2015/wordml/symex" xmlns:wpg="http://schemas.microsoft.com/office/word/2010/wordprocessingGroup" xmlns:wpi="http://schemas.microsoft.com/office/word/2010/wordprocessingInk" xmlns:wne="http://schemas.microsoft.com/office/word/2006/wordml" xmlns:wps="http://schemas.microsoft.com/office/word/2010/wordprocessingShape" mc:Ignorable="w14 w15 w16se w16cid w16 w16cex w16sdtdh w16sdtfl w16du wp14">
   <w:body>
     <w:p>
+      <w:pPr>
+        <w:rPr>
+          <w:rFonts w:cstheme="minorHAnsi"/>
+        </w:rPr>
+      </w:pPr>
+      <w:sdt>
+        <w:sdtPr>
+          <w:id w:val="-1689753850"/>
+          <w:citation/>
+        </w:sdtPr>
+        <w:sdtEndPr>
+          <w:rPr>
+            <w:rFonts w:cstheme="minorHAnsi"/>
+          </w:rPr>
+        </w:sdtEndPr>
+        <w:sdtContent>
+          <w:r>
+            <w:rPr>
+              <w:rFonts w:cstheme="minorHAnsi"/>
+            </w:rPr>
+            <w:fldChar w:fldCharType="begin"/>
+          </w:r>
+          <w:r>
+            <w:rPr>
+              <w:rFonts w:cstheme="minorHAnsi"/>
+            </w:rPr>
+            <w:instrText xml:space="preserve"> CITATION Ore23 \l 13322 </w:instrText>
+          </w:r>
+          <w:r>
+            <w:rPr>
+              <w:rFonts w:cstheme="minorHAnsi"/>
+            </w:rPr>
+            <w:fldChar w:fldCharType="separate"/>
+          </w:r>
+          <w:r>
+            <w:rPr>
+              <w:rFonts w:cstheme="minorHAnsi"/>
+              <w:noProof/>
+            </w:rPr>
+            <w:t>(Orellana, 2023)</w:t>
+          </w:r>
+          <w:r>
+            <w:rPr>
+              <w:rFonts w:cstheme="minorHAnsi"/>
+            </w:rPr>
+            <w:fldChar w:fldCharType="end"/>
+          </w:r>
+        </w:sdtContent>
+      </w:sdt>
       <w:r>
         <w:rPr>
+          <w:rFonts w:cstheme="minorHAnsi"/>
           <w:b/>
           <w:noProof/>
           <w:color w:val="595959" w:themeColor="text1" w:themeTint="A6"/>
@@ -238,7 +288,7 @@
           </mc:Choice>
           <mc:Fallback>
             <w:pict>
-              <v:group w14:anchorId="7466F1C2" id="Grupo 53" o:spid="_x0000_s1026" style="position:absolute;margin-left:-24.7pt;margin-top:3pt;width:491.25pt;height:123pt;z-index:251659264;mso-position-horizontal-relative:margin;mso-width-relative:margin;mso-height-relative:margin" coordsize="59912,15621" o:gfxdata="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">
+              <v:group w14:anchorId="7466F1C2" id="Grupo 53" o:spid="_x0000_s1026" style="position:absolute;margin-left:-24.7pt;margin-top:3pt;width:491.25pt;height:123pt;z-index:251659264;mso-position-horizontal-relative:margin;mso-width-relative:margin;mso-height-relative:margin" coordsize="59912,15621" o:gfxdata="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">
                 <v:shapetype id="_x0000_t202" coordsize="21600,21600" o:spt="202" path="m,l,21600r21600,l21600,xe">
                   <v:stroke joinstyle="miter"/>
                   <v:path gradientshapeok="t" o:connecttype="rect"/>
@@ -359,8 +409,6 @@
                           </w:rPr>
                           <w:t>Capstone</w:t>
                         </w:r>
-                        <w:bookmarkStart w:id="1" w:name="_GoBack"/>
-                        <w:bookmarkEnd w:id="1"/>
                       </w:p>
                     </w:txbxContent>
                   </v:textbox>
@@ -373,14 +421,38 @@
         </mc:AlternateContent>
       </w:r>
     </w:p>
-    <w:p/>
-    <w:p/>
-    <w:p/>
-    <w:p/>
     <w:p>
       <w:pPr>
         <w:rPr>
-          <w:rFonts w:asciiTheme="majorHAnsi" w:eastAsiaTheme="majorEastAsia" w:hAnsiTheme="majorHAnsi" w:cstheme="majorBidi"/>
+          <w:rFonts w:cstheme="minorHAnsi"/>
+        </w:rPr>
+      </w:pPr>
+    </w:p>
+    <w:p>
+      <w:pPr>
+        <w:rPr>
+          <w:rFonts w:cstheme="minorHAnsi"/>
+        </w:rPr>
+      </w:pPr>
+    </w:p>
+    <w:p>
+      <w:pPr>
+        <w:rPr>
+          <w:rFonts w:cstheme="minorHAnsi"/>
+        </w:rPr>
+      </w:pPr>
+    </w:p>
+    <w:p>
+      <w:pPr>
+        <w:rPr>
+          <w:rFonts w:cstheme="minorHAnsi"/>
+        </w:rPr>
+      </w:pPr>
+    </w:p>
+    <w:p>
+      <w:pPr>
+        <w:rPr>
+          <w:rFonts w:eastAsiaTheme="majorEastAsia" w:cstheme="minorHAnsi"/>
           <w:b/>
           <w:color w:val="2F5496" w:themeColor="accent1" w:themeShade="BF"/>
           <w:sz w:val="26"/>
@@ -391,7 +463,7 @@
     <w:p>
       <w:pPr>
         <w:rPr>
-          <w:rFonts w:asciiTheme="majorHAnsi" w:eastAsiaTheme="majorEastAsia" w:hAnsiTheme="majorHAnsi" w:cstheme="majorBidi"/>
+          <w:rFonts w:eastAsiaTheme="majorEastAsia" w:cstheme="minorHAnsi"/>
           <w:b/>
           <w:color w:val="2F5496" w:themeColor="accent1" w:themeShade="BF"/>
           <w:sz w:val="26"/>
@@ -429,6 +501,7 @@
           <w:p>
             <w:pPr>
               <w:rPr>
+                <w:rFonts w:cstheme="minorHAnsi"/>
                 <w:b/>
                 <w:color w:val="1F3864" w:themeColor="accent1" w:themeShade="80"/>
                 <w:sz w:val="28"/>
@@ -437,51 +510,47 @@
             </w:pPr>
             <w:r>
               <w:rPr>
+                <w:rFonts w:cstheme="minorHAnsi"/>
                 <w:b/>
                 <w:color w:val="1F3864" w:themeColor="accent1" w:themeShade="80"/>
                 <w:sz w:val="28"/>
                 <w:szCs w:val="28"/>
               </w:rPr>
-              <w:t>1</w:t>
-            </w:r>
-            <w:r>
-              <w:rPr>
+              <w:t xml:space="preserve">1. </w:t>
+            </w:r>
+            <w:r>
+              <w:rPr>
+                <w:rFonts w:cstheme="minorHAnsi"/>
                 <w:b/>
                 <w:color w:val="1F3864" w:themeColor="accent1" w:themeShade="80"/>
                 <w:sz w:val="28"/>
                 <w:szCs w:val="28"/>
               </w:rPr>
-              <w:t xml:space="preserve">. </w:t>
-            </w:r>
-            <w:r>
-              <w:rPr>
+              <w:t>Informe</w:t>
+            </w:r>
+            <w:r>
+              <w:rPr>
+                <w:rFonts w:cstheme="minorHAnsi"/>
                 <w:b/>
                 <w:color w:val="1F3864" w:themeColor="accent1" w:themeShade="80"/>
                 <w:sz w:val="28"/>
                 <w:szCs w:val="28"/>
               </w:rPr>
-              <w:t>Informe</w:t>
-            </w:r>
-            <w:r>
-              <w:rPr>
+              <w:t xml:space="preserve"> final </w:t>
+            </w:r>
+            <w:r>
+              <w:rPr>
+                <w:rFonts w:cstheme="minorHAnsi"/>
                 <w:b/>
                 <w:color w:val="1F3864" w:themeColor="accent1" w:themeShade="80"/>
                 <w:sz w:val="28"/>
                 <w:szCs w:val="28"/>
               </w:rPr>
-              <w:t xml:space="preserve"> final </w:t>
-            </w:r>
-            <w:r>
-              <w:rPr>
-                <w:b/>
-                <w:color w:val="1F3864" w:themeColor="accent1" w:themeShade="80"/>
-                <w:sz w:val="28"/>
-                <w:szCs w:val="28"/>
-              </w:rPr>
               <w:t>P</w:t>
             </w:r>
             <w:r>
               <w:rPr>
+                <w:rFonts w:cstheme="minorHAnsi"/>
                 <w:b/>
                 <w:color w:val="1F3864" w:themeColor="accent1" w:themeShade="80"/>
                 <w:sz w:val="28"/>
@@ -507,135 +576,125 @@
               <w:pStyle w:val="Piedepgina"/>
               <w:jc w:val="both"/>
               <w:rPr>
-                <w:rFonts w:ascii="Calibri" w:hAnsi="Calibri"/>
+                <w:rFonts w:cstheme="minorHAnsi"/>
                 <w:color w:val="1F3864" w:themeColor="accent1" w:themeShade="80"/>
               </w:rPr>
             </w:pPr>
+            <w:r>
+              <w:rPr>
+                <w:rFonts w:cstheme="minorHAnsi"/>
+                <w:color w:val="1F3864" w:themeColor="accent1" w:themeShade="80"/>
+              </w:rPr>
+              <w:t>El objetivo de est</w:t>
+            </w:r>
+            <w:r>
+              <w:rPr>
+                <w:rFonts w:cstheme="minorHAnsi"/>
+                <w:color w:val="1F3864" w:themeColor="accent1" w:themeShade="80"/>
+              </w:rPr>
+              <w:t>e</w:t>
+            </w:r>
+            <w:r>
+              <w:rPr>
+                <w:rFonts w:cstheme="minorHAnsi"/>
+                <w:color w:val="1F3864" w:themeColor="accent1" w:themeShade="80"/>
+              </w:rPr>
+              <w:t xml:space="preserve"> </w:t>
+            </w:r>
+            <w:r>
+              <w:rPr>
+                <w:rFonts w:cstheme="minorHAnsi"/>
+                <w:color w:val="1F3864" w:themeColor="accent1" w:themeShade="80"/>
+              </w:rPr>
+              <w:t>informe</w:t>
+            </w:r>
+            <w:r>
+              <w:rPr>
+                <w:rFonts w:cstheme="minorHAnsi"/>
+                <w:color w:val="1F3864" w:themeColor="accent1" w:themeShade="80"/>
+              </w:rPr>
+              <w:t xml:space="preserve"> es que describas los aspectos más relevantes de tu </w:t>
+            </w:r>
+            <w:r>
+              <w:rPr>
+                <w:rFonts w:cstheme="minorHAnsi"/>
+                <w:color w:val="1F3864" w:themeColor="accent1" w:themeShade="80"/>
+              </w:rPr>
+              <w:t>Proyecto APT. Es importante que</w:t>
+            </w:r>
+            <w:r>
+              <w:rPr>
+                <w:rFonts w:cstheme="minorHAnsi"/>
+                <w:color w:val="1F3864" w:themeColor="accent1" w:themeShade="80"/>
+              </w:rPr>
+              <w:t xml:space="preserve"> fundament</w:t>
+            </w:r>
+            <w:r>
+              <w:rPr>
+                <w:rFonts w:cstheme="minorHAnsi"/>
+                <w:color w:val="1F3864" w:themeColor="accent1" w:themeShade="80"/>
+              </w:rPr>
+              <w:t>es las</w:t>
+            </w:r>
+            <w:r>
+              <w:rPr>
+                <w:rFonts w:cstheme="minorHAnsi"/>
+                <w:color w:val="1F3864" w:themeColor="accent1" w:themeShade="80"/>
+              </w:rPr>
+              <w:t xml:space="preserve"> decisiones que tuviste que tomar a lo largo del proceso. </w:t>
+            </w:r>
           </w:p>
           <w:p>
             <w:pPr>
               <w:pStyle w:val="Piedepgina"/>
               <w:jc w:val="both"/>
               <w:rPr>
-                <w:rFonts w:ascii="Calibri" w:hAnsi="Calibri"/>
+                <w:rFonts w:cstheme="minorHAnsi"/>
                 <w:color w:val="1F3864" w:themeColor="accent1" w:themeShade="80"/>
               </w:rPr>
             </w:pPr>
-            <w:r>
-              <w:rPr>
-                <w:rFonts w:ascii="Calibri" w:hAnsi="Calibri"/>
-                <w:color w:val="1F3864" w:themeColor="accent1" w:themeShade="80"/>
-              </w:rPr>
-              <w:t>El objetivo de est</w:t>
-            </w:r>
-            <w:r>
-              <w:rPr>
-                <w:rFonts w:ascii="Calibri" w:hAnsi="Calibri"/>
-                <w:color w:val="1F3864" w:themeColor="accent1" w:themeShade="80"/>
-              </w:rPr>
-              <w:t>e</w:t>
-            </w:r>
-            <w:r>
-              <w:rPr>
-                <w:rFonts w:ascii="Calibri" w:hAnsi="Calibri"/>
-                <w:color w:val="1F3864" w:themeColor="accent1" w:themeShade="80"/>
-              </w:rPr>
-              <w:t xml:space="preserve"> </w:t>
-            </w:r>
-            <w:r>
-              <w:rPr>
-                <w:rFonts w:ascii="Calibri" w:hAnsi="Calibri"/>
-                <w:color w:val="1F3864" w:themeColor="accent1" w:themeShade="80"/>
-              </w:rPr>
-              <w:t>informe</w:t>
-            </w:r>
-            <w:r>
-              <w:rPr>
-                <w:rFonts w:ascii="Calibri" w:hAnsi="Calibri"/>
-                <w:color w:val="1F3864" w:themeColor="accent1" w:themeShade="80"/>
-              </w:rPr>
-              <w:t xml:space="preserve"> es que describas los aspectos más relevantes de tu </w:t>
-            </w:r>
-            <w:r>
-              <w:rPr>
-                <w:rFonts w:ascii="Calibri" w:hAnsi="Calibri"/>
-                <w:color w:val="1F3864" w:themeColor="accent1" w:themeShade="80"/>
-              </w:rPr>
-              <w:t>Proyecto APT. Es importante que</w:t>
-            </w:r>
-            <w:r>
-              <w:rPr>
-                <w:rFonts w:ascii="Calibri" w:hAnsi="Calibri"/>
-                <w:color w:val="1F3864" w:themeColor="accent1" w:themeShade="80"/>
-              </w:rPr>
-              <w:t xml:space="preserve"> fundament</w:t>
-            </w:r>
-            <w:r>
-              <w:rPr>
-                <w:rFonts w:ascii="Calibri" w:hAnsi="Calibri"/>
-                <w:color w:val="1F3864" w:themeColor="accent1" w:themeShade="80"/>
-              </w:rPr>
-              <w:t>es las</w:t>
-            </w:r>
-            <w:r>
-              <w:rPr>
-                <w:rFonts w:ascii="Calibri" w:hAnsi="Calibri"/>
-                <w:color w:val="1F3864" w:themeColor="accent1" w:themeShade="80"/>
-              </w:rPr>
-              <w:t xml:space="preserve"> decisiones que tuviste que tomar a lo largo del proceso. </w:t>
-            </w:r>
           </w:p>
           <w:p>
             <w:pPr>
               <w:pStyle w:val="Piedepgina"/>
               <w:jc w:val="both"/>
               <w:rPr>
-                <w:rFonts w:ascii="Calibri" w:hAnsi="Calibri"/>
-                <w:color w:val="1F3864" w:themeColor="accent1" w:themeShade="80"/>
-              </w:rPr>
-            </w:pPr>
-          </w:p>
-          <w:p>
-            <w:pPr>
-              <w:pStyle w:val="Piedepgina"/>
-              <w:jc w:val="both"/>
-              <w:rPr>
-                <w:rFonts w:ascii="Calibri" w:hAnsi="Calibri"/>
+                <w:rFonts w:cstheme="minorHAnsi"/>
                 <w:b/>
                 <w:color w:val="1F3864" w:themeColor="accent1" w:themeShade="80"/>
               </w:rPr>
             </w:pPr>
             <w:r>
               <w:rPr>
-                <w:rFonts w:ascii="Calibri" w:hAnsi="Calibri"/>
+                <w:rFonts w:cstheme="minorHAnsi"/>
                 <w:color w:val="1F3864" w:themeColor="accent1" w:themeShade="80"/>
               </w:rPr>
               <w:t>A continuación, encontrarás distintos campos que deberás completar</w:t>
             </w:r>
             <w:r>
               <w:rPr>
-                <w:rFonts w:ascii="Calibri" w:hAnsi="Calibri"/>
+                <w:rFonts w:cstheme="minorHAnsi"/>
                 <w:color w:val="1F3864" w:themeColor="accent1" w:themeShade="80"/>
               </w:rPr>
               <w:t xml:space="preserve"> con la información solicitada, los</w:t>
             </w:r>
             <w:r>
               <w:rPr>
-                <w:rFonts w:ascii="Calibri" w:hAnsi="Calibri"/>
+                <w:rFonts w:cstheme="minorHAnsi"/>
                 <w:color w:val="1F3864" w:themeColor="accent1" w:themeShade="80"/>
               </w:rPr>
               <w:t xml:space="preserve"> que </w:t>
             </w:r>
             <w:r>
               <w:rPr>
-                <w:rFonts w:ascii="Calibri" w:hAnsi="Calibri"/>
+                <w:rFonts w:cstheme="minorHAnsi"/>
                 <w:color w:val="1F3864" w:themeColor="accent1" w:themeShade="80"/>
               </w:rPr>
               <w:t>dan</w:t>
             </w:r>
             <w:r>
               <w:rPr>
-                <w:rFonts w:ascii="Calibri" w:hAnsi="Calibri"/>
+                <w:rFonts w:cstheme="minorHAnsi"/>
                 <w:color w:val="1F3864" w:themeColor="accent1" w:themeShade="80"/>
               </w:rPr>
               <w:t xml:space="preserve"> cuenta del resumen de tu proyecto APT y sus principales resultados.</w:t>
@@ -647,6 +706,7 @@
     <w:p>
       <w:pPr>
         <w:rPr>
+          <w:rFonts w:cstheme="minorHAnsi"/>
           <w:b/>
         </w:rPr>
       </w:pPr>
@@ -682,13 +742,13 @@
           <w:p>
             <w:pPr>
               <w:rPr>
-                <w:rFonts w:ascii="Calibri" w:hAnsi="Calibri"/>
+                <w:rFonts w:cstheme="minorHAnsi"/>
                 <w:color w:val="1F3864" w:themeColor="accent1" w:themeShade="80"/>
               </w:rPr>
             </w:pPr>
             <w:r>
               <w:rPr>
-                <w:rFonts w:ascii="Calibri" w:hAnsi="Calibri"/>
+                <w:rFonts w:cstheme="minorHAnsi"/>
                 <w:color w:val="1F3864" w:themeColor="accent1" w:themeShade="80"/>
               </w:rPr>
               <w:t>Nombre del proyecto</w:t>
@@ -703,17 +763,20 @@
           <w:p>
             <w:pPr>
               <w:rPr>
+                <w:rFonts w:cstheme="minorHAnsi"/>
                 <w:b/>
                 <w:color w:val="000000" w:themeColor="text1"/>
-              </w:rPr>
-            </w:pPr>
-            <w:r>
-              <w:rPr>
-                <w:rFonts w:ascii="Calibri" w:hAnsi="Calibri" w:cs="Arial"/>
-                <w:i/>
-                <w:color w:val="000000" w:themeColor="text1"/>
-                <w:sz w:val="20"/>
-                <w:szCs w:val="20"/>
+                <w:sz w:val="18"/>
+                <w:szCs w:val="18"/>
+              </w:rPr>
+            </w:pPr>
+            <w:r>
+              <w:rPr>
+                <w:rFonts w:cstheme="minorHAnsi"/>
+                <w:i/>
+                <w:color w:val="000000" w:themeColor="text1"/>
+                <w:sz w:val="18"/>
+                <w:szCs w:val="18"/>
                 <w:lang w:eastAsia="es-CL"/>
               </w:rPr>
               <w:t>Cybernine (C9).</w:t>
@@ -733,14 +796,18 @@
           <w:p>
             <w:pPr>
               <w:rPr>
-                <w:rFonts w:ascii="Calibri" w:hAnsi="Calibri"/>
+                <w:rFonts w:cstheme="minorHAnsi"/>
                 <w:color w:val="1F3864" w:themeColor="accent1" w:themeShade="80"/>
-              </w:rPr>
-            </w:pPr>
-            <w:r>
-              <w:rPr>
-                <w:rFonts w:ascii="Calibri" w:hAnsi="Calibri"/>
+                <w:sz w:val="18"/>
+                <w:szCs w:val="18"/>
+              </w:rPr>
+            </w:pPr>
+            <w:r>
+              <w:rPr>
+                <w:rFonts w:cstheme="minorHAnsi"/>
                 <w:color w:val="1F3864" w:themeColor="accent1" w:themeShade="80"/>
+                <w:sz w:val="18"/>
+                <w:szCs w:val="18"/>
               </w:rPr>
               <w:t>Área (s) de desempeño(s)</w:t>
             </w:r>
@@ -754,17 +821,20 @@
           <w:p>
             <w:pPr>
               <w:rPr>
+                <w:rFonts w:cstheme="minorHAnsi"/>
                 <w:b/>
                 <w:color w:val="000000" w:themeColor="text1"/>
-              </w:rPr>
-            </w:pPr>
-            <w:r>
-              <w:rPr>
-                <w:rFonts w:ascii="Calibri" w:hAnsi="Calibri" w:cs="Arial"/>
-                <w:i/>
-                <w:color w:val="000000" w:themeColor="text1"/>
-                <w:sz w:val="20"/>
-                <w:szCs w:val="20"/>
+                <w:sz w:val="18"/>
+                <w:szCs w:val="18"/>
+              </w:rPr>
+            </w:pPr>
+            <w:r>
+              <w:rPr>
+                <w:rFonts w:cstheme="minorHAnsi"/>
+                <w:i/>
+                <w:color w:val="000000" w:themeColor="text1"/>
+                <w:sz w:val="18"/>
+                <w:szCs w:val="18"/>
                 <w:lang w:eastAsia="es-CL"/>
               </w:rPr>
               <w:t>-Desarrollo e Integración de plataformas (</w:t>
@@ -772,11 +842,11 @@
             <w:proofErr w:type="spellStart"/>
             <w:r>
               <w:rPr>
-                <w:rFonts w:ascii="Calibri" w:hAnsi="Calibri" w:cs="Arial"/>
-                <w:i/>
-                <w:color w:val="000000" w:themeColor="text1"/>
-                <w:sz w:val="20"/>
-                <w:szCs w:val="20"/>
+                <w:rFonts w:cstheme="minorHAnsi"/>
+                <w:i/>
+                <w:color w:val="000000" w:themeColor="text1"/>
+                <w:sz w:val="18"/>
+                <w:szCs w:val="18"/>
                 <w:lang w:eastAsia="es-CL"/>
               </w:rPr>
               <w:t>backend</w:t>
@@ -784,11 +854,11 @@
             <w:proofErr w:type="spellEnd"/>
             <w:r>
               <w:rPr>
-                <w:rFonts w:ascii="Calibri" w:hAnsi="Calibri" w:cs="Arial"/>
-                <w:i/>
-                <w:color w:val="000000" w:themeColor="text1"/>
-                <w:sz w:val="20"/>
-                <w:szCs w:val="20"/>
+                <w:rFonts w:cstheme="minorHAnsi"/>
+                <w:i/>
+                <w:color w:val="000000" w:themeColor="text1"/>
+                <w:sz w:val="18"/>
+                <w:szCs w:val="18"/>
                 <w:lang w:eastAsia="es-CL"/>
               </w:rPr>
               <w:t xml:space="preserve"> y </w:t>
@@ -796,11 +866,11 @@
             <w:proofErr w:type="spellStart"/>
             <w:r>
               <w:rPr>
-                <w:rFonts w:ascii="Calibri" w:hAnsi="Calibri" w:cs="Arial"/>
-                <w:i/>
-                <w:color w:val="000000" w:themeColor="text1"/>
-                <w:sz w:val="20"/>
-                <w:szCs w:val="20"/>
+                <w:rFonts w:cstheme="minorHAnsi"/>
+                <w:i/>
+                <w:color w:val="000000" w:themeColor="text1"/>
+                <w:sz w:val="18"/>
+                <w:szCs w:val="18"/>
                 <w:lang w:eastAsia="es-CL"/>
               </w:rPr>
               <w:t>frontend</w:t>
@@ -808,22 +878,22 @@
             <w:proofErr w:type="spellEnd"/>
             <w:r>
               <w:rPr>
-                <w:rFonts w:ascii="Calibri" w:hAnsi="Calibri" w:cs="Arial"/>
-                <w:i/>
-                <w:color w:val="000000" w:themeColor="text1"/>
-                <w:sz w:val="20"/>
-                <w:szCs w:val="20"/>
+                <w:rFonts w:cstheme="minorHAnsi"/>
+                <w:i/>
+                <w:color w:val="000000" w:themeColor="text1"/>
+                <w:sz w:val="18"/>
+                <w:szCs w:val="18"/>
                 <w:lang w:eastAsia="es-CL"/>
               </w:rPr>
               <w:t>)</w:t>
             </w:r>
             <w:r>
               <w:rPr>
-                <w:rFonts w:ascii="Calibri" w:hAnsi="Calibri" w:cs="Arial"/>
-                <w:i/>
-                <w:color w:val="000000" w:themeColor="text1"/>
-                <w:sz w:val="20"/>
-                <w:szCs w:val="20"/>
+                <w:rFonts w:cstheme="minorHAnsi"/>
+                <w:i/>
+                <w:color w:val="000000" w:themeColor="text1"/>
+                <w:sz w:val="18"/>
+                <w:szCs w:val="18"/>
                 <w:lang w:eastAsia="es-CL"/>
               </w:rPr>
               <w:br/>
@@ -831,11 +901,11 @@
             </w:r>
             <w:r>
               <w:rPr>
-                <w:rFonts w:ascii="Calibri" w:hAnsi="Calibri" w:cs="Arial"/>
-                <w:i/>
-                <w:color w:val="000000" w:themeColor="text1"/>
-                <w:sz w:val="20"/>
-                <w:szCs w:val="20"/>
+                <w:rFonts w:cstheme="minorHAnsi"/>
+                <w:i/>
+                <w:color w:val="000000" w:themeColor="text1"/>
+                <w:sz w:val="18"/>
+                <w:szCs w:val="18"/>
                 <w:lang w:eastAsia="es-CL"/>
               </w:rPr>
               <w:br/>
@@ -843,11 +913,11 @@
             </w:r>
             <w:r>
               <w:rPr>
-                <w:rFonts w:ascii="Calibri" w:hAnsi="Calibri" w:cs="Arial"/>
-                <w:i/>
-                <w:color w:val="000000" w:themeColor="text1"/>
-                <w:sz w:val="20"/>
-                <w:szCs w:val="20"/>
+                <w:rFonts w:cstheme="minorHAnsi"/>
+                <w:i/>
+                <w:color w:val="000000" w:themeColor="text1"/>
+                <w:sz w:val="18"/>
+                <w:szCs w:val="18"/>
                 <w:lang w:eastAsia="es-CL"/>
               </w:rPr>
               <w:br/>
@@ -855,11 +925,11 @@
             </w:r>
             <w:r>
               <w:rPr>
-                <w:rFonts w:ascii="Calibri" w:hAnsi="Calibri" w:cs="Arial"/>
-                <w:i/>
-                <w:color w:val="000000" w:themeColor="text1"/>
-                <w:sz w:val="20"/>
-                <w:szCs w:val="20"/>
+                <w:rFonts w:cstheme="minorHAnsi"/>
+                <w:i/>
+                <w:color w:val="000000" w:themeColor="text1"/>
+                <w:sz w:val="18"/>
+                <w:szCs w:val="18"/>
                 <w:lang w:eastAsia="es-CL"/>
               </w:rPr>
               <w:br/>
@@ -870,7 +940,7 @@
       </w:tr>
       <w:tr>
         <w:trPr>
-          <w:trHeight w:val="425"/>
+          <w:trHeight w:val="1203"/>
         </w:trPr>
         <w:tc>
           <w:tcPr>
@@ -880,14 +950,18 @@
           <w:p>
             <w:pPr>
               <w:rPr>
-                <w:rFonts w:ascii="Calibri" w:hAnsi="Calibri"/>
+                <w:rFonts w:cstheme="minorHAnsi"/>
                 <w:color w:val="1F3864" w:themeColor="accent1" w:themeShade="80"/>
-              </w:rPr>
-            </w:pPr>
-            <w:r>
-              <w:rPr>
-                <w:rFonts w:ascii="Calibri" w:hAnsi="Calibri"/>
+                <w:sz w:val="18"/>
+                <w:szCs w:val="18"/>
+              </w:rPr>
+            </w:pPr>
+            <w:r>
+              <w:rPr>
+                <w:rFonts w:cstheme="minorHAnsi"/>
                 <w:color w:val="1F3864" w:themeColor="accent1" w:themeShade="80"/>
+                <w:sz w:val="18"/>
+                <w:szCs w:val="18"/>
               </w:rPr>
               <w:t xml:space="preserve">Competencias </w:t>
             </w:r>
@@ -895,8 +969,10 @@
           <w:p>
             <w:pPr>
               <w:rPr>
-                <w:rFonts w:ascii="Calibri" w:hAnsi="Calibri"/>
+                <w:rFonts w:cstheme="minorHAnsi"/>
                 <w:color w:val="1F3864" w:themeColor="accent1" w:themeShade="80"/>
+                <w:sz w:val="18"/>
+                <w:szCs w:val="18"/>
               </w:rPr>
             </w:pPr>
           </w:p>
@@ -909,32 +985,32 @@
           <w:p>
             <w:pPr>
               <w:rPr>
-                <w:rFonts w:ascii="Calibri" w:hAnsi="Calibri" w:cs="Arial"/>
-                <w:i/>
-                <w:color w:val="000000" w:themeColor="text1"/>
-                <w:sz w:val="20"/>
-                <w:szCs w:val="20"/>
-                <w:lang w:eastAsia="es-CL"/>
-              </w:rPr>
-            </w:pPr>
-            <w:r>
-              <w:rPr>
-                <w:rFonts w:ascii="Calibri" w:hAnsi="Calibri" w:cs="Arial"/>
-                <w:i/>
-                <w:color w:val="000000" w:themeColor="text1"/>
-                <w:sz w:val="20"/>
-                <w:szCs w:val="20"/>
+                <w:rFonts w:cstheme="minorHAnsi"/>
+                <w:i/>
+                <w:color w:val="000000" w:themeColor="text1"/>
+                <w:sz w:val="18"/>
+                <w:szCs w:val="18"/>
+                <w:lang w:eastAsia="es-CL"/>
+              </w:rPr>
+            </w:pPr>
+            <w:r>
+              <w:rPr>
+                <w:rFonts w:cstheme="minorHAnsi"/>
+                <w:i/>
+                <w:color w:val="000000" w:themeColor="text1"/>
+                <w:sz w:val="18"/>
+                <w:szCs w:val="18"/>
                 <w:lang w:eastAsia="es-CL"/>
               </w:rPr>
               <w:t>-Construir modelos de datos e implementarlos para soportar requerimientos.</w:t>
             </w:r>
             <w:r>
               <w:rPr>
-                <w:rFonts w:ascii="Calibri" w:hAnsi="Calibri" w:cs="Arial"/>
-                <w:i/>
-                <w:color w:val="000000" w:themeColor="text1"/>
-                <w:sz w:val="20"/>
-                <w:szCs w:val="20"/>
+                <w:rFonts w:cstheme="minorHAnsi"/>
+                <w:i/>
+                <w:color w:val="000000" w:themeColor="text1"/>
+                <w:sz w:val="18"/>
+                <w:szCs w:val="18"/>
                 <w:lang w:eastAsia="es-CL"/>
               </w:rPr>
               <w:br/>
@@ -942,11 +1018,11 @@
             </w:r>
             <w:r>
               <w:rPr>
-                <w:rFonts w:ascii="Calibri" w:hAnsi="Calibri" w:cs="Arial"/>
-                <w:i/>
-                <w:color w:val="000000" w:themeColor="text1"/>
-                <w:sz w:val="20"/>
-                <w:szCs w:val="20"/>
+                <w:rFonts w:cstheme="minorHAnsi"/>
+                <w:i/>
+                <w:color w:val="000000" w:themeColor="text1"/>
+                <w:sz w:val="18"/>
+                <w:szCs w:val="18"/>
                 <w:lang w:eastAsia="es-CL"/>
               </w:rPr>
               <w:br/>
@@ -954,11 +1030,11 @@
             </w:r>
             <w:r>
               <w:rPr>
-                <w:rFonts w:ascii="Calibri" w:hAnsi="Calibri" w:cs="Arial"/>
-                <w:i/>
-                <w:color w:val="000000" w:themeColor="text1"/>
-                <w:sz w:val="20"/>
-                <w:szCs w:val="20"/>
+                <w:rFonts w:cstheme="minorHAnsi"/>
+                <w:i/>
+                <w:color w:val="000000" w:themeColor="text1"/>
+                <w:sz w:val="18"/>
+                <w:szCs w:val="18"/>
                 <w:lang w:eastAsia="es-CL"/>
               </w:rPr>
               <w:br/>
@@ -971,6 +1047,7 @@
     <w:p>
       <w:pPr>
         <w:rPr>
+          <w:rFonts w:cstheme="minorHAnsi"/>
           <w:b/>
         </w:rPr>
       </w:pPr>
@@ -1009,12 +1086,13 @@
           <w:p>
             <w:pPr>
               <w:rPr>
+                <w:rFonts w:cstheme="minorHAnsi"/>
                 <w:b/>
               </w:rPr>
             </w:pPr>
             <w:r>
               <w:rPr>
-                <w:rFonts w:ascii="Calibri" w:hAnsi="Calibri"/>
+                <w:rFonts w:cstheme="minorHAnsi"/>
                 <w:b/>
                 <w:color w:val="1F3864" w:themeColor="accent1" w:themeShade="80"/>
                 <w:sz w:val="18"/>
@@ -1023,7 +1101,7 @@
             </w:r>
             <w:r>
               <w:rPr>
-                <w:rFonts w:ascii="Calibri" w:hAnsi="Calibri"/>
+                <w:rFonts w:cstheme="minorHAnsi"/>
                 <w:b/>
                 <w:color w:val="1F3864" w:themeColor="accent1" w:themeShade="80"/>
                 <w:sz w:val="18"/>
@@ -1032,7 +1110,7 @@
             </w:r>
             <w:r>
               <w:rPr>
-                <w:rFonts w:ascii="Calibri" w:hAnsi="Calibri"/>
+                <w:rFonts w:cstheme="minorHAnsi"/>
                 <w:b/>
                 <w:color w:val="1F3864" w:themeColor="accent1" w:themeShade="80"/>
                 <w:sz w:val="18"/>
@@ -1056,14 +1134,14 @@
           <w:p>
             <w:pPr>
               <w:rPr>
-                <w:rFonts w:ascii="Calibri" w:hAnsi="Calibri"/>
+                <w:rFonts w:cstheme="minorHAnsi"/>
                 <w:color w:val="1F3864" w:themeColor="accent1" w:themeShade="80"/>
                 <w:sz w:val="18"/>
               </w:rPr>
             </w:pPr>
             <w:r>
               <w:rPr>
-                <w:rFonts w:ascii="Calibri" w:hAnsi="Calibri"/>
+                <w:rFonts w:cstheme="minorHAnsi"/>
                 <w:color w:val="1F3864" w:themeColor="accent1" w:themeShade="80"/>
                 <w:sz w:val="18"/>
               </w:rPr>
@@ -1071,7 +1149,7 @@
             </w:r>
             <w:r>
               <w:rPr>
-                <w:rFonts w:ascii="Calibri" w:hAnsi="Calibri"/>
+                <w:rFonts w:cstheme="minorHAnsi"/>
                 <w:color w:val="1F3864" w:themeColor="accent1" w:themeShade="80"/>
                 <w:sz w:val="18"/>
                 <w:szCs w:val="18"/>
@@ -1090,11 +1168,165 @@
               <w:pStyle w:val="paragraph"/>
               <w:spacing w:after="0"/>
               <w:ind w:left="40"/>
+              <w:textAlignment w:val="baseline"/>
+              <w:rPr>
+                <w:rStyle w:val="normaltextrun"/>
+                <w:rFonts w:asciiTheme="minorHAnsi" w:hAnsiTheme="minorHAnsi" w:cstheme="minorHAnsi"/>
+                <w:i/>
+                <w:iCs/>
+                <w:color w:val="000000" w:themeColor="text1"/>
+                <w:sz w:val="18"/>
+                <w:szCs w:val="18"/>
+              </w:rPr>
+            </w:pPr>
+            <w:r>
+              <w:rPr>
+                <w:rFonts w:asciiTheme="minorHAnsi" w:hAnsiTheme="minorHAnsi" w:cstheme="minorHAnsi"/>
+                <w:i/>
+                <w:iCs/>
+                <w:color w:val="000000" w:themeColor="text1"/>
+                <w:sz w:val="18"/>
+                <w:szCs w:val="18"/>
+              </w:rPr>
+              <w:t>El proyecto Cybernine aborda una brecha digital crítica y documentada en el comercio tradicional chileno. En Chile operan aproximadamente 146.000 almacenes de barrio que, a pesar de generar más de 400.000 empleos, mantienen niveles de digitalización incipientes.</w:t>
+            </w:r>
+            <w:r>
+              <w:rPr>
+                <w:rStyle w:val="normaltextrun"/>
+                <w:rFonts w:asciiTheme="minorHAnsi" w:hAnsiTheme="minorHAnsi" w:cstheme="minorHAnsi"/>
+                <w:i/>
+                <w:iCs/>
+                <w:color w:val="000000" w:themeColor="text1"/>
+                <w:sz w:val="18"/>
+                <w:szCs w:val="18"/>
+              </w:rPr>
+              <w:t xml:space="preserve"> </w:t>
+            </w:r>
+            <w:sdt>
+              <w:sdtPr>
+                <w:rPr>
+                  <w:rStyle w:val="normaltextrun"/>
+                  <w:rFonts w:asciiTheme="minorHAnsi" w:hAnsiTheme="minorHAnsi" w:cstheme="minorHAnsi"/>
+                  <w:i/>
+                  <w:iCs/>
+                  <w:color w:val="000000" w:themeColor="text1"/>
+                  <w:sz w:val="18"/>
+                  <w:szCs w:val="18"/>
+                </w:rPr>
+                <w:id w:val="-533269102"/>
+                <w:citation/>
+              </w:sdtPr>
+              <w:sdtContent>
+                <w:r>
+                  <w:rPr>
+                    <w:rStyle w:val="normaltextrun"/>
+                    <w:rFonts w:asciiTheme="minorHAnsi" w:hAnsiTheme="minorHAnsi" w:cstheme="minorHAnsi"/>
+                    <w:i/>
+                    <w:iCs/>
+                    <w:color w:val="000000" w:themeColor="text1"/>
+                    <w:sz w:val="18"/>
+                    <w:szCs w:val="18"/>
+                  </w:rPr>
+                  <w:fldChar w:fldCharType="begin"/>
+                </w:r>
+                <w:r>
+                  <w:rPr>
+                    <w:rStyle w:val="normaltextrun"/>
+                    <w:rFonts w:asciiTheme="minorHAnsi" w:hAnsiTheme="minorHAnsi" w:cstheme="minorHAnsi"/>
+                    <w:i/>
+                    <w:iCs/>
+                    <w:color w:val="000000" w:themeColor="text1"/>
+                    <w:sz w:val="18"/>
+                    <w:szCs w:val="18"/>
+                  </w:rPr>
+                  <w:instrText xml:space="preserve"> CITATION Ore23 \l 13322 </w:instrText>
+                </w:r>
+                <w:r>
+                  <w:rPr>
+                    <w:rStyle w:val="normaltextrun"/>
+                    <w:rFonts w:asciiTheme="minorHAnsi" w:hAnsiTheme="minorHAnsi" w:cstheme="minorHAnsi"/>
+                    <w:i/>
+                    <w:iCs/>
+                    <w:color w:val="000000" w:themeColor="text1"/>
+                    <w:sz w:val="18"/>
+                    <w:szCs w:val="18"/>
+                  </w:rPr>
+                  <w:fldChar w:fldCharType="separate"/>
+                </w:r>
+                <w:r>
+                  <w:rPr>
+                    <w:rFonts w:asciiTheme="minorHAnsi" w:hAnsiTheme="minorHAnsi" w:cstheme="minorHAnsi"/>
+                    <w:noProof/>
+                    <w:color w:val="000000" w:themeColor="text1"/>
+                    <w:sz w:val="18"/>
+                    <w:szCs w:val="18"/>
+                  </w:rPr>
+                  <w:t>(Orellana, 2023)</w:t>
+                </w:r>
+                <w:r>
+                  <w:rPr>
+                    <w:rStyle w:val="normaltextrun"/>
+                    <w:rFonts w:asciiTheme="minorHAnsi" w:hAnsiTheme="minorHAnsi" w:cstheme="minorHAnsi"/>
+                    <w:i/>
+                    <w:iCs/>
+                    <w:color w:val="000000" w:themeColor="text1"/>
+                    <w:sz w:val="18"/>
+                    <w:szCs w:val="18"/>
+                  </w:rPr>
+                  <w:fldChar w:fldCharType="end"/>
+                </w:r>
+              </w:sdtContent>
+            </w:sdt>
+            <w:r>
+              <w:rPr>
+                <w:rStyle w:val="normaltextrun"/>
+                <w:rFonts w:asciiTheme="minorHAnsi" w:hAnsiTheme="minorHAnsi" w:cstheme="minorHAnsi"/>
+                <w:i/>
+                <w:iCs/>
+                <w:color w:val="000000" w:themeColor="text1"/>
+                <w:sz w:val="18"/>
+                <w:szCs w:val="18"/>
+              </w:rPr>
+              <w:br/>
+            </w:r>
+            <w:r>
+              <w:rPr>
+                <w:rStyle w:val="normaltextrun"/>
+                <w:rFonts w:asciiTheme="minorHAnsi" w:hAnsiTheme="minorHAnsi" w:cstheme="minorHAnsi"/>
+                <w:i/>
+                <w:iCs/>
+                <w:color w:val="000000" w:themeColor="text1"/>
+                <w:sz w:val="18"/>
+                <w:szCs w:val="18"/>
+              </w:rPr>
+              <w:br/>
+            </w:r>
+            <w:r>
+              <w:rPr>
+                <w:rStyle w:val="normaltextrun"/>
+                <w:rFonts w:asciiTheme="minorHAnsi" w:hAnsiTheme="minorHAnsi" w:cstheme="minorHAnsi"/>
+                <w:i/>
+                <w:iCs/>
+                <w:color w:val="000000" w:themeColor="text1"/>
+                <w:sz w:val="18"/>
+                <w:szCs w:val="18"/>
+              </w:rPr>
+              <w:t>a problemática central es la gestión de inventario:</w:t>
+            </w:r>
+          </w:p>
+          <w:p>
+            <w:pPr>
+              <w:pStyle w:val="paragraph"/>
+              <w:numPr>
+                <w:ilvl w:val="0"/>
+                <w:numId w:val="8"/>
+              </w:numPr>
+              <w:spacing w:after="0"/>
               <w:jc w:val="both"/>
               <w:textAlignment w:val="baseline"/>
               <w:rPr>
                 <w:rStyle w:val="normaltextrun"/>
-                <w:rFonts w:ascii="Calibri" w:hAnsi="Calibri" w:cs="Calibri"/>
+                <w:rFonts w:asciiTheme="minorHAnsi" w:hAnsiTheme="minorHAnsi" w:cstheme="minorHAnsi"/>
                 <w:i/>
                 <w:iCs/>
                 <w:color w:val="000000" w:themeColor="text1"/>
@@ -1105,14 +1337,278 @@
             <w:r>
               <w:rPr>
                 <w:rStyle w:val="normaltextrun"/>
-                <w:rFonts w:ascii="Calibri" w:hAnsi="Calibri" w:cs="Calibri"/>
+                <w:rFonts w:asciiTheme="minorHAnsi" w:hAnsiTheme="minorHAnsi" w:cstheme="minorHAnsi"/>
                 <w:i/>
                 <w:iCs/>
                 <w:color w:val="000000" w:themeColor="text1"/>
                 <w:sz w:val="18"/>
                 <w:szCs w:val="18"/>
               </w:rPr>
-              <w:t>El proyecto aborda una problemática frecuente en los almacenes de barrio en Chile: la gestión ineficiente del inventario cuando se realiza con planillas o registros manuales. Esta práctica genera quiebres de stock, sobreinventario y pérdida de tiempo, afectando tanto la operación del negocio como la atención al cliente. La propuesta entrega una solución tecnológica asequible para microcomercios con baja adopción digital, considerando que gran parte de sus propietarios y trabajadores son personas mayores con limitada alfabetización tecnológica. Por ello, se privilegian flujos simples, interfaz clara y uso desde el teléfono móvil.</w:t>
+              <w:t>Un 82,7% del sector se encuentra en un nivel "novato o inicial" de digitalización.</w:t>
+            </w:r>
+            <w:sdt>
+              <w:sdtPr>
+                <w:rPr>
+                  <w:rStyle w:val="normaltextrun"/>
+                  <w:rFonts w:asciiTheme="minorHAnsi" w:hAnsiTheme="minorHAnsi" w:cstheme="minorHAnsi"/>
+                  <w:i/>
+                  <w:iCs/>
+                  <w:color w:val="000000" w:themeColor="text1"/>
+                  <w:sz w:val="18"/>
+                  <w:szCs w:val="18"/>
+                </w:rPr>
+                <w:id w:val="381839575"/>
+                <w:citation/>
+              </w:sdtPr>
+              <w:sdtContent>
+                <w:r>
+                  <w:rPr>
+                    <w:rStyle w:val="normaltextrun"/>
+                    <w:rFonts w:asciiTheme="minorHAnsi" w:hAnsiTheme="minorHAnsi" w:cstheme="minorHAnsi"/>
+                    <w:i/>
+                    <w:iCs/>
+                    <w:color w:val="000000" w:themeColor="text1"/>
+                    <w:sz w:val="18"/>
+                    <w:szCs w:val="18"/>
+                  </w:rPr>
+                  <w:fldChar w:fldCharType="begin"/>
+                </w:r>
+                <w:r>
+                  <w:rPr>
+                    <w:rStyle w:val="normaltextrun"/>
+                    <w:rFonts w:asciiTheme="minorHAnsi" w:hAnsiTheme="minorHAnsi" w:cstheme="minorHAnsi"/>
+                    <w:i/>
+                    <w:iCs/>
+                    <w:color w:val="000000" w:themeColor="text1"/>
+                    <w:sz w:val="18"/>
+                    <w:szCs w:val="18"/>
+                  </w:rPr>
+                  <w:instrText xml:space="preserve"> CITATION Nuñ23 \l 13322 </w:instrText>
+                </w:r>
+                <w:r>
+                  <w:rPr>
+                    <w:rStyle w:val="normaltextrun"/>
+                    <w:rFonts w:asciiTheme="minorHAnsi" w:hAnsiTheme="minorHAnsi" w:cstheme="minorHAnsi"/>
+                    <w:i/>
+                    <w:iCs/>
+                    <w:color w:val="000000" w:themeColor="text1"/>
+                    <w:sz w:val="18"/>
+                    <w:szCs w:val="18"/>
+                  </w:rPr>
+                  <w:fldChar w:fldCharType="separate"/>
+                </w:r>
+                <w:r>
+                  <w:rPr>
+                    <w:rStyle w:val="normaltextrun"/>
+                    <w:rFonts w:asciiTheme="minorHAnsi" w:hAnsiTheme="minorHAnsi" w:cstheme="minorHAnsi"/>
+                    <w:i/>
+                    <w:iCs/>
+                    <w:noProof/>
+                    <w:color w:val="000000" w:themeColor="text1"/>
+                    <w:sz w:val="18"/>
+                    <w:szCs w:val="18"/>
+                  </w:rPr>
+                  <w:t xml:space="preserve"> </w:t>
+                </w:r>
+                <w:r>
+                  <w:rPr>
+                    <w:rFonts w:asciiTheme="minorHAnsi" w:hAnsiTheme="minorHAnsi" w:cstheme="minorHAnsi"/>
+                    <w:noProof/>
+                    <w:color w:val="000000" w:themeColor="text1"/>
+                    <w:sz w:val="18"/>
+                    <w:szCs w:val="18"/>
+                  </w:rPr>
+                  <w:t>(Nuñez R. , 2023)</w:t>
+                </w:r>
+                <w:r>
+                  <w:rPr>
+                    <w:rStyle w:val="normaltextrun"/>
+                    <w:rFonts w:asciiTheme="minorHAnsi" w:hAnsiTheme="minorHAnsi" w:cstheme="minorHAnsi"/>
+                    <w:i/>
+                    <w:iCs/>
+                    <w:color w:val="000000" w:themeColor="text1"/>
+                    <w:sz w:val="18"/>
+                    <w:szCs w:val="18"/>
+                  </w:rPr>
+                  <w:fldChar w:fldCharType="end"/>
+                </w:r>
+              </w:sdtContent>
+            </w:sdt>
+          </w:p>
+          <w:p>
+            <w:pPr>
+              <w:pStyle w:val="paragraph"/>
+              <w:numPr>
+                <w:ilvl w:val="0"/>
+                <w:numId w:val="8"/>
+              </w:numPr>
+              <w:spacing w:after="0"/>
+              <w:jc w:val="both"/>
+              <w:textAlignment w:val="baseline"/>
+              <w:rPr>
+                <w:rStyle w:val="normaltextrun"/>
+                <w:rFonts w:asciiTheme="minorHAnsi" w:hAnsiTheme="minorHAnsi" w:cstheme="minorHAnsi"/>
+                <w:i/>
+                <w:iCs/>
+                <w:color w:val="000000" w:themeColor="text1"/>
+                <w:sz w:val="18"/>
+                <w:szCs w:val="18"/>
+              </w:rPr>
+            </w:pPr>
+            <w:r>
+              <w:rPr>
+                <w:rFonts w:asciiTheme="minorHAnsi" w:hAnsiTheme="minorHAnsi" w:cstheme="minorHAnsi"/>
+                <w:i/>
+                <w:iCs/>
+                <w:color w:val="000000" w:themeColor="text1"/>
+                <w:sz w:val="18"/>
+                <w:szCs w:val="18"/>
+              </w:rPr>
+              <w:t>La principal falencia es la administración, donde en muchos lugares se sigue usando un cuaderno para la gestión de inventario y finanzas</w:t>
+            </w:r>
+            <w:r>
+              <w:rPr>
+                <w:rStyle w:val="normaltextrun"/>
+                <w:rFonts w:asciiTheme="minorHAnsi" w:hAnsiTheme="minorHAnsi" w:cstheme="minorHAnsi"/>
+                <w:i/>
+                <w:iCs/>
+                <w:color w:val="000000" w:themeColor="text1"/>
+                <w:sz w:val="18"/>
+                <w:szCs w:val="18"/>
+              </w:rPr>
+              <w:t>.</w:t>
+            </w:r>
+            <w:sdt>
+              <w:sdtPr>
+                <w:rPr>
+                  <w:rStyle w:val="normaltextrun"/>
+                  <w:rFonts w:asciiTheme="minorHAnsi" w:hAnsiTheme="minorHAnsi" w:cstheme="minorHAnsi"/>
+                  <w:i/>
+                  <w:iCs/>
+                  <w:color w:val="000000" w:themeColor="text1"/>
+                  <w:sz w:val="18"/>
+                  <w:szCs w:val="18"/>
+                </w:rPr>
+                <w:id w:val="920220493"/>
+                <w:citation/>
+              </w:sdtPr>
+              <w:sdtContent>
+                <w:r>
+                  <w:rPr>
+                    <w:rStyle w:val="normaltextrun"/>
+                    <w:rFonts w:asciiTheme="minorHAnsi" w:hAnsiTheme="minorHAnsi" w:cstheme="minorHAnsi"/>
+                    <w:i/>
+                    <w:iCs/>
+                    <w:color w:val="000000" w:themeColor="text1"/>
+                    <w:sz w:val="18"/>
+                    <w:szCs w:val="18"/>
+                  </w:rPr>
+                  <w:fldChar w:fldCharType="begin"/>
+                </w:r>
+                <w:r>
+                  <w:rPr>
+                    <w:rStyle w:val="normaltextrun"/>
+                    <w:rFonts w:asciiTheme="minorHAnsi" w:hAnsiTheme="minorHAnsi" w:cstheme="minorHAnsi"/>
+                    <w:i/>
+                    <w:iCs/>
+                    <w:color w:val="000000" w:themeColor="text1"/>
+                    <w:sz w:val="18"/>
+                    <w:szCs w:val="18"/>
+                  </w:rPr>
+                  <w:instrText xml:space="preserve"> CITATION Ore23 \l 13322 </w:instrText>
+                </w:r>
+                <w:r>
+                  <w:rPr>
+                    <w:rStyle w:val="normaltextrun"/>
+                    <w:rFonts w:asciiTheme="minorHAnsi" w:hAnsiTheme="minorHAnsi" w:cstheme="minorHAnsi"/>
+                    <w:i/>
+                    <w:iCs/>
+                    <w:color w:val="000000" w:themeColor="text1"/>
+                    <w:sz w:val="18"/>
+                    <w:szCs w:val="18"/>
+                  </w:rPr>
+                  <w:fldChar w:fldCharType="separate"/>
+                </w:r>
+                <w:r>
+                  <w:rPr>
+                    <w:rStyle w:val="normaltextrun"/>
+                    <w:rFonts w:asciiTheme="minorHAnsi" w:hAnsiTheme="minorHAnsi" w:cstheme="minorHAnsi"/>
+                    <w:i/>
+                    <w:iCs/>
+                    <w:noProof/>
+                    <w:color w:val="000000" w:themeColor="text1"/>
+                    <w:sz w:val="18"/>
+                    <w:szCs w:val="18"/>
+                  </w:rPr>
+                  <w:t xml:space="preserve"> </w:t>
+                </w:r>
+                <w:r>
+                  <w:rPr>
+                    <w:rFonts w:asciiTheme="minorHAnsi" w:hAnsiTheme="minorHAnsi" w:cstheme="minorHAnsi"/>
+                    <w:noProof/>
+                    <w:color w:val="000000" w:themeColor="text1"/>
+                    <w:sz w:val="18"/>
+                    <w:szCs w:val="18"/>
+                  </w:rPr>
+                  <w:t>(Orellana, 2023)</w:t>
+                </w:r>
+                <w:r>
+                  <w:rPr>
+                    <w:rStyle w:val="normaltextrun"/>
+                    <w:rFonts w:asciiTheme="minorHAnsi" w:hAnsiTheme="minorHAnsi" w:cstheme="minorHAnsi"/>
+                    <w:i/>
+                    <w:iCs/>
+                    <w:color w:val="000000" w:themeColor="text1"/>
+                    <w:sz w:val="18"/>
+                    <w:szCs w:val="18"/>
+                  </w:rPr>
+                  <w:fldChar w:fldCharType="end"/>
+                </w:r>
+              </w:sdtContent>
+            </w:sdt>
+          </w:p>
+          <w:p>
+            <w:pPr>
+              <w:pStyle w:val="paragraph"/>
+              <w:numPr>
+                <w:ilvl w:val="0"/>
+                <w:numId w:val="8"/>
+              </w:numPr>
+              <w:spacing w:after="0"/>
+              <w:jc w:val="both"/>
+              <w:textAlignment w:val="baseline"/>
+              <w:rPr>
+                <w:rStyle w:val="normaltextrun"/>
+                <w:rFonts w:asciiTheme="minorHAnsi" w:hAnsiTheme="minorHAnsi" w:cstheme="minorHAnsi"/>
+                <w:i/>
+                <w:iCs/>
+                <w:color w:val="000000" w:themeColor="text1"/>
+                <w:sz w:val="18"/>
+                <w:szCs w:val="18"/>
+              </w:rPr>
+            </w:pPr>
+            <w:r>
+              <w:rPr>
+                <w:rFonts w:asciiTheme="minorHAnsi" w:hAnsiTheme="minorHAnsi" w:cstheme="minorHAnsi"/>
+                <w:i/>
+                <w:iCs/>
+                <w:color w:val="000000" w:themeColor="text1"/>
+                <w:sz w:val="18"/>
+                <w:szCs w:val="18"/>
+              </w:rPr>
+              <w:t>Esta dependencia de registros manuales genera ineficiencias operativas directas: quiebres de stock, sobreinventario que inmoviliza capital, y pérdida de tiempo que afecta la atención al cliente</w:t>
+            </w:r>
+            <w:r>
+              <w:rPr>
+                <w:rStyle w:val="normaltextrun"/>
+                <w:rFonts w:asciiTheme="minorHAnsi" w:hAnsiTheme="minorHAnsi" w:cstheme="minorHAnsi"/>
+                <w:i/>
+                <w:iCs/>
+                <w:color w:val="000000" w:themeColor="text1"/>
+                <w:sz w:val="18"/>
+                <w:szCs w:val="18"/>
+              </w:rPr>
+              <w:t>.</w:t>
             </w:r>
           </w:p>
           <w:p>
@@ -1124,7 +1620,7 @@
               <w:textAlignment w:val="baseline"/>
               <w:rPr>
                 <w:rStyle w:val="normaltextrun"/>
-                <w:rFonts w:ascii="Calibri" w:hAnsi="Calibri" w:cs="Calibri"/>
+                <w:rFonts w:asciiTheme="minorHAnsi" w:hAnsiTheme="minorHAnsi" w:cstheme="minorHAnsi"/>
                 <w:i/>
                 <w:iCs/>
                 <w:color w:val="000000" w:themeColor="text1"/>
@@ -1134,29 +1630,151 @@
             </w:pPr>
             <w:r>
               <w:rPr>
+                <w:rFonts w:asciiTheme="minorHAnsi" w:hAnsiTheme="minorHAnsi" w:cstheme="minorHAnsi"/>
+                <w:i/>
+                <w:iCs/>
+                <w:color w:val="000000" w:themeColor="text1"/>
+                <w:sz w:val="18"/>
+                <w:szCs w:val="18"/>
+              </w:rPr>
+              <w:t xml:space="preserve">La adopción de tecnología es un desafío complejo, ya que el perfil de usuario predominante son adultos mayores de 45 años (según datos de </w:t>
+            </w:r>
+            <w:proofErr w:type="spellStart"/>
+            <w:r>
+              <w:rPr>
+                <w:rFonts w:asciiTheme="minorHAnsi" w:hAnsiTheme="minorHAnsi" w:cstheme="minorHAnsi"/>
+                <w:i/>
+                <w:iCs/>
+                <w:color w:val="000000" w:themeColor="text1"/>
+                <w:sz w:val="18"/>
+                <w:szCs w:val="18"/>
+              </w:rPr>
+              <w:t>Provokers</w:t>
+            </w:r>
+            <w:proofErr w:type="spellEnd"/>
+            <w:r>
+              <w:rPr>
+                <w:rFonts w:asciiTheme="minorHAnsi" w:hAnsiTheme="minorHAnsi" w:cstheme="minorHAnsi"/>
+                <w:i/>
+                <w:iCs/>
+                <w:color w:val="000000" w:themeColor="text1"/>
+                <w:sz w:val="18"/>
+                <w:szCs w:val="18"/>
+              </w:rPr>
+              <w:t xml:space="preserve">/Sercotec). Este segmento, de </w:t>
+            </w:r>
+            <w:r>
+              <w:rPr>
+                <w:rFonts w:asciiTheme="minorHAnsi" w:hAnsiTheme="minorHAnsi" w:cstheme="minorHAnsi"/>
+                <w:i/>
+                <w:iCs/>
+                <w:color w:val="000000" w:themeColor="text1"/>
+                <w:sz w:val="18"/>
+                <w:szCs w:val="18"/>
+              </w:rPr>
+              <w:lastRenderedPageBreak/>
+              <w:t>acuerdo con la Encuesta SUBTEL 2024, presenta la mayor brecha digital: un 79,7% no utiliza computadores y las principales barreras para el no uso de internet son la "Usabilidad", incluyendo "No sé utilizar el computador y/o smartphone" (38,7%) y "No sé utilizar el internet" (29,6%)</w:t>
+            </w:r>
+            <w:r>
+              <w:rPr>
                 <w:rStyle w:val="normaltextrun"/>
-                <w:rFonts w:ascii="Calibri" w:hAnsi="Calibri" w:cs="Calibri"/>
+                <w:rFonts w:asciiTheme="minorHAnsi" w:hAnsiTheme="minorHAnsi" w:cstheme="minorHAnsi"/>
                 <w:i/>
                 <w:iCs/>
                 <w:color w:val="000000" w:themeColor="text1"/>
                 <w:sz w:val="18"/>
                 <w:szCs w:val="18"/>
               </w:rPr>
-              <w:t xml:space="preserve">Para el campo profesional de la Ingeniería en Informática, el proyecto es relevante porque promueve la transformación digital de sectores tradicionales, integrando competencias propias de la disciplina: levantamiento de requerimientos, modelamiento y gestión de datos (reporte tipo Kardex), desarrollo de una PWA con escaneo de códigos de barras, </w:t>
-            </w:r>
-            <w:r>
-              <w:rPr>
-                <w:rStyle w:val="normaltextrun"/>
-                <w:rFonts w:ascii="Calibri" w:hAnsi="Calibri" w:cs="Calibri"/>
-                <w:i/>
-                <w:iCs/>
-                <w:color w:val="000000" w:themeColor="text1"/>
-                <w:sz w:val="18"/>
-                <w:szCs w:val="18"/>
-              </w:rPr>
-              <w:lastRenderedPageBreak/>
-              <w:t>autenticación segura y validaciones de consistencia. Además, se incorpora una IA ligera que entrega sugerencias basadas en los datos del negocio, mejorando la toma de decisiones sin reemplazar el criterio humano.</w:t>
-            </w:r>
+              <w:t>.</w:t>
+            </w:r>
+            <w:sdt>
+              <w:sdtPr>
+                <w:rPr>
+                  <w:rStyle w:val="normaltextrun"/>
+                  <w:rFonts w:asciiTheme="minorHAnsi" w:hAnsiTheme="minorHAnsi" w:cstheme="minorHAnsi"/>
+                  <w:i/>
+                  <w:iCs/>
+                  <w:color w:val="000000" w:themeColor="text1"/>
+                  <w:sz w:val="18"/>
+                  <w:szCs w:val="18"/>
+                </w:rPr>
+                <w:id w:val="-920943272"/>
+                <w:citation/>
+              </w:sdtPr>
+              <w:sdtContent>
+                <w:r>
+                  <w:rPr>
+                    <w:rStyle w:val="normaltextrun"/>
+                    <w:rFonts w:asciiTheme="minorHAnsi" w:hAnsiTheme="minorHAnsi" w:cstheme="minorHAnsi"/>
+                    <w:i/>
+                    <w:iCs/>
+                    <w:color w:val="000000" w:themeColor="text1"/>
+                    <w:sz w:val="18"/>
+                    <w:szCs w:val="18"/>
+                  </w:rPr>
+                  <w:fldChar w:fldCharType="begin"/>
+                </w:r>
+                <w:r>
+                  <w:rPr>
+                    <w:rStyle w:val="normaltextrun"/>
+                    <w:rFonts w:asciiTheme="minorHAnsi" w:hAnsiTheme="minorHAnsi" w:cstheme="minorHAnsi"/>
+                    <w:i/>
+                    <w:iCs/>
+                    <w:color w:val="000000" w:themeColor="text1"/>
+                    <w:sz w:val="18"/>
+                    <w:szCs w:val="18"/>
+                  </w:rPr>
+                  <w:instrText xml:space="preserve"> CITATION Nuñ24 \l 13322 </w:instrText>
+                </w:r>
+                <w:r>
+                  <w:rPr>
+                    <w:rStyle w:val="normaltextrun"/>
+                    <w:rFonts w:asciiTheme="minorHAnsi" w:hAnsiTheme="minorHAnsi" w:cstheme="minorHAnsi"/>
+                    <w:i/>
+                    <w:iCs/>
+                    <w:color w:val="000000" w:themeColor="text1"/>
+                    <w:sz w:val="18"/>
+                    <w:szCs w:val="18"/>
+                  </w:rPr>
+                  <w:fldChar w:fldCharType="separate"/>
+                </w:r>
+                <w:r>
+                  <w:rPr>
+                    <w:rStyle w:val="normaltextrun"/>
+                    <w:rFonts w:asciiTheme="minorHAnsi" w:hAnsiTheme="minorHAnsi" w:cstheme="minorHAnsi"/>
+                    <w:i/>
+                    <w:iCs/>
+                    <w:noProof/>
+                    <w:color w:val="000000" w:themeColor="text1"/>
+                    <w:sz w:val="18"/>
+                    <w:szCs w:val="18"/>
+                  </w:rPr>
+                  <w:t xml:space="preserve"> </w:t>
+                </w:r>
+                <w:r>
+                  <w:rPr>
+                    <w:rFonts w:asciiTheme="minorHAnsi" w:hAnsiTheme="minorHAnsi" w:cstheme="minorHAnsi"/>
+                    <w:noProof/>
+                    <w:color w:val="000000" w:themeColor="text1"/>
+                    <w:sz w:val="18"/>
+                    <w:szCs w:val="18"/>
+                  </w:rPr>
+                  <w:t>(Nuñez, 2024)</w:t>
+                </w:r>
+                <w:r>
+                  <w:rPr>
+                    <w:rStyle w:val="normaltextrun"/>
+                    <w:rFonts w:asciiTheme="minorHAnsi" w:hAnsiTheme="minorHAnsi" w:cstheme="minorHAnsi"/>
+                    <w:i/>
+                    <w:iCs/>
+                    <w:color w:val="000000" w:themeColor="text1"/>
+                    <w:sz w:val="18"/>
+                    <w:szCs w:val="18"/>
+                  </w:rPr>
+                  <w:fldChar w:fldCharType="end"/>
+                </w:r>
+              </w:sdtContent>
+            </w:sdt>
           </w:p>
           <w:p>
             <w:pPr>
@@ -1166,25 +1784,586 @@
               <w:jc w:val="both"/>
               <w:textAlignment w:val="baseline"/>
               <w:rPr>
-                <w:rFonts w:ascii="Calibri" w:hAnsi="Calibri" w:cs="Arial"/>
+                <w:rStyle w:val="normaltextrun"/>
+                <w:rFonts w:asciiTheme="minorHAnsi" w:hAnsiTheme="minorHAnsi" w:cstheme="minorHAnsi"/>
+                <w:i/>
+                <w:iCs/>
+                <w:color w:val="000000" w:themeColor="text1"/>
+                <w:sz w:val="18"/>
+                <w:szCs w:val="18"/>
+              </w:rPr>
+            </w:pPr>
+            <w:r>
+              <w:rPr>
+                <w:rStyle w:val="normaltextrun"/>
+                <w:rFonts w:asciiTheme="minorHAnsi" w:hAnsiTheme="minorHAnsi" w:cstheme="minorHAnsi"/>
+                <w:i/>
+                <w:iCs/>
+                <w:color w:val="000000" w:themeColor="text1"/>
+                <w:sz w:val="18"/>
+                <w:szCs w:val="18"/>
+              </w:rPr>
+              <w:t xml:space="preserve">La adopción de tecnología es un desafío complejo, ya que el perfil de usuario predominante son adultos mayores de 45 años (según datos de </w:t>
+            </w:r>
+            <w:proofErr w:type="spellStart"/>
+            <w:r>
+              <w:rPr>
+                <w:rStyle w:val="normaltextrun"/>
+                <w:rFonts w:asciiTheme="minorHAnsi" w:hAnsiTheme="minorHAnsi" w:cstheme="minorHAnsi"/>
+                <w:i/>
+                <w:iCs/>
+                <w:color w:val="000000" w:themeColor="text1"/>
+                <w:sz w:val="18"/>
+                <w:szCs w:val="18"/>
+              </w:rPr>
+              <w:t>Provokers</w:t>
+            </w:r>
+            <w:proofErr w:type="spellEnd"/>
+            <w:r>
+              <w:rPr>
+                <w:rStyle w:val="normaltextrun"/>
+                <w:rFonts w:asciiTheme="minorHAnsi" w:hAnsiTheme="minorHAnsi" w:cstheme="minorHAnsi"/>
+                <w:i/>
+                <w:iCs/>
+                <w:color w:val="000000" w:themeColor="text1"/>
+                <w:sz w:val="18"/>
+                <w:szCs w:val="18"/>
+              </w:rPr>
+              <w:t>/Sercotec). Este segmento, de acuerdo con la Encuesta SUBTEL 2024, presenta la mayor brecha digital: un 79,7% no utiliza computadores y las principales barreras para el no uso de internet son la "Usabilidad", incluyendo "No sé utilizar el computador y/o smartphone" (38,7%) y "No sé utilizar el internet" (29,6%).</w:t>
+            </w:r>
+            <w:r>
+              <w:rPr>
+                <w:rStyle w:val="normaltextrun"/>
+                <w:rFonts w:asciiTheme="minorHAnsi" w:hAnsiTheme="minorHAnsi" w:cstheme="minorHAnsi"/>
+                <w:i/>
+                <w:iCs/>
+                <w:color w:val="000000" w:themeColor="text1"/>
+                <w:sz w:val="18"/>
+                <w:szCs w:val="18"/>
+              </w:rPr>
+              <w:t xml:space="preserve"> </w:t>
+            </w:r>
+            <w:sdt>
+              <w:sdtPr>
+                <w:rPr>
+                  <w:rStyle w:val="normaltextrun"/>
+                  <w:rFonts w:asciiTheme="minorHAnsi" w:hAnsiTheme="minorHAnsi" w:cstheme="minorHAnsi"/>
+                  <w:i/>
+                  <w:iCs/>
+                  <w:color w:val="000000" w:themeColor="text1"/>
+                  <w:sz w:val="18"/>
+                  <w:szCs w:val="18"/>
+                </w:rPr>
+                <w:id w:val="1261872256"/>
+                <w:citation/>
+              </w:sdtPr>
+              <w:sdtContent>
+                <w:r>
+                  <w:rPr>
+                    <w:rStyle w:val="normaltextrun"/>
+                    <w:rFonts w:asciiTheme="minorHAnsi" w:hAnsiTheme="minorHAnsi" w:cstheme="minorHAnsi"/>
+                    <w:i/>
+                    <w:iCs/>
+                    <w:color w:val="000000" w:themeColor="text1"/>
+                    <w:sz w:val="18"/>
+                    <w:szCs w:val="18"/>
+                  </w:rPr>
+                  <w:fldChar w:fldCharType="begin"/>
+                </w:r>
+                <w:r>
+                  <w:rPr>
+                    <w:rStyle w:val="normaltextrun"/>
+                    <w:rFonts w:asciiTheme="minorHAnsi" w:hAnsiTheme="minorHAnsi" w:cstheme="minorHAnsi"/>
+                    <w:i/>
+                    <w:iCs/>
+                    <w:color w:val="000000" w:themeColor="text1"/>
+                    <w:sz w:val="18"/>
+                    <w:szCs w:val="18"/>
+                  </w:rPr>
+                  <w:instrText xml:space="preserve"> CITATION CAD24 \l 13322 </w:instrText>
+                </w:r>
+                <w:r>
+                  <w:rPr>
+                    <w:rStyle w:val="normaltextrun"/>
+                    <w:rFonts w:asciiTheme="minorHAnsi" w:hAnsiTheme="minorHAnsi" w:cstheme="minorHAnsi"/>
+                    <w:i/>
+                    <w:iCs/>
+                    <w:color w:val="000000" w:themeColor="text1"/>
+                    <w:sz w:val="18"/>
+                    <w:szCs w:val="18"/>
+                  </w:rPr>
+                  <w:fldChar w:fldCharType="separate"/>
+                </w:r>
+                <w:r>
+                  <w:rPr>
+                    <w:rFonts w:asciiTheme="minorHAnsi" w:hAnsiTheme="minorHAnsi" w:cstheme="minorHAnsi"/>
+                    <w:noProof/>
+                    <w:color w:val="000000" w:themeColor="text1"/>
+                    <w:sz w:val="18"/>
+                    <w:szCs w:val="18"/>
+                  </w:rPr>
+                  <w:t>(CADEM, 2024)</w:t>
+                </w:r>
+                <w:r>
+                  <w:rPr>
+                    <w:rStyle w:val="normaltextrun"/>
+                    <w:rFonts w:asciiTheme="minorHAnsi" w:hAnsiTheme="minorHAnsi" w:cstheme="minorHAnsi"/>
+                    <w:i/>
+                    <w:iCs/>
+                    <w:color w:val="000000" w:themeColor="text1"/>
+                    <w:sz w:val="18"/>
+                    <w:szCs w:val="18"/>
+                  </w:rPr>
+                  <w:fldChar w:fldCharType="end"/>
+                </w:r>
+              </w:sdtContent>
+            </w:sdt>
+          </w:p>
+          <w:p>
+            <w:pPr>
+              <w:pStyle w:val="paragraph"/>
+              <w:spacing w:after="0"/>
+              <w:ind w:left="40"/>
+              <w:jc w:val="both"/>
+              <w:textAlignment w:val="baseline"/>
+              <w:rPr>
+                <w:rStyle w:val="normaltextrun"/>
+                <w:rFonts w:asciiTheme="minorHAnsi" w:hAnsiTheme="minorHAnsi" w:cstheme="minorHAnsi"/>
+                <w:i/>
+                <w:iCs/>
+                <w:color w:val="000000" w:themeColor="text1"/>
+                <w:sz w:val="18"/>
+                <w:szCs w:val="18"/>
+              </w:rPr>
+            </w:pPr>
+            <w:r>
+              <w:rPr>
+                <w:rStyle w:val="normaltextrun"/>
+                <w:rFonts w:asciiTheme="minorHAnsi" w:hAnsiTheme="minorHAnsi" w:cstheme="minorHAnsi"/>
+                <w:i/>
+                <w:iCs/>
+                <w:color w:val="000000" w:themeColor="text1"/>
+                <w:sz w:val="18"/>
+                <w:szCs w:val="18"/>
+              </w:rPr>
+              <w:t>Cybernine_C9 ataca esta brecha directamente. La propuesta entrega una solución PWA (</w:t>
+            </w:r>
+            <w:proofErr w:type="spellStart"/>
+            <w:r>
+              <w:rPr>
+                <w:rStyle w:val="normaltextrun"/>
+                <w:rFonts w:asciiTheme="minorHAnsi" w:hAnsiTheme="minorHAnsi" w:cstheme="minorHAnsi"/>
+                <w:i/>
+                <w:iCs/>
+                <w:color w:val="000000" w:themeColor="text1"/>
+                <w:sz w:val="18"/>
+                <w:szCs w:val="18"/>
+              </w:rPr>
+              <w:t>Progressive</w:t>
+            </w:r>
+            <w:proofErr w:type="spellEnd"/>
+            <w:r>
+              <w:rPr>
+                <w:rStyle w:val="normaltextrun"/>
+                <w:rFonts w:asciiTheme="minorHAnsi" w:hAnsiTheme="minorHAnsi" w:cstheme="minorHAnsi"/>
+                <w:i/>
+                <w:iCs/>
+                <w:color w:val="000000" w:themeColor="text1"/>
+                <w:sz w:val="18"/>
+                <w:szCs w:val="18"/>
+              </w:rPr>
+              <w:t xml:space="preserve"> Web App), asequible (BaaS) y diseñada para la máxima simplicidad. Al privilegiar flujos intuitivos y el uso desde el teléfono móvil</w:t>
+            </w:r>
+            <w:r>
+              <w:rPr>
+                <w:rStyle w:val="normaltextrun"/>
+                <w:rFonts w:asciiTheme="minorHAnsi" w:hAnsiTheme="minorHAnsi" w:cstheme="minorHAnsi"/>
+                <w:i/>
+                <w:iCs/>
+                <w:color w:val="000000" w:themeColor="text1"/>
+                <w:sz w:val="18"/>
+                <w:szCs w:val="18"/>
+              </w:rPr>
+              <w:t xml:space="preserve">, </w:t>
+            </w:r>
+            <w:r>
+              <w:rPr>
+                <w:rStyle w:val="normaltextrun"/>
+                <w:rFonts w:asciiTheme="minorHAnsi" w:hAnsiTheme="minorHAnsi" w:cstheme="minorHAnsi"/>
+                <w:i/>
+                <w:iCs/>
+                <w:color w:val="000000" w:themeColor="text1"/>
+                <w:sz w:val="18"/>
+                <w:szCs w:val="18"/>
+              </w:rPr>
+              <w:t>el dispositivo de mayor penetración en Chile (98,9%)</w:t>
+            </w:r>
+            <w:r>
+              <w:rPr>
+                <w:rStyle w:val="normaltextrun"/>
+                <w:rFonts w:asciiTheme="minorHAnsi" w:hAnsiTheme="minorHAnsi" w:cstheme="minorHAnsi"/>
+                <w:i/>
+                <w:iCs/>
+                <w:color w:val="000000" w:themeColor="text1"/>
+                <w:sz w:val="18"/>
+                <w:szCs w:val="18"/>
+              </w:rPr>
+              <w:t>,</w:t>
+            </w:r>
+            <w:r>
+              <w:rPr>
+                <w:rStyle w:val="normaltextrun"/>
+                <w:rFonts w:asciiTheme="minorHAnsi" w:hAnsiTheme="minorHAnsi" w:cstheme="minorHAnsi"/>
+                <w:i/>
+                <w:iCs/>
+                <w:color w:val="000000" w:themeColor="text1"/>
+                <w:sz w:val="18"/>
+                <w:szCs w:val="18"/>
+              </w:rPr>
+              <w:t xml:space="preserve"> se reduce drásticamente la barrera de entrada tecnológica para este segmento.</w:t>
+            </w:r>
+            <w:sdt>
+              <w:sdtPr>
+                <w:rPr>
+                  <w:rStyle w:val="normaltextrun"/>
+                  <w:rFonts w:asciiTheme="minorHAnsi" w:hAnsiTheme="minorHAnsi" w:cstheme="minorHAnsi"/>
+                  <w:i/>
+                  <w:iCs/>
+                  <w:color w:val="000000" w:themeColor="text1"/>
+                  <w:sz w:val="18"/>
+                  <w:szCs w:val="18"/>
+                </w:rPr>
+                <w:id w:val="-1475439696"/>
+                <w:citation/>
+              </w:sdtPr>
+              <w:sdtContent>
+                <w:r>
+                  <w:rPr>
+                    <w:rStyle w:val="normaltextrun"/>
+                    <w:rFonts w:asciiTheme="minorHAnsi" w:hAnsiTheme="minorHAnsi" w:cstheme="minorHAnsi"/>
+                    <w:i/>
+                    <w:iCs/>
+                    <w:color w:val="000000" w:themeColor="text1"/>
+                    <w:sz w:val="18"/>
+                    <w:szCs w:val="18"/>
+                  </w:rPr>
+                  <w:fldChar w:fldCharType="begin"/>
+                </w:r>
+                <w:r>
+                  <w:rPr>
+                    <w:rStyle w:val="normaltextrun"/>
+                    <w:rFonts w:asciiTheme="minorHAnsi" w:hAnsiTheme="minorHAnsi" w:cstheme="minorHAnsi"/>
+                    <w:i/>
+                    <w:iCs/>
+                    <w:color w:val="000000" w:themeColor="text1"/>
+                    <w:sz w:val="18"/>
+                    <w:szCs w:val="18"/>
+                  </w:rPr>
+                  <w:instrText xml:space="preserve"> CITATION CAD24 \l 13322 </w:instrText>
+                </w:r>
+                <w:r>
+                  <w:rPr>
+                    <w:rStyle w:val="normaltextrun"/>
+                    <w:rFonts w:asciiTheme="minorHAnsi" w:hAnsiTheme="minorHAnsi" w:cstheme="minorHAnsi"/>
+                    <w:i/>
+                    <w:iCs/>
+                    <w:color w:val="000000" w:themeColor="text1"/>
+                    <w:sz w:val="18"/>
+                    <w:szCs w:val="18"/>
+                  </w:rPr>
+                  <w:fldChar w:fldCharType="separate"/>
+                </w:r>
+                <w:r>
+                  <w:rPr>
+                    <w:rStyle w:val="normaltextrun"/>
+                    <w:rFonts w:asciiTheme="minorHAnsi" w:hAnsiTheme="minorHAnsi" w:cstheme="minorHAnsi"/>
+                    <w:i/>
+                    <w:iCs/>
+                    <w:noProof/>
+                    <w:color w:val="000000" w:themeColor="text1"/>
+                    <w:sz w:val="18"/>
+                    <w:szCs w:val="18"/>
+                  </w:rPr>
+                  <w:t xml:space="preserve"> </w:t>
+                </w:r>
+                <w:r>
+                  <w:rPr>
+                    <w:rFonts w:asciiTheme="minorHAnsi" w:hAnsiTheme="minorHAnsi" w:cstheme="minorHAnsi"/>
+                    <w:noProof/>
+                    <w:color w:val="000000" w:themeColor="text1"/>
+                    <w:sz w:val="18"/>
+                    <w:szCs w:val="18"/>
+                  </w:rPr>
+                  <w:t>(CADEM, 2024)</w:t>
+                </w:r>
+                <w:r>
+                  <w:rPr>
+                    <w:rStyle w:val="normaltextrun"/>
+                    <w:rFonts w:asciiTheme="minorHAnsi" w:hAnsiTheme="minorHAnsi" w:cstheme="minorHAnsi"/>
+                    <w:i/>
+                    <w:iCs/>
+                    <w:color w:val="000000" w:themeColor="text1"/>
+                    <w:sz w:val="18"/>
+                    <w:szCs w:val="18"/>
+                  </w:rPr>
+                  <w:fldChar w:fldCharType="end"/>
+                </w:r>
+              </w:sdtContent>
+            </w:sdt>
+          </w:p>
+          <w:p>
+            <w:pPr>
+              <w:pStyle w:val="paragraph"/>
+              <w:spacing w:after="0"/>
+              <w:ind w:left="40"/>
+              <w:jc w:val="both"/>
+              <w:textAlignment w:val="baseline"/>
+              <w:rPr>
+                <w:rFonts w:asciiTheme="minorHAnsi" w:hAnsiTheme="minorHAnsi" w:cstheme="minorHAnsi"/>
+                <w:i/>
+                <w:sz w:val="18"/>
+                <w:szCs w:val="18"/>
+              </w:rPr>
+            </w:pPr>
+            <w:r>
+              <w:rPr>
+                <w:rFonts w:asciiTheme="minorHAnsi" w:hAnsiTheme="minorHAnsi" w:cstheme="minorHAnsi"/>
+                <w:i/>
+                <w:sz w:val="18"/>
+                <w:szCs w:val="18"/>
+              </w:rPr>
+              <w:t>Para el campo profesional de la Ingeniería en Informática, el proyecto es relevante porque integra competencias clave de la disciplina</w:t>
+            </w:r>
+            <w:r>
+              <w:rPr>
+                <w:rFonts w:asciiTheme="minorHAnsi" w:hAnsiTheme="minorHAnsi" w:cstheme="minorHAnsi"/>
+                <w:i/>
+                <w:sz w:val="18"/>
+                <w:szCs w:val="18"/>
+              </w:rPr>
+              <w:t xml:space="preserve"> introduciéndolas</w:t>
+            </w:r>
+            <w:r>
+              <w:rPr>
+                <w:rFonts w:asciiTheme="minorHAnsi" w:hAnsiTheme="minorHAnsi" w:cstheme="minorHAnsi"/>
+                <w:i/>
+                <w:sz w:val="18"/>
+                <w:szCs w:val="18"/>
+              </w:rPr>
+              <w:t xml:space="preserve"> en un contexto de alta usabilidad para usuarios con baja alfabetización digital. Esto incluye desde un levantamiento de requerimientos centrado en el usuario (siguiendo principios de desarrollo ágil) hasta el modelamiento y gestión de datos para asegurar la trazabilidad histórica del stock (función tipo Kardex), vital para la auditoría y optimización del negocio.</w:t>
+            </w:r>
+          </w:p>
+          <w:p>
+            <w:pPr>
+              <w:pStyle w:val="paragraph"/>
+              <w:spacing w:after="0"/>
+              <w:ind w:left="40"/>
+              <w:jc w:val="both"/>
+              <w:textAlignment w:val="baseline"/>
+              <w:rPr>
+                <w:rFonts w:asciiTheme="minorHAnsi" w:hAnsiTheme="minorHAnsi" w:cstheme="minorHAnsi"/>
+                <w:i/>
+                <w:sz w:val="18"/>
+                <w:szCs w:val="18"/>
+              </w:rPr>
+            </w:pPr>
+            <w:r>
+              <w:rPr>
+                <w:rFonts w:asciiTheme="minorHAnsi" w:hAnsiTheme="minorHAnsi" w:cstheme="minorHAnsi"/>
+                <w:i/>
+                <w:sz w:val="18"/>
+                <w:szCs w:val="18"/>
+              </w:rPr>
+              <w:t xml:space="preserve">El desarrollo implementa una PWA que integra hardware nativo (escáner de cámara vía html5-qrcode) y se articula sobre una arquitectura moderna BaaS con Vue.js y Firebase, potenciando la escalabilidad y agilidad. Además, se incorpora una IA ligera (Sra. MarIA), la cual se alimenta de los datos de inventario reales del usuario (vía Cloud </w:t>
+            </w:r>
+            <w:proofErr w:type="spellStart"/>
+            <w:r>
+              <w:rPr>
+                <w:rFonts w:asciiTheme="minorHAnsi" w:hAnsiTheme="minorHAnsi" w:cstheme="minorHAnsi"/>
+                <w:i/>
+                <w:sz w:val="18"/>
+                <w:szCs w:val="18"/>
+              </w:rPr>
+              <w:t>Functions</w:t>
+            </w:r>
+            <w:proofErr w:type="spellEnd"/>
+            <w:r>
+              <w:rPr>
+                <w:rFonts w:asciiTheme="minorHAnsi" w:hAnsiTheme="minorHAnsi" w:cstheme="minorHAnsi"/>
+                <w:i/>
+                <w:sz w:val="18"/>
+                <w:szCs w:val="18"/>
+              </w:rPr>
+              <w:t xml:space="preserve"> y gemini-2.5-</w:t>
+            </w:r>
+            <w:proofErr w:type="gramStart"/>
+            <w:r>
+              <w:rPr>
+                <w:rFonts w:asciiTheme="minorHAnsi" w:hAnsiTheme="minorHAnsi" w:cstheme="minorHAnsi"/>
+                <w:i/>
+                <w:sz w:val="18"/>
+                <w:szCs w:val="18"/>
+              </w:rPr>
+              <w:t>flash</w:t>
+            </w:r>
+            <w:proofErr w:type="gramEnd"/>
+            <w:r>
+              <w:rPr>
+                <w:rFonts w:asciiTheme="minorHAnsi" w:hAnsiTheme="minorHAnsi" w:cstheme="minorHAnsi"/>
+                <w:i/>
+                <w:sz w:val="18"/>
+                <w:szCs w:val="18"/>
+              </w:rPr>
+              <w:t>) para entregar sugerencias accionables. Esto demuestra una aplicación práctica de IA que potencia el criterio humano, en lugar de reemplazarlo.</w:t>
+            </w:r>
+          </w:p>
+          <w:p>
+            <w:pPr>
+              <w:pStyle w:val="paragraph"/>
+              <w:spacing w:after="0"/>
+              <w:ind w:left="40"/>
+              <w:jc w:val="both"/>
+              <w:textAlignment w:val="baseline"/>
+              <w:rPr>
+                <w:rFonts w:asciiTheme="minorHAnsi" w:hAnsiTheme="minorHAnsi" w:cstheme="minorHAnsi"/>
+                <w:i/>
+                <w:sz w:val="18"/>
+                <w:szCs w:val="18"/>
+              </w:rPr>
+            </w:pPr>
+            <w:r>
+              <w:rPr>
+                <w:rFonts w:asciiTheme="minorHAnsi" w:hAnsiTheme="minorHAnsi" w:cstheme="minorHAnsi"/>
+                <w:i/>
+                <w:sz w:val="18"/>
+                <w:szCs w:val="18"/>
+              </w:rPr>
+              <w:t>Aporte de Valor y Visión Futura (Visión Estratégica/Impacto)</w:t>
+            </w:r>
+          </w:p>
+          <w:p>
+            <w:pPr>
+              <w:pStyle w:val="paragraph"/>
+              <w:spacing w:after="0"/>
+              <w:ind w:left="40"/>
+              <w:jc w:val="both"/>
+              <w:textAlignment w:val="baseline"/>
+              <w:rPr>
+                <w:rFonts w:asciiTheme="minorHAnsi" w:hAnsiTheme="minorHAnsi" w:cstheme="minorHAnsi"/>
+                <w:i/>
+                <w:sz w:val="18"/>
+                <w:szCs w:val="18"/>
+              </w:rPr>
+            </w:pPr>
+            <w:r>
+              <w:rPr>
+                <w:rFonts w:asciiTheme="minorHAnsi" w:hAnsiTheme="minorHAnsi" w:cstheme="minorHAnsi"/>
+                <w:i/>
+                <w:sz w:val="18"/>
+                <w:szCs w:val="18"/>
+              </w:rPr>
+              <w:t>El aporte de valor de Cybernine_C9 es la inclusión digital efectiva de un segmento comercial tradicionalmente desatendido. Esto se logra reduciendo las barreras de entrada: es una PWA que no requiere descargas de una App Store y está diseñada bajo un paradigma "</w:t>
+            </w:r>
+            <w:proofErr w:type="spellStart"/>
+            <w:r>
+              <w:rPr>
+                <w:rFonts w:asciiTheme="minorHAnsi" w:hAnsiTheme="minorHAnsi" w:cstheme="minorHAnsi"/>
+                <w:i/>
+                <w:sz w:val="18"/>
+                <w:szCs w:val="18"/>
+              </w:rPr>
+              <w:t>mobile-first</w:t>
+            </w:r>
+            <w:proofErr w:type="spellEnd"/>
+            <w:r>
+              <w:rPr>
+                <w:rFonts w:asciiTheme="minorHAnsi" w:hAnsiTheme="minorHAnsi" w:cstheme="minorHAnsi"/>
+                <w:i/>
+                <w:sz w:val="18"/>
+                <w:szCs w:val="18"/>
+              </w:rPr>
+              <w:t>", priorizando el teléfono celular (el dispositivo de mayor penetración en todos los segmentos socioeconómicos).</w:t>
+            </w:r>
+          </w:p>
+          <w:p>
+            <w:pPr>
+              <w:pStyle w:val="paragraph"/>
+              <w:spacing w:after="0"/>
+              <w:ind w:left="40"/>
+              <w:jc w:val="both"/>
+              <w:textAlignment w:val="baseline"/>
+              <w:rPr>
+                <w:rFonts w:asciiTheme="minorHAnsi" w:hAnsiTheme="minorHAnsi" w:cstheme="minorHAnsi"/>
+                <w:i/>
+                <w:sz w:val="18"/>
+                <w:szCs w:val="18"/>
+              </w:rPr>
+            </w:pPr>
+            <w:r>
+              <w:rPr>
+                <w:rFonts w:asciiTheme="minorHAnsi" w:hAnsiTheme="minorHAnsi" w:cstheme="minorHAnsi"/>
+                <w:i/>
+                <w:sz w:val="18"/>
+                <w:szCs w:val="18"/>
+              </w:rPr>
+              <w:t xml:space="preserve">Al reemplazar el cuaderno, la </w:t>
+            </w:r>
+            <w:proofErr w:type="gramStart"/>
+            <w:r>
+              <w:rPr>
+                <w:rFonts w:asciiTheme="minorHAnsi" w:hAnsiTheme="minorHAnsi" w:cstheme="minorHAnsi"/>
+                <w:i/>
+                <w:sz w:val="18"/>
+                <w:szCs w:val="18"/>
+              </w:rPr>
+              <w:t>app</w:t>
+            </w:r>
+            <w:proofErr w:type="gramEnd"/>
+            <w:r>
+              <w:rPr>
+                <w:rFonts w:asciiTheme="minorHAnsi" w:hAnsiTheme="minorHAnsi" w:cstheme="minorHAnsi"/>
+                <w:i/>
+                <w:sz w:val="18"/>
+                <w:szCs w:val="18"/>
+              </w:rPr>
+              <w:t xml:space="preserve"> facilita una gestión más eficiente, lo que se traduce en beneficios tangibles para el almacenero: reducción de mermas, optimización de compras (evitando quiebres de stock o </w:t>
+            </w:r>
+            <w:proofErr w:type="spellStart"/>
+            <w:r>
+              <w:rPr>
+                <w:rFonts w:asciiTheme="minorHAnsi" w:hAnsiTheme="minorHAnsi" w:cstheme="minorHAnsi"/>
+                <w:i/>
+                <w:sz w:val="18"/>
+                <w:szCs w:val="18"/>
+              </w:rPr>
+              <w:t>sobre-inventario</w:t>
+            </w:r>
+            <w:proofErr w:type="spellEnd"/>
+            <w:r>
+              <w:rPr>
+                <w:rFonts w:asciiTheme="minorHAnsi" w:hAnsiTheme="minorHAnsi" w:cstheme="minorHAnsi"/>
+                <w:i/>
+                <w:sz w:val="18"/>
+                <w:szCs w:val="18"/>
+              </w:rPr>
+              <w:t>) y un ahorro de tiempo significativo que puede reinvertirse en la atención al cliente.</w:t>
+            </w:r>
+          </w:p>
+          <w:p>
+            <w:pPr>
+              <w:pStyle w:val="paragraph"/>
+              <w:spacing w:after="0"/>
+              <w:ind w:left="40"/>
+              <w:jc w:val="both"/>
+              <w:textAlignment w:val="baseline"/>
+              <w:rPr>
+                <w:rFonts w:asciiTheme="minorHAnsi" w:hAnsiTheme="minorHAnsi" w:cstheme="minorHAnsi"/>
                 <w:i/>
                 <w:color w:val="0070C0"/>
                 <w:sz w:val="18"/>
-                <w:szCs w:val="20"/>
-              </w:rPr>
-            </w:pPr>
-            <w:r>
-              <w:rPr>
-                <w:rStyle w:val="normaltextrun"/>
-                <w:rFonts w:ascii="Calibri" w:hAnsi="Calibri" w:cs="Calibri"/>
-                <w:i/>
-                <w:iCs/>
-                <w:color w:val="000000" w:themeColor="text1"/>
-                <w:sz w:val="18"/>
-                <w:szCs w:val="18"/>
-              </w:rPr>
-              <w:t>Como aporte de valor, la aplicación acerca la tecnología a pequeños comerciantes, facilitando una gestión más eficiente de su inventario y promoviendo la inclusión digital en un segmento que habitualmente queda fuera de la automatización. En futuras etapas, el sistema podría expandirse hacia la vinculación de proveedores y clientes, fortaleciendo el ecosistema comercial local.</w:t>
-            </w:r>
+                <w:szCs w:val="18"/>
+              </w:rPr>
+            </w:pPr>
           </w:p>
         </w:tc>
       </w:tr>
@@ -1202,14 +2381,14 @@
           <w:p>
             <w:pPr>
               <w:rPr>
-                <w:rFonts w:ascii="Calibri" w:hAnsi="Calibri"/>
+                <w:rFonts w:cstheme="minorHAnsi"/>
                 <w:color w:val="1F3864" w:themeColor="accent1" w:themeShade="80"/>
                 <w:sz w:val="18"/>
               </w:rPr>
             </w:pPr>
             <w:r>
               <w:rPr>
-                <w:rFonts w:ascii="Calibri" w:hAnsi="Calibri"/>
+                <w:rFonts w:cstheme="minorHAnsi"/>
                 <w:color w:val="1F3864" w:themeColor="accent1" w:themeShade="80"/>
                 <w:sz w:val="18"/>
               </w:rPr>
@@ -1228,7 +2407,7 @@
               <w:spacing w:after="0" w:line="240" w:lineRule="auto"/>
               <w:jc w:val="both"/>
               <w:rPr>
-                <w:rFonts w:ascii="Calibri" w:hAnsi="Calibri" w:cs="Arial"/>
+                <w:rFonts w:cstheme="minorHAnsi"/>
                 <w:b/>
                 <w:bCs/>
                 <w:i/>
@@ -1240,7 +2419,7 @@
             </w:pPr>
             <w:r>
               <w:rPr>
-                <w:rFonts w:ascii="Calibri" w:hAnsi="Calibri" w:cs="Arial"/>
+                <w:rFonts w:cstheme="minorHAnsi"/>
                 <w:b/>
                 <w:bCs/>
                 <w:i/>
@@ -1257,7 +2436,7 @@
               <w:spacing w:after="0" w:line="240" w:lineRule="auto"/>
               <w:jc w:val="both"/>
               <w:rPr>
-                <w:rFonts w:ascii="Calibri" w:hAnsi="Calibri" w:cs="Arial"/>
+                <w:rFonts w:cstheme="minorHAnsi"/>
                 <w:i/>
                 <w:color w:val="000000" w:themeColor="text1"/>
                 <w:sz w:val="18"/>
@@ -1271,7 +2450,7 @@
               <w:spacing w:after="0" w:line="240" w:lineRule="auto"/>
               <w:jc w:val="both"/>
               <w:rPr>
-                <w:rFonts w:ascii="Calibri" w:hAnsi="Calibri" w:cs="Arial"/>
+                <w:rFonts w:cstheme="minorHAnsi"/>
                 <w:i/>
                 <w:color w:val="000000" w:themeColor="text1"/>
                 <w:sz w:val="18"/>
@@ -1281,7 +2460,7 @@
             </w:pPr>
             <w:r>
               <w:rPr>
-                <w:rFonts w:ascii="Calibri" w:hAnsi="Calibri" w:cs="Arial"/>
+                <w:rFonts w:cstheme="minorHAnsi"/>
                 <w:i/>
                 <w:color w:val="000000" w:themeColor="text1"/>
                 <w:sz w:val="18"/>
@@ -1296,7 +2475,7 @@
               <w:spacing w:after="0" w:line="240" w:lineRule="auto"/>
               <w:jc w:val="both"/>
               <w:rPr>
-                <w:rFonts w:ascii="Calibri" w:hAnsi="Calibri" w:cs="Arial"/>
+                <w:rFonts w:cstheme="minorHAnsi"/>
                 <w:i/>
                 <w:color w:val="000000" w:themeColor="text1"/>
                 <w:sz w:val="18"/>
@@ -1310,7 +2489,7 @@
               <w:spacing w:after="0" w:line="240" w:lineRule="auto"/>
               <w:jc w:val="both"/>
               <w:rPr>
-                <w:rFonts w:ascii="Calibri" w:hAnsi="Calibri" w:cs="Arial"/>
+                <w:rFonts w:cstheme="minorHAnsi"/>
                 <w:b/>
                 <w:bCs/>
                 <w:i/>
@@ -1322,7 +2501,7 @@
             </w:pPr>
             <w:r>
               <w:rPr>
-                <w:rFonts w:ascii="Calibri" w:hAnsi="Calibri" w:cs="Arial"/>
+                <w:rFonts w:cstheme="minorHAnsi"/>
                 <w:b/>
                 <w:bCs/>
                 <w:i/>
@@ -1339,7 +2518,7 @@
               <w:spacing w:after="0" w:line="240" w:lineRule="auto"/>
               <w:jc w:val="both"/>
               <w:rPr>
-                <w:rFonts w:ascii="Calibri" w:hAnsi="Calibri" w:cs="Arial"/>
+                <w:rFonts w:cstheme="minorHAnsi"/>
                 <w:i/>
                 <w:color w:val="000000" w:themeColor="text1"/>
                 <w:sz w:val="18"/>
@@ -1353,7 +2532,7 @@
               <w:spacing w:after="0" w:line="240" w:lineRule="auto"/>
               <w:jc w:val="both"/>
               <w:rPr>
-                <w:rFonts w:ascii="Calibri" w:hAnsi="Calibri" w:cs="Arial"/>
+                <w:rFonts w:cstheme="minorHAnsi"/>
                 <w:i/>
                 <w:color w:val="000000" w:themeColor="text1"/>
                 <w:sz w:val="18"/>
@@ -1363,7 +2542,7 @@
             </w:pPr>
             <w:r>
               <w:rPr>
-                <w:rFonts w:ascii="Calibri" w:hAnsi="Calibri" w:cs="Arial"/>
+                <w:rFonts w:cstheme="minorHAnsi"/>
                 <w:i/>
                 <w:color w:val="000000" w:themeColor="text1"/>
                 <w:sz w:val="18"/>
@@ -1378,7 +2557,7 @@
               <w:spacing w:after="0" w:line="240" w:lineRule="auto"/>
               <w:jc w:val="both"/>
               <w:rPr>
-                <w:rFonts w:ascii="Calibri" w:hAnsi="Calibri" w:cs="Arial"/>
+                <w:rFonts w:cstheme="minorHAnsi"/>
                 <w:i/>
                 <w:color w:val="000000" w:themeColor="text1"/>
                 <w:sz w:val="18"/>
@@ -1392,7 +2571,7 @@
               <w:spacing w:after="0" w:line="240" w:lineRule="auto"/>
               <w:jc w:val="both"/>
               <w:rPr>
-                <w:rFonts w:ascii="Calibri" w:hAnsi="Calibri" w:cs="Arial"/>
+                <w:rFonts w:cstheme="minorHAnsi"/>
                 <w:i/>
                 <w:color w:val="000000" w:themeColor="text1"/>
                 <w:sz w:val="18"/>
@@ -1402,13 +2581,14 @@
             </w:pPr>
             <w:r>
               <w:rPr>
-                <w:rFonts w:ascii="Calibri" w:hAnsi="Calibri" w:cs="Arial"/>
+                <w:rFonts w:cstheme="minorHAnsi"/>
                 <w:i/>
                 <w:color w:val="000000" w:themeColor="text1"/>
                 <w:sz w:val="18"/>
                 <w:szCs w:val="20"/>
                 <w:lang w:eastAsia="es-CL"/>
               </w:rPr>
+              <w:lastRenderedPageBreak/>
               <w:t>Desarrollar los módulos de Productos y Movimientos con validaciones de negocio.</w:t>
             </w:r>
           </w:p>
@@ -1417,7 +2597,7 @@
               <w:spacing w:after="0" w:line="240" w:lineRule="auto"/>
               <w:jc w:val="both"/>
               <w:rPr>
-                <w:rFonts w:ascii="Calibri" w:hAnsi="Calibri" w:cs="Arial"/>
+                <w:rFonts w:cstheme="minorHAnsi"/>
                 <w:i/>
                 <w:color w:val="000000" w:themeColor="text1"/>
                 <w:sz w:val="18"/>
@@ -1431,7 +2611,7 @@
               <w:spacing w:after="0" w:line="240" w:lineRule="auto"/>
               <w:jc w:val="both"/>
               <w:rPr>
-                <w:rFonts w:ascii="Calibri" w:hAnsi="Calibri" w:cs="Arial"/>
+                <w:rFonts w:cstheme="minorHAnsi"/>
                 <w:i/>
                 <w:color w:val="000000" w:themeColor="text1"/>
                 <w:sz w:val="18"/>
@@ -1441,7 +2621,7 @@
             </w:pPr>
             <w:r>
               <w:rPr>
-                <w:rFonts w:ascii="Calibri" w:hAnsi="Calibri" w:cs="Arial"/>
+                <w:rFonts w:cstheme="minorHAnsi"/>
                 <w:i/>
                 <w:color w:val="000000" w:themeColor="text1"/>
                 <w:sz w:val="18"/>
@@ -1456,7 +2636,7 @@
               <w:spacing w:after="0" w:line="240" w:lineRule="auto"/>
               <w:jc w:val="both"/>
               <w:rPr>
-                <w:rFonts w:ascii="Calibri" w:hAnsi="Calibri" w:cs="Arial"/>
+                <w:rFonts w:cstheme="minorHAnsi"/>
                 <w:i/>
                 <w:color w:val="000000" w:themeColor="text1"/>
                 <w:sz w:val="18"/>
@@ -1470,7 +2650,7 @@
               <w:spacing w:after="0" w:line="240" w:lineRule="auto"/>
               <w:jc w:val="both"/>
               <w:rPr>
-                <w:rFonts w:ascii="Calibri" w:hAnsi="Calibri" w:cs="Arial"/>
+                <w:rFonts w:cstheme="minorHAnsi"/>
                 <w:i/>
                 <w:color w:val="000000" w:themeColor="text1"/>
                 <w:sz w:val="18"/>
@@ -1480,7 +2660,7 @@
             </w:pPr>
             <w:r>
               <w:rPr>
-                <w:rFonts w:ascii="Calibri" w:hAnsi="Calibri" w:cs="Arial"/>
+                <w:rFonts w:cstheme="minorHAnsi"/>
                 <w:i/>
                 <w:color w:val="000000" w:themeColor="text1"/>
                 <w:sz w:val="18"/>
@@ -1495,7 +2675,7 @@
               <w:spacing w:after="0" w:line="240" w:lineRule="auto"/>
               <w:jc w:val="both"/>
               <w:rPr>
-                <w:rFonts w:ascii="Calibri" w:hAnsi="Calibri" w:cs="Arial"/>
+                <w:rFonts w:cstheme="minorHAnsi"/>
                 <w:i/>
                 <w:color w:val="000000" w:themeColor="text1"/>
                 <w:sz w:val="18"/>
@@ -1509,7 +2689,7 @@
               <w:spacing w:after="0" w:line="240" w:lineRule="auto"/>
               <w:jc w:val="both"/>
               <w:rPr>
-                <w:rFonts w:ascii="Calibri" w:hAnsi="Calibri" w:cs="Arial"/>
+                <w:rFonts w:cstheme="minorHAnsi"/>
                 <w:i/>
                 <w:color w:val="000000" w:themeColor="text1"/>
                 <w:sz w:val="18"/>
@@ -1519,38 +2699,14 @@
             </w:pPr>
             <w:r>
               <w:rPr>
-                <w:rFonts w:ascii="Calibri" w:hAnsi="Calibri" w:cs="Arial"/>
+                <w:rFonts w:cstheme="minorHAnsi"/>
                 <w:i/>
                 <w:color w:val="000000" w:themeColor="text1"/>
                 <w:sz w:val="18"/>
                 <w:szCs w:val="20"/>
                 <w:lang w:eastAsia="es-CL"/>
               </w:rPr>
-              <w:t xml:space="preserve">Incorporar un componente de IA ligera (Sra. </w:t>
-            </w:r>
-            <w:proofErr w:type="spellStart"/>
-            <w:r>
-              <w:rPr>
-                <w:rFonts w:ascii="Calibri" w:hAnsi="Calibri" w:cs="Arial"/>
-                <w:i/>
-                <w:color w:val="000000" w:themeColor="text1"/>
-                <w:sz w:val="18"/>
-                <w:szCs w:val="20"/>
-                <w:lang w:eastAsia="es-CL"/>
-              </w:rPr>
-              <w:t>MarIA</w:t>
-            </w:r>
-            <w:proofErr w:type="spellEnd"/>
-            <w:r>
-              <w:rPr>
-                <w:rFonts w:ascii="Calibri" w:hAnsi="Calibri" w:cs="Arial"/>
-                <w:i/>
-                <w:color w:val="000000" w:themeColor="text1"/>
-                <w:sz w:val="18"/>
-                <w:szCs w:val="20"/>
-                <w:lang w:eastAsia="es-CL"/>
-              </w:rPr>
-              <w:t>) que entregue sugerencias automáticas sobre reposición y rotación.</w:t>
+              <w:t>Incorporar un componente de IA ligera (Sra. MarIA) que entregue sugerencias automáticas sobre reposición y rotación.</w:t>
             </w:r>
           </w:p>
           <w:p>
@@ -1558,7 +2714,7 @@
               <w:spacing w:after="0" w:line="240" w:lineRule="auto"/>
               <w:jc w:val="both"/>
               <w:rPr>
-                <w:rFonts w:ascii="Calibri" w:hAnsi="Calibri" w:cs="Arial"/>
+                <w:rFonts w:cstheme="minorHAnsi"/>
                 <w:i/>
                 <w:color w:val="000000" w:themeColor="text1"/>
                 <w:sz w:val="18"/>
@@ -1572,7 +2728,7 @@
               <w:spacing w:after="0" w:line="240" w:lineRule="auto"/>
               <w:jc w:val="both"/>
               <w:rPr>
-                <w:rFonts w:ascii="Calibri" w:hAnsi="Calibri" w:cs="Arial"/>
+                <w:rFonts w:cstheme="minorHAnsi"/>
                 <w:i/>
                 <w:color w:val="000000" w:themeColor="text1"/>
                 <w:sz w:val="18"/>
@@ -1582,7 +2738,7 @@
             </w:pPr>
             <w:r>
               <w:rPr>
-                <w:rFonts w:ascii="Calibri" w:hAnsi="Calibri" w:cs="Arial"/>
+                <w:rFonts w:cstheme="minorHAnsi"/>
                 <w:i/>
                 <w:color w:val="000000" w:themeColor="text1"/>
                 <w:sz w:val="18"/>
@@ -1597,7 +2753,7 @@
               <w:spacing w:after="0" w:line="240" w:lineRule="auto"/>
               <w:jc w:val="both"/>
               <w:rPr>
-                <w:rFonts w:ascii="Calibri" w:hAnsi="Calibri" w:cs="Arial"/>
+                <w:rFonts w:cstheme="minorHAnsi"/>
                 <w:i/>
                 <w:color w:val="000000" w:themeColor="text1"/>
                 <w:sz w:val="18"/>
@@ -1610,7 +2766,7 @@
             <w:pPr>
               <w:jc w:val="both"/>
               <w:rPr>
-                <w:rFonts w:ascii="Calibri" w:hAnsi="Calibri" w:cs="Arial"/>
+                <w:rFonts w:cstheme="minorHAnsi"/>
                 <w:i/>
                 <w:color w:val="0070C0"/>
                 <w:sz w:val="18"/>
@@ -1620,7 +2776,7 @@
             </w:pPr>
             <w:r>
               <w:rPr>
-                <w:rFonts w:ascii="Calibri" w:hAnsi="Calibri" w:cs="Arial"/>
+                <w:rFonts w:cstheme="minorHAnsi"/>
                 <w:i/>
                 <w:color w:val="000000" w:themeColor="text1"/>
                 <w:sz w:val="18"/>
@@ -1645,17 +2801,18 @@
           <w:p>
             <w:pPr>
               <w:rPr>
-                <w:rFonts w:ascii="Calibri" w:hAnsi="Calibri"/>
+                <w:rFonts w:cstheme="minorHAnsi"/>
                 <w:color w:val="1F3864" w:themeColor="accent1" w:themeShade="80"/>
                 <w:sz w:val="18"/>
               </w:rPr>
             </w:pPr>
             <w:r>
               <w:rPr>
-                <w:rFonts w:ascii="Calibri" w:hAnsi="Calibri"/>
+                <w:rFonts w:cstheme="minorHAnsi"/>
                 <w:color w:val="1F3864" w:themeColor="accent1" w:themeShade="80"/>
                 <w:sz w:val="18"/>
               </w:rPr>
+              <w:lastRenderedPageBreak/>
               <w:t>3. Metodología</w:t>
             </w:r>
           </w:p>
@@ -1670,7 +2827,7 @@
               <w:spacing w:after="0" w:line="240" w:lineRule="auto"/>
               <w:jc w:val="both"/>
               <w:rPr>
-                <w:rFonts w:ascii="Calibri" w:hAnsi="Calibri" w:cs="Arial"/>
+                <w:rFonts w:cstheme="minorHAnsi"/>
                 <w:i/>
                 <w:color w:val="000000" w:themeColor="text1"/>
                 <w:sz w:val="18"/>
@@ -1680,7 +2837,7 @@
             </w:pPr>
             <w:r>
               <w:rPr>
-                <w:rFonts w:ascii="Calibri" w:hAnsi="Calibri" w:cs="Arial"/>
+                <w:rFonts w:cstheme="minorHAnsi"/>
                 <w:i/>
                 <w:color w:val="000000" w:themeColor="text1"/>
                 <w:sz w:val="18"/>
@@ -1696,7 +2853,7 @@
               <w:ind w:left="360"/>
               <w:jc w:val="both"/>
               <w:rPr>
-                <w:rFonts w:ascii="Calibri" w:hAnsi="Calibri" w:cs="Arial"/>
+                <w:rFonts w:cstheme="minorHAnsi"/>
                 <w:i/>
                 <w:color w:val="000000" w:themeColor="text1"/>
                 <w:sz w:val="18"/>
@@ -1708,7 +2865,7 @@
           <w:p>
             <w:pPr>
               <w:rPr>
-                <w:rFonts w:ascii="Calibri" w:hAnsi="Calibri" w:cs="Arial"/>
+                <w:rFonts w:cstheme="minorHAnsi"/>
                 <w:i/>
                 <w:color w:val="0070C0"/>
                 <w:sz w:val="18"/>
@@ -1718,7 +2875,7 @@
             </w:pPr>
             <w:r>
               <w:rPr>
-                <w:rFonts w:ascii="Calibri" w:hAnsi="Calibri" w:cs="Arial"/>
+                <w:rFonts w:cstheme="minorHAnsi"/>
                 <w:i/>
                 <w:color w:val="000000" w:themeColor="text1"/>
                 <w:sz w:val="18"/>
@@ -1744,14 +2901,14 @@
           <w:p>
             <w:pPr>
               <w:rPr>
-                <w:rFonts w:ascii="Calibri" w:hAnsi="Calibri"/>
+                <w:rFonts w:cstheme="minorHAnsi"/>
                 <w:color w:val="1F3864" w:themeColor="accent1" w:themeShade="80"/>
                 <w:sz w:val="18"/>
               </w:rPr>
             </w:pPr>
             <w:r>
               <w:rPr>
-                <w:rFonts w:ascii="Calibri" w:hAnsi="Calibri"/>
+                <w:rFonts w:cstheme="minorHAnsi"/>
                 <w:color w:val="1F3864" w:themeColor="accent1" w:themeShade="80"/>
                 <w:sz w:val="18"/>
               </w:rPr>
@@ -1769,7 +2926,7 @@
               <w:spacing w:after="0" w:line="240" w:lineRule="auto"/>
               <w:jc w:val="both"/>
               <w:rPr>
-                <w:rFonts w:ascii="Calibri" w:hAnsi="Calibri" w:cs="Arial"/>
+                <w:rFonts w:cstheme="minorHAnsi"/>
                 <w:b/>
                 <w:bCs/>
                 <w:i/>
@@ -1781,7 +2938,7 @@
             </w:pPr>
             <w:r>
               <w:rPr>
-                <w:rFonts w:ascii="Calibri" w:hAnsi="Calibri" w:cs="Arial"/>
+                <w:rFonts w:cstheme="minorHAnsi"/>
                 <w:b/>
                 <w:bCs/>
                 <w:i/>
@@ -1798,7 +2955,7 @@
               <w:spacing w:after="0" w:line="240" w:lineRule="auto"/>
               <w:jc w:val="both"/>
               <w:rPr>
-                <w:rFonts w:ascii="Calibri" w:hAnsi="Calibri" w:cs="Arial"/>
+                <w:rFonts w:cstheme="minorHAnsi"/>
                 <w:i/>
                 <w:color w:val="000000" w:themeColor="text1"/>
                 <w:sz w:val="18"/>
@@ -1812,7 +2969,7 @@
               <w:spacing w:after="0" w:line="240" w:lineRule="auto"/>
               <w:jc w:val="both"/>
               <w:rPr>
-                <w:rFonts w:ascii="Calibri" w:hAnsi="Calibri" w:cs="Arial"/>
+                <w:rFonts w:cstheme="minorHAnsi"/>
                 <w:i/>
                 <w:color w:val="000000" w:themeColor="text1"/>
                 <w:sz w:val="18"/>
@@ -1822,7 +2979,7 @@
             </w:pPr>
             <w:r>
               <w:rPr>
-                <w:rFonts w:ascii="Calibri" w:hAnsi="Calibri" w:cs="Arial"/>
+                <w:rFonts w:cstheme="minorHAnsi"/>
                 <w:i/>
                 <w:color w:val="000000" w:themeColor="text1"/>
                 <w:sz w:val="18"/>
@@ -1837,7 +2994,7 @@
               <w:spacing w:after="0" w:line="240" w:lineRule="auto"/>
               <w:jc w:val="both"/>
               <w:rPr>
-                <w:rFonts w:ascii="Calibri" w:hAnsi="Calibri" w:cs="Arial"/>
+                <w:rFonts w:cstheme="minorHAnsi"/>
                 <w:i/>
                 <w:color w:val="000000" w:themeColor="text1"/>
                 <w:sz w:val="18"/>
@@ -1851,7 +3008,7 @@
               <w:spacing w:after="0" w:line="240" w:lineRule="auto"/>
               <w:jc w:val="both"/>
               <w:rPr>
-                <w:rFonts w:ascii="Calibri" w:hAnsi="Calibri" w:cs="Arial"/>
+                <w:rFonts w:cstheme="minorHAnsi"/>
                 <w:i/>
                 <w:color w:val="000000" w:themeColor="text1"/>
                 <w:sz w:val="18"/>
@@ -1861,7 +3018,7 @@
             </w:pPr>
             <w:r>
               <w:rPr>
-                <w:rFonts w:ascii="Calibri" w:hAnsi="Calibri" w:cs="Arial"/>
+                <w:rFonts w:cstheme="minorHAnsi"/>
                 <w:i/>
                 <w:color w:val="000000" w:themeColor="text1"/>
                 <w:sz w:val="18"/>
@@ -1876,7 +3033,7 @@
               <w:spacing w:after="0" w:line="240" w:lineRule="auto"/>
               <w:jc w:val="both"/>
               <w:rPr>
-                <w:rFonts w:ascii="Calibri" w:hAnsi="Calibri" w:cs="Arial"/>
+                <w:rFonts w:cstheme="minorHAnsi"/>
                 <w:i/>
                 <w:color w:val="000000" w:themeColor="text1"/>
                 <w:sz w:val="18"/>
@@ -1890,7 +3047,7 @@
               <w:spacing w:after="0" w:line="240" w:lineRule="auto"/>
               <w:jc w:val="both"/>
               <w:rPr>
-                <w:rFonts w:ascii="Calibri" w:hAnsi="Calibri" w:cs="Arial"/>
+                <w:rFonts w:cstheme="minorHAnsi"/>
                 <w:i/>
                 <w:color w:val="000000" w:themeColor="text1"/>
                 <w:sz w:val="18"/>
@@ -1900,7 +3057,7 @@
             </w:pPr>
             <w:r>
               <w:rPr>
-                <w:rFonts w:ascii="Calibri" w:hAnsi="Calibri" w:cs="Arial"/>
+                <w:rFonts w:cstheme="minorHAnsi"/>
                 <w:i/>
                 <w:color w:val="000000" w:themeColor="text1"/>
                 <w:sz w:val="18"/>
@@ -1915,7 +3072,7 @@
               <w:spacing w:after="0" w:line="240" w:lineRule="auto"/>
               <w:jc w:val="both"/>
               <w:rPr>
-                <w:rFonts w:ascii="Calibri" w:hAnsi="Calibri" w:cs="Arial"/>
+                <w:rFonts w:cstheme="minorHAnsi"/>
                 <w:i/>
                 <w:color w:val="000000" w:themeColor="text1"/>
                 <w:sz w:val="18"/>
@@ -1929,7 +3086,7 @@
               <w:spacing w:after="0" w:line="240" w:lineRule="auto"/>
               <w:jc w:val="both"/>
               <w:rPr>
-                <w:rFonts w:ascii="Calibri" w:hAnsi="Calibri" w:cs="Arial"/>
+                <w:rFonts w:cstheme="minorHAnsi"/>
                 <w:b/>
                 <w:bCs/>
                 <w:i/>
@@ -1945,7 +3102,7 @@
               <w:spacing w:after="0" w:line="240" w:lineRule="auto"/>
               <w:jc w:val="both"/>
               <w:rPr>
-                <w:rFonts w:cs="Arial"/>
+                <w:rFonts w:cstheme="minorHAnsi"/>
                 <w:b/>
                 <w:bCs/>
                 <w:color w:val="000000" w:themeColor="text1"/>
@@ -1959,7 +3116,7 @@
               <w:spacing w:after="0" w:line="240" w:lineRule="auto"/>
               <w:jc w:val="both"/>
               <w:rPr>
-                <w:rFonts w:ascii="Calibri" w:hAnsi="Calibri" w:cs="Arial"/>
+                <w:rFonts w:cstheme="minorHAnsi"/>
                 <w:b/>
                 <w:bCs/>
                 <w:i/>
@@ -1971,7 +3128,7 @@
             </w:pPr>
             <w:r>
               <w:rPr>
-                <w:rFonts w:ascii="Calibri" w:hAnsi="Calibri" w:cs="Arial"/>
+                <w:rFonts w:cstheme="minorHAnsi"/>
                 <w:b/>
                 <w:bCs/>
                 <w:i/>
@@ -1980,7 +3137,6 @@
                 <w:szCs w:val="20"/>
                 <w:lang w:eastAsia="es-CL"/>
               </w:rPr>
-              <w:lastRenderedPageBreak/>
               <w:t>Dificultades y facilitadores</w:t>
             </w:r>
           </w:p>
@@ -1989,7 +3145,7 @@
               <w:spacing w:after="0" w:line="240" w:lineRule="auto"/>
               <w:jc w:val="both"/>
               <w:rPr>
-                <w:rFonts w:ascii="Calibri" w:hAnsi="Calibri" w:cs="Arial"/>
+                <w:rFonts w:cstheme="minorHAnsi"/>
                 <w:i/>
                 <w:color w:val="000000" w:themeColor="text1"/>
                 <w:sz w:val="18"/>
@@ -2003,7 +3159,7 @@
               <w:spacing w:after="0" w:line="240" w:lineRule="auto"/>
               <w:jc w:val="both"/>
               <w:rPr>
-                <w:rFonts w:ascii="Calibri" w:hAnsi="Calibri" w:cs="Arial"/>
+                <w:rFonts w:cstheme="minorHAnsi"/>
                 <w:i/>
                 <w:color w:val="000000" w:themeColor="text1"/>
                 <w:sz w:val="18"/>
@@ -2013,7 +3169,7 @@
             </w:pPr>
             <w:r>
               <w:rPr>
-                <w:rFonts w:ascii="Calibri" w:hAnsi="Calibri" w:cs="Arial"/>
+                <w:rFonts w:cstheme="minorHAnsi"/>
                 <w:i/>
                 <w:color w:val="000000" w:themeColor="text1"/>
                 <w:sz w:val="18"/>
@@ -2028,7 +3184,7 @@
               <w:spacing w:after="0" w:line="240" w:lineRule="auto"/>
               <w:jc w:val="both"/>
               <w:rPr>
-                <w:rFonts w:ascii="Calibri" w:hAnsi="Calibri" w:cs="Arial"/>
+                <w:rFonts w:cstheme="minorHAnsi"/>
                 <w:i/>
                 <w:color w:val="000000" w:themeColor="text1"/>
                 <w:sz w:val="18"/>
@@ -2038,7 +3194,7 @@
             </w:pPr>
             <w:r>
               <w:rPr>
-                <w:rFonts w:ascii="Calibri" w:hAnsi="Calibri" w:cs="Arial"/>
+                <w:rFonts w:cstheme="minorHAnsi"/>
                 <w:i/>
                 <w:color w:val="000000" w:themeColor="text1"/>
                 <w:sz w:val="18"/>
@@ -2053,7 +3209,7 @@
               <w:spacing w:after="0" w:line="240" w:lineRule="auto"/>
               <w:jc w:val="both"/>
               <w:rPr>
-                <w:rFonts w:ascii="Calibri" w:hAnsi="Calibri" w:cs="Arial"/>
+                <w:rFonts w:cstheme="minorHAnsi"/>
                 <w:i/>
                 <w:color w:val="000000" w:themeColor="text1"/>
                 <w:sz w:val="18"/>
@@ -2067,7 +3223,7 @@
               <w:spacing w:after="0" w:line="240" w:lineRule="auto"/>
               <w:jc w:val="both"/>
               <w:rPr>
-                <w:rFonts w:ascii="Calibri" w:hAnsi="Calibri" w:cs="Arial"/>
+                <w:rFonts w:cstheme="minorHAnsi"/>
                 <w:b/>
                 <w:bCs/>
                 <w:i/>
@@ -2079,7 +3235,7 @@
             </w:pPr>
             <w:r>
               <w:rPr>
-                <w:rFonts w:ascii="Calibri" w:hAnsi="Calibri" w:cs="Arial"/>
+                <w:rFonts w:cstheme="minorHAnsi"/>
                 <w:b/>
                 <w:bCs/>
                 <w:i/>
@@ -2096,7 +3252,7 @@
               <w:spacing w:after="0" w:line="240" w:lineRule="auto"/>
               <w:jc w:val="both"/>
               <w:rPr>
-                <w:rFonts w:ascii="Calibri" w:hAnsi="Calibri" w:cs="Arial"/>
+                <w:rFonts w:cstheme="minorHAnsi"/>
                 <w:i/>
                 <w:color w:val="000000" w:themeColor="text1"/>
                 <w:sz w:val="18"/>
@@ -2108,7 +3264,7 @@
           <w:p>
             <w:pPr>
               <w:rPr>
-                <w:rFonts w:ascii="Calibri" w:hAnsi="Calibri" w:cs="Arial"/>
+                <w:rFonts w:cstheme="minorHAnsi"/>
                 <w:i/>
                 <w:color w:val="0070C0"/>
                 <w:sz w:val="18"/>
@@ -2118,7 +3274,7 @@
             </w:pPr>
             <w:r>
               <w:rPr>
-                <w:rFonts w:ascii="Calibri" w:hAnsi="Calibri" w:cs="Arial"/>
+                <w:rFonts w:cstheme="minorHAnsi"/>
                 <w:i/>
                 <w:color w:val="000000" w:themeColor="text1"/>
                 <w:sz w:val="18"/>
@@ -2130,7 +3286,7 @@
             <w:proofErr w:type="spellStart"/>
             <w:r>
               <w:rPr>
-                <w:rFonts w:ascii="Calibri" w:hAnsi="Calibri" w:cs="Arial"/>
+                <w:rFonts w:cstheme="minorHAnsi"/>
                 <w:i/>
                 <w:color w:val="000000" w:themeColor="text1"/>
                 <w:sz w:val="18"/>
@@ -2142,7 +3298,7 @@
             <w:proofErr w:type="spellEnd"/>
             <w:r>
               <w:rPr>
-                <w:rFonts w:ascii="Calibri" w:hAnsi="Calibri" w:cs="Arial"/>
+                <w:rFonts w:cstheme="minorHAnsi"/>
                 <w:i/>
                 <w:color w:val="000000" w:themeColor="text1"/>
                 <w:sz w:val="18"/>
@@ -2154,7 +3310,7 @@
             <w:proofErr w:type="spellStart"/>
             <w:r>
               <w:rPr>
-                <w:rFonts w:ascii="Calibri" w:hAnsi="Calibri" w:cs="Arial"/>
+                <w:rFonts w:cstheme="minorHAnsi"/>
                 <w:i/>
                 <w:color w:val="000000" w:themeColor="text1"/>
                 <w:sz w:val="18"/>
@@ -2166,7 +3322,7 @@
             <w:proofErr w:type="spellEnd"/>
             <w:r>
               <w:rPr>
-                <w:rFonts w:ascii="Calibri" w:hAnsi="Calibri" w:cs="Arial"/>
+                <w:rFonts w:cstheme="minorHAnsi"/>
                 <w:i/>
                 <w:color w:val="000000" w:themeColor="text1"/>
                 <w:sz w:val="18"/>
@@ -2192,18 +3348,17 @@
           <w:p>
             <w:pPr>
               <w:rPr>
-                <w:rFonts w:ascii="Calibri" w:hAnsi="Calibri"/>
+                <w:rFonts w:cstheme="minorHAnsi"/>
                 <w:color w:val="1F3864" w:themeColor="accent1" w:themeShade="80"/>
                 <w:sz w:val="18"/>
               </w:rPr>
             </w:pPr>
             <w:r>
               <w:rPr>
-                <w:rFonts w:ascii="Calibri" w:hAnsi="Calibri"/>
+                <w:rFonts w:cstheme="minorHAnsi"/>
                 <w:color w:val="1F3864" w:themeColor="accent1" w:themeShade="80"/>
                 <w:sz w:val="18"/>
               </w:rPr>
-              <w:lastRenderedPageBreak/>
               <w:t>5. Evidencias</w:t>
             </w:r>
           </w:p>
@@ -2218,7 +3373,7 @@
               <w:spacing w:after="0" w:line="240" w:lineRule="auto"/>
               <w:jc w:val="both"/>
               <w:rPr>
-                <w:rFonts w:ascii="Calibri" w:hAnsi="Calibri" w:cs="Arial"/>
+                <w:rFonts w:cstheme="minorHAnsi"/>
                 <w:i/>
                 <w:iCs/>
                 <w:color w:val="000000" w:themeColor="text1"/>
@@ -2229,7 +3384,7 @@
             </w:pPr>
             <w:r>
               <w:rPr>
-                <w:rFonts w:ascii="Calibri" w:hAnsi="Calibri" w:cs="Arial"/>
+                <w:rFonts w:cstheme="minorHAnsi"/>
                 <w:i/>
                 <w:iCs/>
                 <w:color w:val="000000" w:themeColor="text1"/>
@@ -2245,7 +3400,7 @@
               <w:spacing w:after="0" w:line="240" w:lineRule="auto"/>
               <w:jc w:val="both"/>
               <w:rPr>
-                <w:rFonts w:ascii="Calibri" w:hAnsi="Calibri" w:cs="Arial"/>
+                <w:rFonts w:cstheme="minorHAnsi"/>
                 <w:i/>
                 <w:iCs/>
                 <w:color w:val="000000" w:themeColor="text1"/>
@@ -2260,7 +3415,7 @@
               <w:spacing w:after="0" w:line="240" w:lineRule="auto"/>
               <w:jc w:val="both"/>
               <w:rPr>
-                <w:rFonts w:ascii="Calibri" w:hAnsi="Calibri" w:cs="Arial"/>
+                <w:rFonts w:cstheme="minorHAnsi"/>
                 <w:i/>
                 <w:iCs/>
                 <w:color w:val="000000" w:themeColor="text1"/>
@@ -2271,7 +3426,7 @@
             </w:pPr>
             <w:r>
               <w:rPr>
-                <w:rFonts w:ascii="Calibri" w:hAnsi="Calibri" w:cs="Arial"/>
+                <w:rFonts w:cstheme="minorHAnsi"/>
                 <w:i/>
                 <w:iCs/>
                 <w:color w:val="000000" w:themeColor="text1"/>
@@ -2287,7 +3442,7 @@
               <w:spacing w:after="0" w:line="240" w:lineRule="auto"/>
               <w:jc w:val="both"/>
               <w:rPr>
-                <w:rFonts w:ascii="Calibri" w:hAnsi="Calibri" w:cs="Arial"/>
+                <w:rFonts w:cstheme="minorHAnsi"/>
                 <w:i/>
                 <w:iCs/>
                 <w:color w:val="000000" w:themeColor="text1"/>
@@ -2298,7 +3453,7 @@
             </w:pPr>
             <w:r>
               <w:rPr>
-                <w:rFonts w:ascii="Calibri" w:hAnsi="Calibri" w:cs="Arial"/>
+                <w:rFonts w:cstheme="minorHAnsi"/>
                 <w:i/>
                 <w:iCs/>
                 <w:color w:val="000000" w:themeColor="text1"/>
@@ -2314,7 +3469,7 @@
               <w:spacing w:after="0" w:line="240" w:lineRule="auto"/>
               <w:jc w:val="both"/>
               <w:rPr>
-                <w:rFonts w:ascii="Calibri" w:hAnsi="Calibri" w:cs="Arial"/>
+                <w:rFonts w:cstheme="minorHAnsi"/>
                 <w:i/>
                 <w:iCs/>
                 <w:color w:val="000000" w:themeColor="text1"/>
@@ -2325,7 +3480,7 @@
             </w:pPr>
             <w:r>
               <w:rPr>
-                <w:rFonts w:ascii="Calibri" w:hAnsi="Calibri" w:cs="Arial"/>
+                <w:rFonts w:cstheme="minorHAnsi"/>
                 <w:i/>
                 <w:iCs/>
                 <w:color w:val="000000" w:themeColor="text1"/>
@@ -2341,7 +3496,7 @@
               <w:spacing w:after="0" w:line="240" w:lineRule="auto"/>
               <w:jc w:val="both"/>
               <w:rPr>
-                <w:rFonts w:ascii="Calibri" w:hAnsi="Calibri" w:cs="Arial"/>
+                <w:rFonts w:cstheme="minorHAnsi"/>
                 <w:i/>
                 <w:iCs/>
                 <w:color w:val="000000" w:themeColor="text1"/>
@@ -2352,7 +3507,7 @@
             </w:pPr>
             <w:r>
               <w:rPr>
-                <w:rFonts w:ascii="Calibri" w:hAnsi="Calibri" w:cs="Arial"/>
+                <w:rFonts w:cstheme="minorHAnsi"/>
                 <w:i/>
                 <w:iCs/>
                 <w:color w:val="000000" w:themeColor="text1"/>
@@ -2360,33 +3515,7 @@
                 <w:szCs w:val="20"/>
                 <w:lang w:eastAsia="es-CL"/>
               </w:rPr>
-              <w:t xml:space="preserve">-Integración del asistente de IA ligera “Sra. </w:t>
-            </w:r>
-            <w:proofErr w:type="spellStart"/>
-            <w:r>
-              <w:rPr>
-                <w:rFonts w:ascii="Calibri" w:hAnsi="Calibri" w:cs="Arial"/>
-                <w:i/>
-                <w:iCs/>
-                <w:color w:val="000000" w:themeColor="text1"/>
-                <w:sz w:val="18"/>
-                <w:szCs w:val="20"/>
-                <w:lang w:eastAsia="es-CL"/>
-              </w:rPr>
-              <w:t>MarIA</w:t>
-            </w:r>
-            <w:proofErr w:type="spellEnd"/>
-            <w:r>
-              <w:rPr>
-                <w:rFonts w:ascii="Calibri" w:hAnsi="Calibri" w:cs="Arial"/>
-                <w:i/>
-                <w:iCs/>
-                <w:color w:val="000000" w:themeColor="text1"/>
-                <w:sz w:val="18"/>
-                <w:szCs w:val="20"/>
-                <w:lang w:eastAsia="es-CL"/>
-              </w:rPr>
-              <w:t>”.</w:t>
+              <w:t>-Integración del asistente de IA ligera “Sra. MarIA”.</w:t>
             </w:r>
           </w:p>
           <w:p>
@@ -2394,7 +3523,7 @@
               <w:spacing w:after="0" w:line="240" w:lineRule="auto"/>
               <w:jc w:val="both"/>
               <w:rPr>
-                <w:rFonts w:ascii="Calibri" w:hAnsi="Calibri" w:cs="Arial"/>
+                <w:rFonts w:cstheme="minorHAnsi"/>
                 <w:i/>
                 <w:iCs/>
                 <w:color w:val="000000" w:themeColor="text1"/>
@@ -2405,7 +3534,7 @@
             </w:pPr>
             <w:r>
               <w:rPr>
-                <w:rFonts w:ascii="Calibri" w:hAnsi="Calibri" w:cs="Arial"/>
+                <w:rFonts w:cstheme="minorHAnsi"/>
                 <w:i/>
                 <w:iCs/>
                 <w:color w:val="000000" w:themeColor="text1"/>
@@ -2419,6 +3548,7 @@
           <w:p>
             <w:pPr>
               <w:rPr>
+                <w:rFonts w:cstheme="minorHAnsi"/>
                 <w:b/>
                 <w:i/>
                 <w:color w:val="0070C0"/>
@@ -2427,7 +3557,7 @@
             </w:pPr>
             <w:r>
               <w:rPr>
-                <w:rFonts w:ascii="Calibri" w:hAnsi="Calibri" w:cs="Arial"/>
+                <w:rFonts w:cstheme="minorHAnsi"/>
                 <w:i/>
                 <w:iCs/>
                 <w:color w:val="000000" w:themeColor="text1"/>
@@ -2435,6 +3565,7 @@
                 <w:szCs w:val="20"/>
                 <w:lang w:eastAsia="es-CL"/>
               </w:rPr>
+              <w:lastRenderedPageBreak/>
               <w:t>-Estas evidencias demuestran el cumplimiento de los objetivos específicos, la aplicación de la metodología ágil y la consolidación de un sistema funcional y verificable.</w:t>
             </w:r>
           </w:p>
@@ -2454,7 +3585,7 @@
           <w:p>
             <w:pPr>
               <w:rPr>
-                <w:rFonts w:ascii="Calibri" w:hAnsi="Calibri"/>
+                <w:rFonts w:cstheme="minorHAnsi"/>
                 <w:color w:val="1F3864" w:themeColor="accent1" w:themeShade="80"/>
                 <w:sz w:val="18"/>
                 <w:szCs w:val="18"/>
@@ -2462,16 +3593,17 @@
             </w:pPr>
             <w:r>
               <w:rPr>
-                <w:rFonts w:ascii="Calibri" w:hAnsi="Calibri"/>
+                <w:rFonts w:cstheme="minorHAnsi"/>
                 <w:color w:val="1F3864" w:themeColor="accent1" w:themeShade="80"/>
                 <w:sz w:val="18"/>
                 <w:szCs w:val="18"/>
               </w:rPr>
+              <w:lastRenderedPageBreak/>
               <w:t>6</w:t>
             </w:r>
             <w:r>
               <w:rPr>
-                <w:rFonts w:ascii="Calibri" w:hAnsi="Calibri"/>
+                <w:rFonts w:cstheme="minorHAnsi"/>
                 <w:color w:val="1F3864" w:themeColor="accent1" w:themeShade="80"/>
                 <w:sz w:val="18"/>
                 <w:szCs w:val="18"/>
@@ -2480,7 +3612,7 @@
             </w:r>
             <w:r>
               <w:rPr>
-                <w:rFonts w:ascii="Calibri" w:hAnsi="Calibri"/>
+                <w:rFonts w:cstheme="minorHAnsi"/>
                 <w:color w:val="1F3864" w:themeColor="accent1" w:themeShade="80"/>
                 <w:sz w:val="18"/>
                 <w:szCs w:val="18"/>
@@ -2489,7 +3621,7 @@
             </w:r>
             <w:r>
               <w:rPr>
-                <w:rFonts w:ascii="Calibri" w:hAnsi="Calibri"/>
+                <w:rFonts w:cstheme="minorHAnsi"/>
                 <w:color w:val="1F3864" w:themeColor="accent1" w:themeShade="80"/>
                 <w:sz w:val="18"/>
                 <w:szCs w:val="18"/>
@@ -2498,7 +3630,7 @@
             </w:r>
             <w:r>
               <w:rPr>
-                <w:rFonts w:ascii="Calibri" w:hAnsi="Calibri"/>
+                <w:rFonts w:cstheme="minorHAnsi"/>
                 <w:color w:val="1F3864" w:themeColor="accent1" w:themeShade="80"/>
                 <w:sz w:val="18"/>
                 <w:szCs w:val="18"/>
@@ -2517,7 +3649,7 @@
               <w:spacing w:after="0" w:line="240" w:lineRule="auto"/>
               <w:jc w:val="both"/>
               <w:rPr>
-                <w:rFonts w:ascii="Calibri" w:hAnsi="Calibri" w:cs="Arial"/>
+                <w:rFonts w:cstheme="minorHAnsi"/>
                 <w:b/>
                 <w:bCs/>
                 <w:i/>
@@ -2530,7 +3662,7 @@
             </w:pPr>
             <w:r>
               <w:rPr>
-                <w:rFonts w:ascii="Calibri" w:hAnsi="Calibri" w:cs="Arial"/>
+                <w:rFonts w:cstheme="minorHAnsi"/>
                 <w:b/>
                 <w:bCs/>
                 <w:i/>
@@ -2548,7 +3680,7 @@
               <w:spacing w:after="0" w:line="240" w:lineRule="auto"/>
               <w:jc w:val="both"/>
               <w:rPr>
-                <w:rFonts w:ascii="Calibri" w:hAnsi="Calibri" w:cs="Arial"/>
+                <w:rFonts w:cstheme="minorHAnsi"/>
                 <w:i/>
                 <w:iCs/>
                 <w:color w:val="000000" w:themeColor="text1"/>
@@ -2563,7 +3695,7 @@
               <w:spacing w:after="0" w:line="240" w:lineRule="auto"/>
               <w:jc w:val="both"/>
               <w:rPr>
-                <w:rFonts w:ascii="Calibri" w:hAnsi="Calibri" w:cs="Arial"/>
+                <w:rFonts w:cstheme="minorHAnsi"/>
                 <w:i/>
                 <w:iCs/>
                 <w:color w:val="000000" w:themeColor="text1"/>
@@ -2574,7 +3706,7 @@
             </w:pPr>
             <w:r>
               <w:rPr>
-                <w:rFonts w:ascii="Calibri" w:hAnsi="Calibri" w:cs="Arial"/>
+                <w:rFonts w:cstheme="minorHAnsi"/>
                 <w:i/>
                 <w:iCs/>
                 <w:color w:val="000000" w:themeColor="text1"/>
@@ -2587,7 +3719,7 @@
             <w:proofErr w:type="spellStart"/>
             <w:r>
               <w:rPr>
-                <w:rFonts w:ascii="Calibri" w:hAnsi="Calibri" w:cs="Arial"/>
+                <w:rFonts w:cstheme="minorHAnsi"/>
                 <w:i/>
                 <w:iCs/>
                 <w:color w:val="000000" w:themeColor="text1"/>
@@ -2600,7 +3732,7 @@
             <w:proofErr w:type="spellEnd"/>
             <w:r>
               <w:rPr>
-                <w:rFonts w:ascii="Calibri" w:hAnsi="Calibri" w:cs="Arial"/>
+                <w:rFonts w:cstheme="minorHAnsi"/>
                 <w:i/>
                 <w:iCs/>
                 <w:color w:val="000000" w:themeColor="text1"/>
@@ -2616,7 +3748,7 @@
               <w:spacing w:after="0" w:line="240" w:lineRule="auto"/>
               <w:jc w:val="both"/>
               <w:rPr>
-                <w:rFonts w:ascii="Calibri" w:hAnsi="Calibri" w:cs="Arial"/>
+                <w:rFonts w:cstheme="minorHAnsi"/>
                 <w:i/>
                 <w:iCs/>
                 <w:color w:val="000000" w:themeColor="text1"/>
@@ -2631,7 +3763,7 @@
               <w:spacing w:after="0" w:line="240" w:lineRule="auto"/>
               <w:jc w:val="both"/>
               <w:rPr>
-                <w:rFonts w:ascii="Calibri" w:hAnsi="Calibri" w:cs="Arial"/>
+                <w:rFonts w:cstheme="minorHAnsi"/>
                 <w:b/>
                 <w:bCs/>
                 <w:i/>
@@ -2644,7 +3776,7 @@
             </w:pPr>
             <w:r>
               <w:rPr>
-                <w:rFonts w:ascii="Calibri" w:hAnsi="Calibri" w:cs="Arial"/>
+                <w:rFonts w:cstheme="minorHAnsi"/>
                 <w:b/>
                 <w:bCs/>
                 <w:i/>
@@ -2662,7 +3794,7 @@
               <w:spacing w:after="0" w:line="240" w:lineRule="auto"/>
               <w:jc w:val="both"/>
               <w:rPr>
-                <w:rFonts w:ascii="Calibri" w:hAnsi="Calibri" w:cs="Arial"/>
+                <w:rFonts w:cstheme="minorHAnsi"/>
                 <w:i/>
                 <w:iCs/>
                 <w:color w:val="000000" w:themeColor="text1"/>
@@ -2676,7 +3808,7 @@
             <w:pPr>
               <w:jc w:val="both"/>
               <w:rPr>
-                <w:rFonts w:ascii="Calibri" w:hAnsi="Calibri" w:cs="Arial"/>
+                <w:rFonts w:cstheme="minorHAnsi"/>
                 <w:i/>
                 <w:color w:val="0070C0"/>
                 <w:sz w:val="18"/>
@@ -2686,7 +3818,7 @@
             </w:pPr>
             <w:r>
               <w:rPr>
-                <w:rFonts w:ascii="Calibri" w:hAnsi="Calibri" w:cs="Arial"/>
+                <w:rFonts w:cstheme="minorHAnsi"/>
                 <w:i/>
                 <w:iCs/>
                 <w:color w:val="000000" w:themeColor="text1"/>
@@ -2694,11 +3826,11 @@
                 <w:szCs w:val="18"/>
                 <w:lang w:eastAsia="es-CL"/>
               </w:rPr>
-              <w:t xml:space="preserve">A futuro, me interesa seguir perfeccionándome en desarrollo de aplicaciones web </w:t>
-            </w:r>
-            <w:r>
-              <w:rPr>
-                <w:rFonts w:ascii="Calibri" w:hAnsi="Calibri" w:cs="Arial"/>
+              <w:t xml:space="preserve">A futuro, me interesa seguir perfeccionándome en desarrollo de aplicaciones web y aplicaciones </w:t>
+            </w:r>
+            <w:r>
+              <w:rPr>
+                <w:rFonts w:cstheme="minorHAnsi"/>
                 <w:i/>
                 <w:iCs/>
                 <w:color w:val="000000" w:themeColor="text1"/>
@@ -2706,11 +3838,11 @@
                 <w:szCs w:val="18"/>
                 <w:lang w:eastAsia="es-CL"/>
               </w:rPr>
-              <w:t xml:space="preserve">y aplicaciones </w:t>
-            </w:r>
-            <w:r>
-              <w:rPr>
-                <w:rFonts w:ascii="Calibri" w:hAnsi="Calibri" w:cs="Arial"/>
+              <w:t>móviles</w:t>
+            </w:r>
+            <w:r>
+              <w:rPr>
+                <w:rFonts w:cstheme="minorHAnsi"/>
                 <w:i/>
                 <w:iCs/>
                 <w:color w:val="000000" w:themeColor="text1"/>
@@ -2718,19 +3850,2311 @@
                 <w:szCs w:val="18"/>
                 <w:lang w:eastAsia="es-CL"/>
               </w:rPr>
-              <w:t>móviles</w:t>
-            </w:r>
-            <w:r>
-              <w:rPr>
-                <w:rFonts w:ascii="Calibri" w:hAnsi="Calibri" w:cs="Arial"/>
-                <w:i/>
-                <w:iCs/>
-                <w:color w:val="000000" w:themeColor="text1"/>
-                <w:sz w:val="18"/>
-                <w:szCs w:val="18"/>
-                <w:lang w:eastAsia="es-CL"/>
-              </w:rPr>
               <w:t>, explorando oportunidades en proyectos de automatización y digitalización de pequeñas empresas. Este proyecto me motivó a continuar especializándome en soluciones accesibles y escalables orientadas a la transformación digital de negocios locales.</w:t>
+            </w:r>
+          </w:p>
+        </w:tc>
+      </w:tr>
+      <w:tr>
+        <w:trPr>
+          <w:gridAfter w:val="1"/>
+          <w:wAfter w:w="12" w:type="dxa"/>
+          <w:trHeight w:val="2547"/>
+        </w:trPr>
+        <w:tc>
+          <w:tcPr>
+            <w:tcW w:w="3119" w:type="dxa"/>
+            <w:vAlign w:val="center"/>
+          </w:tcPr>
+          <w:p>
+            <w:pPr>
+              <w:rPr>
+                <w:rFonts w:cstheme="minorHAnsi"/>
+                <w:color w:val="1F3864" w:themeColor="accent1" w:themeShade="80"/>
+                <w:sz w:val="18"/>
+                <w:szCs w:val="18"/>
+              </w:rPr>
+            </w:pPr>
+            <w:r>
+              <w:rPr>
+                <w:rFonts w:cstheme="minorHAnsi"/>
+                <w:color w:val="1F3864" w:themeColor="accent1" w:themeShade="80"/>
+                <w:sz w:val="18"/>
+                <w:szCs w:val="18"/>
+              </w:rPr>
+              <w:t xml:space="preserve">7. </w:t>
+            </w:r>
+            <w:proofErr w:type="spellStart"/>
+            <w:r>
+              <w:rPr>
+                <w:rFonts w:cstheme="minorHAnsi"/>
+                <w:color w:val="1F3864" w:themeColor="accent1" w:themeShade="80"/>
+                <w:sz w:val="18"/>
+                <w:szCs w:val="18"/>
+              </w:rPr>
+              <w:t>Abstract</w:t>
+            </w:r>
+            <w:proofErr w:type="spellEnd"/>
+            <w:r>
+              <w:rPr>
+                <w:rFonts w:cstheme="minorHAnsi"/>
+                <w:color w:val="1F3864" w:themeColor="accent1" w:themeShade="80"/>
+                <w:sz w:val="18"/>
+                <w:szCs w:val="18"/>
+              </w:rPr>
+              <w:t xml:space="preserve"> (</w:t>
+            </w:r>
+            <w:proofErr w:type="gramStart"/>
+            <w:r>
+              <w:rPr>
+                <w:rFonts w:cstheme="minorHAnsi"/>
+                <w:color w:val="1F3864" w:themeColor="accent1" w:themeShade="80"/>
+                <w:sz w:val="18"/>
+                <w:szCs w:val="18"/>
+              </w:rPr>
+              <w:t>Español</w:t>
+            </w:r>
+            <w:proofErr w:type="gramEnd"/>
+            <w:r>
+              <w:rPr>
+                <w:rFonts w:cstheme="minorHAnsi"/>
+                <w:color w:val="1F3864" w:themeColor="accent1" w:themeShade="80"/>
+                <w:sz w:val="18"/>
+                <w:szCs w:val="18"/>
+              </w:rPr>
+              <w:t>)</w:t>
+            </w:r>
+          </w:p>
+        </w:tc>
+        <w:tc>
+          <w:tcPr>
+            <w:tcW w:w="6780" w:type="dxa"/>
+            <w:vAlign w:val="center"/>
+          </w:tcPr>
+          <w:p>
+            <w:pPr>
+              <w:spacing w:after="0" w:line="240" w:lineRule="auto"/>
+              <w:jc w:val="both"/>
+              <w:rPr>
+                <w:rFonts w:cstheme="minorHAnsi"/>
+                <w:color w:val="000000" w:themeColor="text1"/>
+                <w:sz w:val="18"/>
+                <w:szCs w:val="18"/>
+                <w:lang w:eastAsia="es-CL"/>
+              </w:rPr>
+            </w:pPr>
+            <w:r>
+              <w:rPr>
+                <w:rFonts w:cstheme="minorHAnsi"/>
+                <w:color w:val="000000" w:themeColor="text1"/>
+                <w:sz w:val="18"/>
+                <w:szCs w:val="18"/>
+                <w:lang w:eastAsia="es-CL"/>
+              </w:rPr>
+              <w:t>Este proyecto presenta Cybernine, una aplicación web progresiva diseñada para mejorar la gestión de inventario en almacenes de barrio en Chile. Estos negocios suelen operar con procesos manuales y baja adopción digital, lo que genera quiebres de stock, sobreinventario y pérdida de tiempo. La solución se enfoca en usuarios con limitada alfabetización tecnológica, entregando una plataforma simple, accesible y orientada al uso móvil. Cybernine integra escaneo mediante cámara, control básico de usuarios, registro de movimientos y un asistente de inteligencia artificial para apoyar la toma de decisiones sobre reposición y rotación de productos. El desarrollo se realizó mediante una metodología ágil iterativa, utilizando Vue.js y Firebase bajo una arquitectura BaaS. El proyecto demuestra la aplicación práctica de competencias profesionales en desarrollo web, modelamiento de datos, pruebas y gestión de proyectos, ofreciendo una herramienta escalable y de alto valor para la digitalización de microcomercios.</w:t>
+            </w:r>
+          </w:p>
+        </w:tc>
+      </w:tr>
+      <w:tr>
+        <w:trPr>
+          <w:gridAfter w:val="1"/>
+          <w:wAfter w:w="12" w:type="dxa"/>
+          <w:trHeight w:val="2547"/>
+        </w:trPr>
+        <w:tc>
+          <w:tcPr>
+            <w:tcW w:w="3119" w:type="dxa"/>
+            <w:vAlign w:val="center"/>
+          </w:tcPr>
+          <w:p>
+            <w:pPr>
+              <w:rPr>
+                <w:rFonts w:cstheme="minorHAnsi"/>
+                <w:color w:val="1F3864" w:themeColor="accent1" w:themeShade="80"/>
+                <w:sz w:val="18"/>
+                <w:szCs w:val="18"/>
+              </w:rPr>
+            </w:pPr>
+            <w:r>
+              <w:rPr>
+                <w:rFonts w:cstheme="minorHAnsi"/>
+                <w:color w:val="1F3864" w:themeColor="accent1" w:themeShade="80"/>
+                <w:sz w:val="18"/>
+                <w:szCs w:val="18"/>
+              </w:rPr>
+              <w:t xml:space="preserve">8. </w:t>
+            </w:r>
+            <w:proofErr w:type="spellStart"/>
+            <w:r>
+              <w:rPr>
+                <w:rFonts w:cstheme="minorHAnsi"/>
+                <w:color w:val="1F3864" w:themeColor="accent1" w:themeShade="80"/>
+                <w:sz w:val="18"/>
+                <w:szCs w:val="18"/>
+              </w:rPr>
+              <w:t>Abstract</w:t>
+            </w:r>
+            <w:proofErr w:type="spellEnd"/>
+            <w:r>
+              <w:rPr>
+                <w:rFonts w:cstheme="minorHAnsi"/>
+                <w:color w:val="1F3864" w:themeColor="accent1" w:themeShade="80"/>
+                <w:sz w:val="18"/>
+                <w:szCs w:val="18"/>
+              </w:rPr>
+              <w:t xml:space="preserve"> (</w:t>
+            </w:r>
+            <w:proofErr w:type="gramStart"/>
+            <w:r>
+              <w:rPr>
+                <w:rFonts w:cstheme="minorHAnsi"/>
+                <w:color w:val="1F3864" w:themeColor="accent1" w:themeShade="80"/>
+                <w:sz w:val="18"/>
+                <w:szCs w:val="18"/>
+              </w:rPr>
+              <w:t>Inglés</w:t>
+            </w:r>
+            <w:proofErr w:type="gramEnd"/>
+            <w:r>
+              <w:rPr>
+                <w:rFonts w:cstheme="minorHAnsi"/>
+                <w:color w:val="1F3864" w:themeColor="accent1" w:themeShade="80"/>
+                <w:sz w:val="18"/>
+                <w:szCs w:val="18"/>
+              </w:rPr>
+              <w:t>)</w:t>
+            </w:r>
+          </w:p>
+        </w:tc>
+        <w:tc>
+          <w:tcPr>
+            <w:tcW w:w="6780" w:type="dxa"/>
+            <w:vAlign w:val="center"/>
+          </w:tcPr>
+          <w:p>
+            <w:pPr>
+              <w:spacing w:after="0" w:line="240" w:lineRule="auto"/>
+              <w:jc w:val="both"/>
+              <w:rPr>
+                <w:rFonts w:cstheme="minorHAnsi"/>
+                <w:color w:val="000000" w:themeColor="text1"/>
+                <w:sz w:val="18"/>
+                <w:szCs w:val="18"/>
+                <w:lang w:eastAsia="es-CL"/>
+              </w:rPr>
+            </w:pPr>
+            <w:proofErr w:type="spellStart"/>
+            <w:r>
+              <w:rPr>
+                <w:rFonts w:cstheme="minorHAnsi"/>
+                <w:color w:val="000000" w:themeColor="text1"/>
+                <w:sz w:val="18"/>
+                <w:szCs w:val="18"/>
+                <w:lang w:eastAsia="es-CL"/>
+              </w:rPr>
+              <w:t>This</w:t>
+            </w:r>
+            <w:proofErr w:type="spellEnd"/>
+            <w:r>
+              <w:rPr>
+                <w:rFonts w:cstheme="minorHAnsi"/>
+                <w:color w:val="000000" w:themeColor="text1"/>
+                <w:sz w:val="18"/>
+                <w:szCs w:val="18"/>
+                <w:lang w:eastAsia="es-CL"/>
+              </w:rPr>
+              <w:t xml:space="preserve"> </w:t>
+            </w:r>
+            <w:proofErr w:type="spellStart"/>
+            <w:r>
+              <w:rPr>
+                <w:rFonts w:cstheme="minorHAnsi"/>
+                <w:color w:val="000000" w:themeColor="text1"/>
+                <w:sz w:val="18"/>
+                <w:szCs w:val="18"/>
+                <w:lang w:eastAsia="es-CL"/>
+              </w:rPr>
+              <w:t>project</w:t>
+            </w:r>
+            <w:proofErr w:type="spellEnd"/>
+            <w:r>
+              <w:rPr>
+                <w:rFonts w:cstheme="minorHAnsi"/>
+                <w:color w:val="000000" w:themeColor="text1"/>
+                <w:sz w:val="18"/>
+                <w:szCs w:val="18"/>
+                <w:lang w:eastAsia="es-CL"/>
+              </w:rPr>
+              <w:t xml:space="preserve"> </w:t>
+            </w:r>
+            <w:proofErr w:type="spellStart"/>
+            <w:r>
+              <w:rPr>
+                <w:rFonts w:cstheme="minorHAnsi"/>
+                <w:color w:val="000000" w:themeColor="text1"/>
+                <w:sz w:val="18"/>
+                <w:szCs w:val="18"/>
+                <w:lang w:eastAsia="es-CL"/>
+              </w:rPr>
+              <w:t>presents</w:t>
+            </w:r>
+            <w:proofErr w:type="spellEnd"/>
+            <w:r>
+              <w:rPr>
+                <w:rFonts w:cstheme="minorHAnsi"/>
+                <w:color w:val="000000" w:themeColor="text1"/>
+                <w:sz w:val="18"/>
+                <w:szCs w:val="18"/>
+                <w:lang w:eastAsia="es-CL"/>
+              </w:rPr>
+              <w:t xml:space="preserve"> Cybernine, a </w:t>
+            </w:r>
+            <w:proofErr w:type="spellStart"/>
+            <w:r>
+              <w:rPr>
+                <w:rFonts w:cstheme="minorHAnsi"/>
+                <w:color w:val="000000" w:themeColor="text1"/>
+                <w:sz w:val="18"/>
+                <w:szCs w:val="18"/>
+                <w:lang w:eastAsia="es-CL"/>
+              </w:rPr>
+              <w:t>progressive</w:t>
+            </w:r>
+            <w:proofErr w:type="spellEnd"/>
+            <w:r>
+              <w:rPr>
+                <w:rFonts w:cstheme="minorHAnsi"/>
+                <w:color w:val="000000" w:themeColor="text1"/>
+                <w:sz w:val="18"/>
+                <w:szCs w:val="18"/>
+                <w:lang w:eastAsia="es-CL"/>
+              </w:rPr>
+              <w:t xml:space="preserve"> web </w:t>
+            </w:r>
+            <w:proofErr w:type="spellStart"/>
+            <w:r>
+              <w:rPr>
+                <w:rFonts w:cstheme="minorHAnsi"/>
+                <w:color w:val="000000" w:themeColor="text1"/>
+                <w:sz w:val="18"/>
+                <w:szCs w:val="18"/>
+                <w:lang w:eastAsia="es-CL"/>
+              </w:rPr>
+              <w:t>application</w:t>
+            </w:r>
+            <w:proofErr w:type="spellEnd"/>
+            <w:r>
+              <w:rPr>
+                <w:rFonts w:cstheme="minorHAnsi"/>
+                <w:color w:val="000000" w:themeColor="text1"/>
+                <w:sz w:val="18"/>
+                <w:szCs w:val="18"/>
+                <w:lang w:eastAsia="es-CL"/>
+              </w:rPr>
+              <w:t xml:space="preserve"> </w:t>
+            </w:r>
+            <w:proofErr w:type="spellStart"/>
+            <w:r>
+              <w:rPr>
+                <w:rFonts w:cstheme="minorHAnsi"/>
+                <w:color w:val="000000" w:themeColor="text1"/>
+                <w:sz w:val="18"/>
+                <w:szCs w:val="18"/>
+                <w:lang w:eastAsia="es-CL"/>
+              </w:rPr>
+              <w:t>designed</w:t>
+            </w:r>
+            <w:proofErr w:type="spellEnd"/>
+            <w:r>
+              <w:rPr>
+                <w:rFonts w:cstheme="minorHAnsi"/>
+                <w:color w:val="000000" w:themeColor="text1"/>
+                <w:sz w:val="18"/>
+                <w:szCs w:val="18"/>
+                <w:lang w:eastAsia="es-CL"/>
+              </w:rPr>
+              <w:t xml:space="preserve"> </w:t>
+            </w:r>
+            <w:proofErr w:type="spellStart"/>
+            <w:r>
+              <w:rPr>
+                <w:rFonts w:cstheme="minorHAnsi"/>
+                <w:color w:val="000000" w:themeColor="text1"/>
+                <w:sz w:val="18"/>
+                <w:szCs w:val="18"/>
+                <w:lang w:eastAsia="es-CL"/>
+              </w:rPr>
+              <w:t>to</w:t>
+            </w:r>
+            <w:proofErr w:type="spellEnd"/>
+            <w:r>
+              <w:rPr>
+                <w:rFonts w:cstheme="minorHAnsi"/>
+                <w:color w:val="000000" w:themeColor="text1"/>
+                <w:sz w:val="18"/>
+                <w:szCs w:val="18"/>
+                <w:lang w:eastAsia="es-CL"/>
+              </w:rPr>
+              <w:t xml:space="preserve"> </w:t>
+            </w:r>
+            <w:proofErr w:type="spellStart"/>
+            <w:r>
+              <w:rPr>
+                <w:rFonts w:cstheme="minorHAnsi"/>
+                <w:color w:val="000000" w:themeColor="text1"/>
+                <w:sz w:val="18"/>
+                <w:szCs w:val="18"/>
+                <w:lang w:eastAsia="es-CL"/>
+              </w:rPr>
+              <w:t>improve</w:t>
+            </w:r>
+            <w:proofErr w:type="spellEnd"/>
+            <w:r>
+              <w:rPr>
+                <w:rFonts w:cstheme="minorHAnsi"/>
+                <w:color w:val="000000" w:themeColor="text1"/>
+                <w:sz w:val="18"/>
+                <w:szCs w:val="18"/>
+                <w:lang w:eastAsia="es-CL"/>
+              </w:rPr>
+              <w:t xml:space="preserve"> </w:t>
+            </w:r>
+            <w:proofErr w:type="spellStart"/>
+            <w:r>
+              <w:rPr>
+                <w:rFonts w:cstheme="minorHAnsi"/>
+                <w:color w:val="000000" w:themeColor="text1"/>
+                <w:sz w:val="18"/>
+                <w:szCs w:val="18"/>
+                <w:lang w:eastAsia="es-CL"/>
+              </w:rPr>
+              <w:t>inventory</w:t>
+            </w:r>
+            <w:proofErr w:type="spellEnd"/>
+            <w:r>
+              <w:rPr>
+                <w:rFonts w:cstheme="minorHAnsi"/>
+                <w:color w:val="000000" w:themeColor="text1"/>
+                <w:sz w:val="18"/>
+                <w:szCs w:val="18"/>
+                <w:lang w:eastAsia="es-CL"/>
+              </w:rPr>
+              <w:t xml:space="preserve"> </w:t>
+            </w:r>
+            <w:proofErr w:type="spellStart"/>
+            <w:r>
+              <w:rPr>
+                <w:rFonts w:cstheme="minorHAnsi"/>
+                <w:color w:val="000000" w:themeColor="text1"/>
+                <w:sz w:val="18"/>
+                <w:szCs w:val="18"/>
+                <w:lang w:eastAsia="es-CL"/>
+              </w:rPr>
+              <w:t>management</w:t>
+            </w:r>
+            <w:proofErr w:type="spellEnd"/>
+            <w:r>
+              <w:rPr>
+                <w:rFonts w:cstheme="minorHAnsi"/>
+                <w:color w:val="000000" w:themeColor="text1"/>
+                <w:sz w:val="18"/>
+                <w:szCs w:val="18"/>
+                <w:lang w:eastAsia="es-CL"/>
+              </w:rPr>
+              <w:t xml:space="preserve"> in </w:t>
+            </w:r>
+            <w:proofErr w:type="spellStart"/>
+            <w:r>
+              <w:rPr>
+                <w:rFonts w:cstheme="minorHAnsi"/>
+                <w:color w:val="000000" w:themeColor="text1"/>
+                <w:sz w:val="18"/>
+                <w:szCs w:val="18"/>
+                <w:lang w:eastAsia="es-CL"/>
+              </w:rPr>
+              <w:t>small</w:t>
+            </w:r>
+            <w:proofErr w:type="spellEnd"/>
+            <w:r>
+              <w:rPr>
+                <w:rFonts w:cstheme="minorHAnsi"/>
+                <w:color w:val="000000" w:themeColor="text1"/>
+                <w:sz w:val="18"/>
+                <w:szCs w:val="18"/>
+                <w:lang w:eastAsia="es-CL"/>
+              </w:rPr>
+              <w:t xml:space="preserve"> </w:t>
+            </w:r>
+            <w:proofErr w:type="spellStart"/>
+            <w:r>
+              <w:rPr>
+                <w:rFonts w:cstheme="minorHAnsi"/>
+                <w:color w:val="000000" w:themeColor="text1"/>
+                <w:sz w:val="18"/>
+                <w:szCs w:val="18"/>
+                <w:lang w:eastAsia="es-CL"/>
+              </w:rPr>
+              <w:t>neighborhood</w:t>
+            </w:r>
+            <w:proofErr w:type="spellEnd"/>
+            <w:r>
+              <w:rPr>
+                <w:rFonts w:cstheme="minorHAnsi"/>
+                <w:color w:val="000000" w:themeColor="text1"/>
+                <w:sz w:val="18"/>
+                <w:szCs w:val="18"/>
+                <w:lang w:eastAsia="es-CL"/>
+              </w:rPr>
+              <w:t xml:space="preserve"> </w:t>
+            </w:r>
+            <w:proofErr w:type="spellStart"/>
+            <w:r>
+              <w:rPr>
+                <w:rFonts w:cstheme="minorHAnsi"/>
+                <w:color w:val="000000" w:themeColor="text1"/>
+                <w:sz w:val="18"/>
+                <w:szCs w:val="18"/>
+                <w:lang w:eastAsia="es-CL"/>
+              </w:rPr>
+              <w:t>stores</w:t>
+            </w:r>
+            <w:proofErr w:type="spellEnd"/>
+            <w:r>
+              <w:rPr>
+                <w:rFonts w:cstheme="minorHAnsi"/>
+                <w:color w:val="000000" w:themeColor="text1"/>
+                <w:sz w:val="18"/>
+                <w:szCs w:val="18"/>
+                <w:lang w:eastAsia="es-CL"/>
+              </w:rPr>
+              <w:t xml:space="preserve"> in Chile. </w:t>
+            </w:r>
+            <w:proofErr w:type="spellStart"/>
+            <w:r>
+              <w:rPr>
+                <w:rFonts w:cstheme="minorHAnsi"/>
+                <w:color w:val="000000" w:themeColor="text1"/>
+                <w:sz w:val="18"/>
+                <w:szCs w:val="18"/>
+                <w:lang w:eastAsia="es-CL"/>
+              </w:rPr>
+              <w:t>These</w:t>
+            </w:r>
+            <w:proofErr w:type="spellEnd"/>
+            <w:r>
+              <w:rPr>
+                <w:rFonts w:cstheme="minorHAnsi"/>
+                <w:color w:val="000000" w:themeColor="text1"/>
+                <w:sz w:val="18"/>
+                <w:szCs w:val="18"/>
+                <w:lang w:eastAsia="es-CL"/>
+              </w:rPr>
+              <w:t xml:space="preserve"> </w:t>
+            </w:r>
+            <w:proofErr w:type="spellStart"/>
+            <w:r>
+              <w:rPr>
+                <w:rFonts w:cstheme="minorHAnsi"/>
+                <w:color w:val="000000" w:themeColor="text1"/>
+                <w:sz w:val="18"/>
+                <w:szCs w:val="18"/>
+                <w:lang w:eastAsia="es-CL"/>
+              </w:rPr>
+              <w:t>businesses</w:t>
+            </w:r>
+            <w:proofErr w:type="spellEnd"/>
+            <w:r>
+              <w:rPr>
+                <w:rFonts w:cstheme="minorHAnsi"/>
+                <w:color w:val="000000" w:themeColor="text1"/>
+                <w:sz w:val="18"/>
+                <w:szCs w:val="18"/>
+                <w:lang w:eastAsia="es-CL"/>
+              </w:rPr>
+              <w:t xml:space="preserve"> </w:t>
+            </w:r>
+            <w:proofErr w:type="spellStart"/>
+            <w:r>
+              <w:rPr>
+                <w:rFonts w:cstheme="minorHAnsi"/>
+                <w:color w:val="000000" w:themeColor="text1"/>
+                <w:sz w:val="18"/>
+                <w:szCs w:val="18"/>
+                <w:lang w:eastAsia="es-CL"/>
+              </w:rPr>
+              <w:t>usually</w:t>
+            </w:r>
+            <w:proofErr w:type="spellEnd"/>
+            <w:r>
+              <w:rPr>
+                <w:rFonts w:cstheme="minorHAnsi"/>
+                <w:color w:val="000000" w:themeColor="text1"/>
+                <w:sz w:val="18"/>
+                <w:szCs w:val="18"/>
+                <w:lang w:eastAsia="es-CL"/>
+              </w:rPr>
+              <w:t xml:space="preserve"> </w:t>
+            </w:r>
+            <w:proofErr w:type="spellStart"/>
+            <w:r>
+              <w:rPr>
+                <w:rFonts w:cstheme="minorHAnsi"/>
+                <w:color w:val="000000" w:themeColor="text1"/>
+                <w:sz w:val="18"/>
+                <w:szCs w:val="18"/>
+                <w:lang w:eastAsia="es-CL"/>
+              </w:rPr>
+              <w:t>rely</w:t>
+            </w:r>
+            <w:proofErr w:type="spellEnd"/>
+            <w:r>
+              <w:rPr>
+                <w:rFonts w:cstheme="minorHAnsi"/>
+                <w:color w:val="000000" w:themeColor="text1"/>
+                <w:sz w:val="18"/>
+                <w:szCs w:val="18"/>
+                <w:lang w:eastAsia="es-CL"/>
+              </w:rPr>
+              <w:t xml:space="preserve"> </w:t>
+            </w:r>
+            <w:proofErr w:type="spellStart"/>
+            <w:r>
+              <w:rPr>
+                <w:rFonts w:cstheme="minorHAnsi"/>
+                <w:color w:val="000000" w:themeColor="text1"/>
+                <w:sz w:val="18"/>
+                <w:szCs w:val="18"/>
+                <w:lang w:eastAsia="es-CL"/>
+              </w:rPr>
+              <w:t>on</w:t>
+            </w:r>
+            <w:proofErr w:type="spellEnd"/>
+            <w:r>
+              <w:rPr>
+                <w:rFonts w:cstheme="minorHAnsi"/>
+                <w:color w:val="000000" w:themeColor="text1"/>
+                <w:sz w:val="18"/>
+                <w:szCs w:val="18"/>
+                <w:lang w:eastAsia="es-CL"/>
+              </w:rPr>
+              <w:t xml:space="preserve"> manual </w:t>
+            </w:r>
+            <w:proofErr w:type="spellStart"/>
+            <w:r>
+              <w:rPr>
+                <w:rFonts w:cstheme="minorHAnsi"/>
+                <w:color w:val="000000" w:themeColor="text1"/>
+                <w:sz w:val="18"/>
+                <w:szCs w:val="18"/>
+                <w:lang w:eastAsia="es-CL"/>
+              </w:rPr>
+              <w:t>processes</w:t>
+            </w:r>
+            <w:proofErr w:type="spellEnd"/>
+            <w:r>
+              <w:rPr>
+                <w:rFonts w:cstheme="minorHAnsi"/>
+                <w:color w:val="000000" w:themeColor="text1"/>
+                <w:sz w:val="18"/>
+                <w:szCs w:val="18"/>
+                <w:lang w:eastAsia="es-CL"/>
+              </w:rPr>
+              <w:t xml:space="preserve"> and </w:t>
+            </w:r>
+            <w:proofErr w:type="gramStart"/>
+            <w:r>
+              <w:rPr>
+                <w:rFonts w:cstheme="minorHAnsi"/>
+                <w:color w:val="000000" w:themeColor="text1"/>
+                <w:sz w:val="18"/>
+                <w:szCs w:val="18"/>
+                <w:lang w:eastAsia="es-CL"/>
+              </w:rPr>
+              <w:t>show</w:t>
+            </w:r>
+            <w:proofErr w:type="gramEnd"/>
+            <w:r>
+              <w:rPr>
+                <w:rFonts w:cstheme="minorHAnsi"/>
+                <w:color w:val="000000" w:themeColor="text1"/>
+                <w:sz w:val="18"/>
+                <w:szCs w:val="18"/>
+                <w:lang w:eastAsia="es-CL"/>
+              </w:rPr>
+              <w:t xml:space="preserve"> </w:t>
+            </w:r>
+            <w:proofErr w:type="spellStart"/>
+            <w:r>
+              <w:rPr>
+                <w:rFonts w:cstheme="minorHAnsi"/>
+                <w:color w:val="000000" w:themeColor="text1"/>
+                <w:sz w:val="18"/>
+                <w:szCs w:val="18"/>
+                <w:lang w:eastAsia="es-CL"/>
+              </w:rPr>
+              <w:t>low</w:t>
+            </w:r>
+            <w:proofErr w:type="spellEnd"/>
+            <w:r>
+              <w:rPr>
+                <w:rFonts w:cstheme="minorHAnsi"/>
+                <w:color w:val="000000" w:themeColor="text1"/>
+                <w:sz w:val="18"/>
+                <w:szCs w:val="18"/>
+                <w:lang w:eastAsia="es-CL"/>
+              </w:rPr>
+              <w:t xml:space="preserve"> </w:t>
+            </w:r>
+            <w:proofErr w:type="spellStart"/>
+            <w:r>
+              <w:rPr>
+                <w:rFonts w:cstheme="minorHAnsi"/>
+                <w:color w:val="000000" w:themeColor="text1"/>
+                <w:sz w:val="18"/>
+                <w:szCs w:val="18"/>
+                <w:lang w:eastAsia="es-CL"/>
+              </w:rPr>
+              <w:t>levels</w:t>
+            </w:r>
+            <w:proofErr w:type="spellEnd"/>
+            <w:r>
+              <w:rPr>
+                <w:rFonts w:cstheme="minorHAnsi"/>
+                <w:color w:val="000000" w:themeColor="text1"/>
+                <w:sz w:val="18"/>
+                <w:szCs w:val="18"/>
+                <w:lang w:eastAsia="es-CL"/>
+              </w:rPr>
+              <w:t xml:space="preserve"> </w:t>
+            </w:r>
+            <w:proofErr w:type="spellStart"/>
+            <w:r>
+              <w:rPr>
+                <w:rFonts w:cstheme="minorHAnsi"/>
+                <w:color w:val="000000" w:themeColor="text1"/>
+                <w:sz w:val="18"/>
+                <w:szCs w:val="18"/>
+                <w:lang w:eastAsia="es-CL"/>
+              </w:rPr>
+              <w:t>of</w:t>
+            </w:r>
+            <w:proofErr w:type="spellEnd"/>
+            <w:r>
+              <w:rPr>
+                <w:rFonts w:cstheme="minorHAnsi"/>
+                <w:color w:val="000000" w:themeColor="text1"/>
+                <w:sz w:val="18"/>
+                <w:szCs w:val="18"/>
+                <w:lang w:eastAsia="es-CL"/>
+              </w:rPr>
+              <w:t xml:space="preserve"> digital </w:t>
+            </w:r>
+            <w:proofErr w:type="spellStart"/>
+            <w:r>
+              <w:rPr>
+                <w:rFonts w:cstheme="minorHAnsi"/>
+                <w:color w:val="000000" w:themeColor="text1"/>
+                <w:sz w:val="18"/>
+                <w:szCs w:val="18"/>
+                <w:lang w:eastAsia="es-CL"/>
+              </w:rPr>
+              <w:t>adoption</w:t>
+            </w:r>
+            <w:proofErr w:type="spellEnd"/>
+            <w:r>
+              <w:rPr>
+                <w:rFonts w:cstheme="minorHAnsi"/>
+                <w:color w:val="000000" w:themeColor="text1"/>
+                <w:sz w:val="18"/>
+                <w:szCs w:val="18"/>
+                <w:lang w:eastAsia="es-CL"/>
+              </w:rPr>
+              <w:t xml:space="preserve">, </w:t>
+            </w:r>
+            <w:proofErr w:type="spellStart"/>
+            <w:r>
+              <w:rPr>
+                <w:rFonts w:cstheme="minorHAnsi"/>
+                <w:color w:val="000000" w:themeColor="text1"/>
+                <w:sz w:val="18"/>
+                <w:szCs w:val="18"/>
+                <w:lang w:eastAsia="es-CL"/>
+              </w:rPr>
+              <w:t>which</w:t>
+            </w:r>
+            <w:proofErr w:type="spellEnd"/>
+            <w:r>
+              <w:rPr>
+                <w:rFonts w:cstheme="minorHAnsi"/>
+                <w:color w:val="000000" w:themeColor="text1"/>
+                <w:sz w:val="18"/>
+                <w:szCs w:val="18"/>
+                <w:lang w:eastAsia="es-CL"/>
+              </w:rPr>
+              <w:t xml:space="preserve"> leads </w:t>
+            </w:r>
+            <w:proofErr w:type="spellStart"/>
+            <w:r>
+              <w:rPr>
+                <w:rFonts w:cstheme="minorHAnsi"/>
+                <w:color w:val="000000" w:themeColor="text1"/>
+                <w:sz w:val="18"/>
+                <w:szCs w:val="18"/>
+                <w:lang w:eastAsia="es-CL"/>
+              </w:rPr>
+              <w:t>to</w:t>
+            </w:r>
+            <w:proofErr w:type="spellEnd"/>
+            <w:r>
+              <w:rPr>
+                <w:rFonts w:cstheme="minorHAnsi"/>
+                <w:color w:val="000000" w:themeColor="text1"/>
+                <w:sz w:val="18"/>
+                <w:szCs w:val="18"/>
+                <w:lang w:eastAsia="es-CL"/>
+              </w:rPr>
+              <w:t xml:space="preserve"> stock </w:t>
+            </w:r>
+            <w:proofErr w:type="spellStart"/>
+            <w:r>
+              <w:rPr>
+                <w:rFonts w:cstheme="minorHAnsi"/>
+                <w:color w:val="000000" w:themeColor="text1"/>
+                <w:sz w:val="18"/>
+                <w:szCs w:val="18"/>
+                <w:lang w:eastAsia="es-CL"/>
+              </w:rPr>
+              <w:t>shortages</w:t>
+            </w:r>
+            <w:proofErr w:type="spellEnd"/>
+            <w:r>
+              <w:rPr>
+                <w:rFonts w:cstheme="minorHAnsi"/>
+                <w:color w:val="000000" w:themeColor="text1"/>
+                <w:sz w:val="18"/>
+                <w:szCs w:val="18"/>
+                <w:lang w:eastAsia="es-CL"/>
+              </w:rPr>
+              <w:t xml:space="preserve">, </w:t>
+            </w:r>
+            <w:proofErr w:type="spellStart"/>
+            <w:r>
+              <w:rPr>
+                <w:rFonts w:cstheme="minorHAnsi"/>
+                <w:color w:val="000000" w:themeColor="text1"/>
+                <w:sz w:val="18"/>
+                <w:szCs w:val="18"/>
+                <w:lang w:eastAsia="es-CL"/>
+              </w:rPr>
+              <w:t>overstocking</w:t>
+            </w:r>
+            <w:proofErr w:type="spellEnd"/>
+            <w:r>
+              <w:rPr>
+                <w:rFonts w:cstheme="minorHAnsi"/>
+                <w:color w:val="000000" w:themeColor="text1"/>
+                <w:sz w:val="18"/>
+                <w:szCs w:val="18"/>
+                <w:lang w:eastAsia="es-CL"/>
+              </w:rPr>
+              <w:t xml:space="preserve"> and </w:t>
+            </w:r>
+            <w:proofErr w:type="spellStart"/>
+            <w:r>
+              <w:rPr>
+                <w:rFonts w:cstheme="minorHAnsi"/>
+                <w:color w:val="000000" w:themeColor="text1"/>
+                <w:sz w:val="18"/>
+                <w:szCs w:val="18"/>
+                <w:lang w:eastAsia="es-CL"/>
+              </w:rPr>
+              <w:t>loss</w:t>
+            </w:r>
+            <w:proofErr w:type="spellEnd"/>
+            <w:r>
+              <w:rPr>
+                <w:rFonts w:cstheme="minorHAnsi"/>
+                <w:color w:val="000000" w:themeColor="text1"/>
+                <w:sz w:val="18"/>
+                <w:szCs w:val="18"/>
+                <w:lang w:eastAsia="es-CL"/>
+              </w:rPr>
+              <w:t xml:space="preserve"> </w:t>
+            </w:r>
+            <w:proofErr w:type="spellStart"/>
+            <w:r>
+              <w:rPr>
+                <w:rFonts w:cstheme="minorHAnsi"/>
+                <w:color w:val="000000" w:themeColor="text1"/>
+                <w:sz w:val="18"/>
+                <w:szCs w:val="18"/>
+                <w:lang w:eastAsia="es-CL"/>
+              </w:rPr>
+              <w:t>of</w:t>
+            </w:r>
+            <w:proofErr w:type="spellEnd"/>
+            <w:r>
+              <w:rPr>
+                <w:rFonts w:cstheme="minorHAnsi"/>
+                <w:color w:val="000000" w:themeColor="text1"/>
+                <w:sz w:val="18"/>
+                <w:szCs w:val="18"/>
+                <w:lang w:eastAsia="es-CL"/>
+              </w:rPr>
+              <w:t xml:space="preserve"> time. </w:t>
+            </w:r>
+            <w:proofErr w:type="spellStart"/>
+            <w:r>
+              <w:rPr>
+                <w:rFonts w:cstheme="minorHAnsi"/>
+                <w:color w:val="000000" w:themeColor="text1"/>
+                <w:sz w:val="18"/>
+                <w:szCs w:val="18"/>
+                <w:lang w:eastAsia="es-CL"/>
+              </w:rPr>
+              <w:t>The</w:t>
+            </w:r>
+            <w:proofErr w:type="spellEnd"/>
+            <w:r>
+              <w:rPr>
+                <w:rFonts w:cstheme="minorHAnsi"/>
+                <w:color w:val="000000" w:themeColor="text1"/>
+                <w:sz w:val="18"/>
+                <w:szCs w:val="18"/>
+                <w:lang w:eastAsia="es-CL"/>
+              </w:rPr>
+              <w:t xml:space="preserve"> </w:t>
+            </w:r>
+            <w:proofErr w:type="spellStart"/>
+            <w:r>
+              <w:rPr>
+                <w:rFonts w:cstheme="minorHAnsi"/>
+                <w:color w:val="000000" w:themeColor="text1"/>
+                <w:sz w:val="18"/>
+                <w:szCs w:val="18"/>
+                <w:lang w:eastAsia="es-CL"/>
+              </w:rPr>
+              <w:t>solution</w:t>
+            </w:r>
+            <w:proofErr w:type="spellEnd"/>
+            <w:r>
+              <w:rPr>
+                <w:rFonts w:cstheme="minorHAnsi"/>
+                <w:color w:val="000000" w:themeColor="text1"/>
+                <w:sz w:val="18"/>
+                <w:szCs w:val="18"/>
+                <w:lang w:eastAsia="es-CL"/>
+              </w:rPr>
+              <w:t xml:space="preserve"> </w:t>
+            </w:r>
+            <w:proofErr w:type="spellStart"/>
+            <w:r>
+              <w:rPr>
+                <w:rFonts w:cstheme="minorHAnsi"/>
+                <w:color w:val="000000" w:themeColor="text1"/>
+                <w:sz w:val="18"/>
+                <w:szCs w:val="18"/>
+                <w:lang w:eastAsia="es-CL"/>
+              </w:rPr>
+              <w:t>focuses</w:t>
+            </w:r>
+            <w:proofErr w:type="spellEnd"/>
+            <w:r>
+              <w:rPr>
+                <w:rFonts w:cstheme="minorHAnsi"/>
+                <w:color w:val="000000" w:themeColor="text1"/>
+                <w:sz w:val="18"/>
+                <w:szCs w:val="18"/>
+                <w:lang w:eastAsia="es-CL"/>
+              </w:rPr>
+              <w:t xml:space="preserve"> </w:t>
+            </w:r>
+            <w:proofErr w:type="spellStart"/>
+            <w:r>
+              <w:rPr>
+                <w:rFonts w:cstheme="minorHAnsi"/>
+                <w:color w:val="000000" w:themeColor="text1"/>
+                <w:sz w:val="18"/>
+                <w:szCs w:val="18"/>
+                <w:lang w:eastAsia="es-CL"/>
+              </w:rPr>
+              <w:t>on</w:t>
+            </w:r>
+            <w:proofErr w:type="spellEnd"/>
+            <w:r>
+              <w:rPr>
+                <w:rFonts w:cstheme="minorHAnsi"/>
+                <w:color w:val="000000" w:themeColor="text1"/>
+                <w:sz w:val="18"/>
+                <w:szCs w:val="18"/>
+                <w:lang w:eastAsia="es-CL"/>
+              </w:rPr>
+              <w:t xml:space="preserve"> </w:t>
+            </w:r>
+            <w:proofErr w:type="spellStart"/>
+            <w:r>
+              <w:rPr>
+                <w:rFonts w:cstheme="minorHAnsi"/>
+                <w:color w:val="000000" w:themeColor="text1"/>
+                <w:sz w:val="18"/>
+                <w:szCs w:val="18"/>
+                <w:lang w:eastAsia="es-CL"/>
+              </w:rPr>
+              <w:t>users</w:t>
+            </w:r>
+            <w:proofErr w:type="spellEnd"/>
+            <w:r>
+              <w:rPr>
+                <w:rFonts w:cstheme="minorHAnsi"/>
+                <w:color w:val="000000" w:themeColor="text1"/>
+                <w:sz w:val="18"/>
+                <w:szCs w:val="18"/>
+                <w:lang w:eastAsia="es-CL"/>
+              </w:rPr>
+              <w:t xml:space="preserve"> </w:t>
+            </w:r>
+            <w:proofErr w:type="spellStart"/>
+            <w:r>
+              <w:rPr>
+                <w:rFonts w:cstheme="minorHAnsi"/>
+                <w:color w:val="000000" w:themeColor="text1"/>
+                <w:sz w:val="18"/>
+                <w:szCs w:val="18"/>
+                <w:lang w:eastAsia="es-CL"/>
+              </w:rPr>
+              <w:t>with</w:t>
+            </w:r>
+            <w:proofErr w:type="spellEnd"/>
+            <w:r>
+              <w:rPr>
+                <w:rFonts w:cstheme="minorHAnsi"/>
+                <w:color w:val="000000" w:themeColor="text1"/>
+                <w:sz w:val="18"/>
+                <w:szCs w:val="18"/>
+                <w:lang w:eastAsia="es-CL"/>
+              </w:rPr>
+              <w:t xml:space="preserve"> </w:t>
+            </w:r>
+            <w:proofErr w:type="spellStart"/>
+            <w:r>
+              <w:rPr>
+                <w:rFonts w:cstheme="minorHAnsi"/>
+                <w:color w:val="000000" w:themeColor="text1"/>
+                <w:sz w:val="18"/>
+                <w:szCs w:val="18"/>
+                <w:lang w:eastAsia="es-CL"/>
+              </w:rPr>
+              <w:t>limited</w:t>
+            </w:r>
+            <w:proofErr w:type="spellEnd"/>
+            <w:r>
+              <w:rPr>
+                <w:rFonts w:cstheme="minorHAnsi"/>
+                <w:color w:val="000000" w:themeColor="text1"/>
+                <w:sz w:val="18"/>
+                <w:szCs w:val="18"/>
+                <w:lang w:eastAsia="es-CL"/>
+              </w:rPr>
+              <w:t xml:space="preserve"> digital </w:t>
+            </w:r>
+            <w:proofErr w:type="spellStart"/>
+            <w:r>
+              <w:rPr>
+                <w:rFonts w:cstheme="minorHAnsi"/>
+                <w:color w:val="000000" w:themeColor="text1"/>
+                <w:sz w:val="18"/>
+                <w:szCs w:val="18"/>
+                <w:lang w:eastAsia="es-CL"/>
+              </w:rPr>
+              <w:t>skills</w:t>
+            </w:r>
+            <w:proofErr w:type="spellEnd"/>
+            <w:r>
+              <w:rPr>
+                <w:rFonts w:cstheme="minorHAnsi"/>
+                <w:color w:val="000000" w:themeColor="text1"/>
+                <w:sz w:val="18"/>
+                <w:szCs w:val="18"/>
+                <w:lang w:eastAsia="es-CL"/>
+              </w:rPr>
+              <w:t xml:space="preserve">, </w:t>
+            </w:r>
+            <w:proofErr w:type="spellStart"/>
+            <w:r>
+              <w:rPr>
+                <w:rFonts w:cstheme="minorHAnsi"/>
+                <w:color w:val="000000" w:themeColor="text1"/>
+                <w:sz w:val="18"/>
+                <w:szCs w:val="18"/>
+                <w:lang w:eastAsia="es-CL"/>
+              </w:rPr>
+              <w:t>offering</w:t>
+            </w:r>
+            <w:proofErr w:type="spellEnd"/>
+            <w:r>
+              <w:rPr>
+                <w:rFonts w:cstheme="minorHAnsi"/>
+                <w:color w:val="000000" w:themeColor="text1"/>
+                <w:sz w:val="18"/>
+                <w:szCs w:val="18"/>
+                <w:lang w:eastAsia="es-CL"/>
+              </w:rPr>
+              <w:t xml:space="preserve"> a simple, </w:t>
+            </w:r>
+            <w:proofErr w:type="spellStart"/>
+            <w:r>
+              <w:rPr>
+                <w:rFonts w:cstheme="minorHAnsi"/>
+                <w:color w:val="000000" w:themeColor="text1"/>
+                <w:sz w:val="18"/>
+                <w:szCs w:val="18"/>
+                <w:lang w:eastAsia="es-CL"/>
+              </w:rPr>
+              <w:t>accessible</w:t>
+            </w:r>
+            <w:proofErr w:type="spellEnd"/>
+            <w:r>
+              <w:rPr>
+                <w:rFonts w:cstheme="minorHAnsi"/>
+                <w:color w:val="000000" w:themeColor="text1"/>
+                <w:sz w:val="18"/>
+                <w:szCs w:val="18"/>
+                <w:lang w:eastAsia="es-CL"/>
+              </w:rPr>
+              <w:t xml:space="preserve"> and </w:t>
+            </w:r>
+            <w:proofErr w:type="spellStart"/>
+            <w:r>
+              <w:rPr>
+                <w:rFonts w:cstheme="minorHAnsi"/>
+                <w:color w:val="000000" w:themeColor="text1"/>
+                <w:sz w:val="18"/>
+                <w:szCs w:val="18"/>
+                <w:lang w:eastAsia="es-CL"/>
+              </w:rPr>
+              <w:t>mobile-oriented</w:t>
+            </w:r>
+            <w:proofErr w:type="spellEnd"/>
+            <w:r>
+              <w:rPr>
+                <w:rFonts w:cstheme="minorHAnsi"/>
+                <w:color w:val="000000" w:themeColor="text1"/>
+                <w:sz w:val="18"/>
+                <w:szCs w:val="18"/>
+                <w:lang w:eastAsia="es-CL"/>
+              </w:rPr>
+              <w:t xml:space="preserve"> </w:t>
+            </w:r>
+            <w:proofErr w:type="spellStart"/>
+            <w:r>
+              <w:rPr>
+                <w:rFonts w:cstheme="minorHAnsi"/>
+                <w:color w:val="000000" w:themeColor="text1"/>
+                <w:sz w:val="18"/>
+                <w:szCs w:val="18"/>
+                <w:lang w:eastAsia="es-CL"/>
+              </w:rPr>
+              <w:t>platform</w:t>
+            </w:r>
+            <w:proofErr w:type="spellEnd"/>
+            <w:r>
+              <w:rPr>
+                <w:rFonts w:cstheme="minorHAnsi"/>
+                <w:color w:val="000000" w:themeColor="text1"/>
+                <w:sz w:val="18"/>
+                <w:szCs w:val="18"/>
+                <w:lang w:eastAsia="es-CL"/>
+              </w:rPr>
+              <w:t xml:space="preserve">. Cybernine </w:t>
+            </w:r>
+            <w:proofErr w:type="spellStart"/>
+            <w:r>
+              <w:rPr>
+                <w:rFonts w:cstheme="minorHAnsi"/>
+                <w:color w:val="000000" w:themeColor="text1"/>
+                <w:sz w:val="18"/>
+                <w:szCs w:val="18"/>
+                <w:lang w:eastAsia="es-CL"/>
+              </w:rPr>
+              <w:t>includes</w:t>
+            </w:r>
+            <w:proofErr w:type="spellEnd"/>
+            <w:r>
+              <w:rPr>
+                <w:rFonts w:cstheme="minorHAnsi"/>
+                <w:color w:val="000000" w:themeColor="text1"/>
+                <w:sz w:val="18"/>
+                <w:szCs w:val="18"/>
+                <w:lang w:eastAsia="es-CL"/>
+              </w:rPr>
+              <w:t xml:space="preserve"> </w:t>
+            </w:r>
+            <w:proofErr w:type="spellStart"/>
+            <w:r>
+              <w:rPr>
+                <w:rFonts w:cstheme="minorHAnsi"/>
+                <w:color w:val="000000" w:themeColor="text1"/>
+                <w:sz w:val="18"/>
+                <w:szCs w:val="18"/>
+                <w:lang w:eastAsia="es-CL"/>
+              </w:rPr>
+              <w:t>barcode</w:t>
+            </w:r>
+            <w:proofErr w:type="spellEnd"/>
+            <w:r>
+              <w:rPr>
+                <w:rFonts w:cstheme="minorHAnsi"/>
+                <w:color w:val="000000" w:themeColor="text1"/>
+                <w:sz w:val="18"/>
+                <w:szCs w:val="18"/>
+                <w:lang w:eastAsia="es-CL"/>
+              </w:rPr>
+              <w:t xml:space="preserve"> </w:t>
+            </w:r>
+            <w:proofErr w:type="spellStart"/>
+            <w:r>
+              <w:rPr>
+                <w:rFonts w:cstheme="minorHAnsi"/>
+                <w:color w:val="000000" w:themeColor="text1"/>
+                <w:sz w:val="18"/>
+                <w:szCs w:val="18"/>
+                <w:lang w:eastAsia="es-CL"/>
+              </w:rPr>
+              <w:t>scanning</w:t>
+            </w:r>
+            <w:proofErr w:type="spellEnd"/>
+            <w:r>
+              <w:rPr>
+                <w:rFonts w:cstheme="minorHAnsi"/>
+                <w:color w:val="000000" w:themeColor="text1"/>
+                <w:sz w:val="18"/>
+                <w:szCs w:val="18"/>
+                <w:lang w:eastAsia="es-CL"/>
+              </w:rPr>
+              <w:t xml:space="preserve"> </w:t>
+            </w:r>
+            <w:proofErr w:type="spellStart"/>
+            <w:r>
+              <w:rPr>
+                <w:rFonts w:cstheme="minorHAnsi"/>
+                <w:color w:val="000000" w:themeColor="text1"/>
+                <w:sz w:val="18"/>
+                <w:szCs w:val="18"/>
+                <w:lang w:eastAsia="es-CL"/>
+              </w:rPr>
+              <w:t>through</w:t>
+            </w:r>
+            <w:proofErr w:type="spellEnd"/>
+            <w:r>
+              <w:rPr>
+                <w:rFonts w:cstheme="minorHAnsi"/>
+                <w:color w:val="000000" w:themeColor="text1"/>
+                <w:sz w:val="18"/>
+                <w:szCs w:val="18"/>
+                <w:lang w:eastAsia="es-CL"/>
+              </w:rPr>
+              <w:t xml:space="preserve"> </w:t>
+            </w:r>
+            <w:proofErr w:type="spellStart"/>
+            <w:r>
+              <w:rPr>
+                <w:rFonts w:cstheme="minorHAnsi"/>
+                <w:color w:val="000000" w:themeColor="text1"/>
+                <w:sz w:val="18"/>
+                <w:szCs w:val="18"/>
+                <w:lang w:eastAsia="es-CL"/>
+              </w:rPr>
+              <w:t>the</w:t>
+            </w:r>
+            <w:proofErr w:type="spellEnd"/>
+            <w:r>
+              <w:rPr>
+                <w:rFonts w:cstheme="minorHAnsi"/>
+                <w:color w:val="000000" w:themeColor="text1"/>
+                <w:sz w:val="18"/>
+                <w:szCs w:val="18"/>
+                <w:lang w:eastAsia="es-CL"/>
+              </w:rPr>
+              <w:t xml:space="preserve"> </w:t>
+            </w:r>
+            <w:proofErr w:type="spellStart"/>
+            <w:r>
+              <w:rPr>
+                <w:rFonts w:cstheme="minorHAnsi"/>
+                <w:color w:val="000000" w:themeColor="text1"/>
+                <w:sz w:val="18"/>
+                <w:szCs w:val="18"/>
+                <w:lang w:eastAsia="es-CL"/>
+              </w:rPr>
+              <w:t>device</w:t>
+            </w:r>
+            <w:proofErr w:type="spellEnd"/>
+            <w:r>
+              <w:rPr>
+                <w:rFonts w:cstheme="minorHAnsi"/>
+                <w:color w:val="000000" w:themeColor="text1"/>
+                <w:sz w:val="18"/>
+                <w:szCs w:val="18"/>
+                <w:lang w:eastAsia="es-CL"/>
+              </w:rPr>
+              <w:t xml:space="preserve"> camera, </w:t>
+            </w:r>
+            <w:proofErr w:type="spellStart"/>
+            <w:r>
+              <w:rPr>
+                <w:rFonts w:cstheme="minorHAnsi"/>
+                <w:color w:val="000000" w:themeColor="text1"/>
+                <w:sz w:val="18"/>
+                <w:szCs w:val="18"/>
+                <w:lang w:eastAsia="es-CL"/>
+              </w:rPr>
+              <w:t>basic</w:t>
+            </w:r>
+            <w:proofErr w:type="spellEnd"/>
+            <w:r>
+              <w:rPr>
+                <w:rFonts w:cstheme="minorHAnsi"/>
+                <w:color w:val="000000" w:themeColor="text1"/>
+                <w:sz w:val="18"/>
+                <w:szCs w:val="18"/>
+                <w:lang w:eastAsia="es-CL"/>
+              </w:rPr>
+              <w:t xml:space="preserve"> </w:t>
+            </w:r>
+            <w:proofErr w:type="spellStart"/>
+            <w:r>
+              <w:rPr>
+                <w:rFonts w:cstheme="minorHAnsi"/>
+                <w:color w:val="000000" w:themeColor="text1"/>
+                <w:sz w:val="18"/>
+                <w:szCs w:val="18"/>
+                <w:lang w:eastAsia="es-CL"/>
+              </w:rPr>
+              <w:t>user</w:t>
+            </w:r>
+            <w:proofErr w:type="spellEnd"/>
+            <w:r>
+              <w:rPr>
+                <w:rFonts w:cstheme="minorHAnsi"/>
+                <w:color w:val="000000" w:themeColor="text1"/>
+                <w:sz w:val="18"/>
+                <w:szCs w:val="18"/>
+                <w:lang w:eastAsia="es-CL"/>
+              </w:rPr>
+              <w:t xml:space="preserve"> </w:t>
+            </w:r>
+            <w:proofErr w:type="spellStart"/>
+            <w:r>
+              <w:rPr>
+                <w:rFonts w:cstheme="minorHAnsi"/>
+                <w:color w:val="000000" w:themeColor="text1"/>
+                <w:sz w:val="18"/>
+                <w:szCs w:val="18"/>
+                <w:lang w:eastAsia="es-CL"/>
+              </w:rPr>
+              <w:t>authentication</w:t>
+            </w:r>
+            <w:proofErr w:type="spellEnd"/>
+            <w:r>
+              <w:rPr>
+                <w:rFonts w:cstheme="minorHAnsi"/>
+                <w:color w:val="000000" w:themeColor="text1"/>
+                <w:sz w:val="18"/>
+                <w:szCs w:val="18"/>
+                <w:lang w:eastAsia="es-CL"/>
+              </w:rPr>
+              <w:t xml:space="preserve">, </w:t>
+            </w:r>
+            <w:proofErr w:type="spellStart"/>
+            <w:r>
+              <w:rPr>
+                <w:rFonts w:cstheme="minorHAnsi"/>
+                <w:color w:val="000000" w:themeColor="text1"/>
+                <w:sz w:val="18"/>
+                <w:szCs w:val="18"/>
+                <w:lang w:eastAsia="es-CL"/>
+              </w:rPr>
+              <w:t>product</w:t>
+            </w:r>
+            <w:proofErr w:type="spellEnd"/>
+            <w:r>
+              <w:rPr>
+                <w:rFonts w:cstheme="minorHAnsi"/>
+                <w:color w:val="000000" w:themeColor="text1"/>
+                <w:sz w:val="18"/>
+                <w:szCs w:val="18"/>
+                <w:lang w:eastAsia="es-CL"/>
+              </w:rPr>
+              <w:t xml:space="preserve"> </w:t>
+            </w:r>
+            <w:proofErr w:type="spellStart"/>
+            <w:r>
+              <w:rPr>
+                <w:rFonts w:cstheme="minorHAnsi"/>
+                <w:color w:val="000000" w:themeColor="text1"/>
+                <w:sz w:val="18"/>
+                <w:szCs w:val="18"/>
+                <w:lang w:eastAsia="es-CL"/>
+              </w:rPr>
+              <w:t>movement</w:t>
+            </w:r>
+            <w:proofErr w:type="spellEnd"/>
+            <w:r>
+              <w:rPr>
+                <w:rFonts w:cstheme="minorHAnsi"/>
+                <w:color w:val="000000" w:themeColor="text1"/>
+                <w:sz w:val="18"/>
+                <w:szCs w:val="18"/>
+                <w:lang w:eastAsia="es-CL"/>
+              </w:rPr>
+              <w:t xml:space="preserve"> tracking and a </w:t>
+            </w:r>
+            <w:proofErr w:type="spellStart"/>
+            <w:r>
+              <w:rPr>
+                <w:rFonts w:cstheme="minorHAnsi"/>
+                <w:color w:val="000000" w:themeColor="text1"/>
+                <w:sz w:val="18"/>
+                <w:szCs w:val="18"/>
+                <w:lang w:eastAsia="es-CL"/>
+              </w:rPr>
+              <w:t>lightweight</w:t>
+            </w:r>
+            <w:proofErr w:type="spellEnd"/>
+            <w:r>
+              <w:rPr>
+                <w:rFonts w:cstheme="minorHAnsi"/>
+                <w:color w:val="000000" w:themeColor="text1"/>
+                <w:sz w:val="18"/>
+                <w:szCs w:val="18"/>
+                <w:lang w:eastAsia="es-CL"/>
+              </w:rPr>
+              <w:t xml:space="preserve"> artificial </w:t>
+            </w:r>
+            <w:proofErr w:type="spellStart"/>
+            <w:r>
+              <w:rPr>
+                <w:rFonts w:cstheme="minorHAnsi"/>
+                <w:color w:val="000000" w:themeColor="text1"/>
+                <w:sz w:val="18"/>
+                <w:szCs w:val="18"/>
+                <w:lang w:eastAsia="es-CL"/>
+              </w:rPr>
+              <w:t>intelligence</w:t>
+            </w:r>
+            <w:proofErr w:type="spellEnd"/>
+            <w:r>
+              <w:rPr>
+                <w:rFonts w:cstheme="minorHAnsi"/>
+                <w:color w:val="000000" w:themeColor="text1"/>
+                <w:sz w:val="18"/>
+                <w:szCs w:val="18"/>
+                <w:lang w:eastAsia="es-CL"/>
+              </w:rPr>
+              <w:t xml:space="preserve"> </w:t>
+            </w:r>
+            <w:proofErr w:type="spellStart"/>
+            <w:r>
+              <w:rPr>
+                <w:rFonts w:cstheme="minorHAnsi"/>
+                <w:color w:val="000000" w:themeColor="text1"/>
+                <w:sz w:val="18"/>
+                <w:szCs w:val="18"/>
+                <w:lang w:eastAsia="es-CL"/>
+              </w:rPr>
+              <w:t>assistant</w:t>
+            </w:r>
+            <w:proofErr w:type="spellEnd"/>
+            <w:r>
+              <w:rPr>
+                <w:rFonts w:cstheme="minorHAnsi"/>
+                <w:color w:val="000000" w:themeColor="text1"/>
+                <w:sz w:val="18"/>
+                <w:szCs w:val="18"/>
+                <w:lang w:eastAsia="es-CL"/>
+              </w:rPr>
+              <w:t xml:space="preserve"> </w:t>
+            </w:r>
+            <w:proofErr w:type="spellStart"/>
+            <w:r>
+              <w:rPr>
+                <w:rFonts w:cstheme="minorHAnsi"/>
+                <w:color w:val="000000" w:themeColor="text1"/>
+                <w:sz w:val="18"/>
+                <w:szCs w:val="18"/>
+                <w:lang w:eastAsia="es-CL"/>
+              </w:rPr>
+              <w:t>that</w:t>
+            </w:r>
+            <w:proofErr w:type="spellEnd"/>
+            <w:r>
+              <w:rPr>
+                <w:rFonts w:cstheme="minorHAnsi"/>
+                <w:color w:val="000000" w:themeColor="text1"/>
+                <w:sz w:val="18"/>
+                <w:szCs w:val="18"/>
+                <w:lang w:eastAsia="es-CL"/>
+              </w:rPr>
+              <w:t xml:space="preserve"> </w:t>
+            </w:r>
+            <w:proofErr w:type="spellStart"/>
+            <w:r>
+              <w:rPr>
+                <w:rFonts w:cstheme="minorHAnsi"/>
+                <w:color w:val="000000" w:themeColor="text1"/>
+                <w:sz w:val="18"/>
+                <w:szCs w:val="18"/>
+                <w:lang w:eastAsia="es-CL"/>
+              </w:rPr>
+              <w:t>supports</w:t>
+            </w:r>
+            <w:proofErr w:type="spellEnd"/>
+            <w:r>
+              <w:rPr>
+                <w:rFonts w:cstheme="minorHAnsi"/>
+                <w:color w:val="000000" w:themeColor="text1"/>
+                <w:sz w:val="18"/>
+                <w:szCs w:val="18"/>
+                <w:lang w:eastAsia="es-CL"/>
+              </w:rPr>
+              <w:t xml:space="preserve"> </w:t>
+            </w:r>
+            <w:proofErr w:type="spellStart"/>
+            <w:r>
+              <w:rPr>
+                <w:rFonts w:cstheme="minorHAnsi"/>
+                <w:color w:val="000000" w:themeColor="text1"/>
+                <w:sz w:val="18"/>
+                <w:szCs w:val="18"/>
+                <w:lang w:eastAsia="es-CL"/>
+              </w:rPr>
+              <w:t>decisions</w:t>
+            </w:r>
+            <w:proofErr w:type="spellEnd"/>
+            <w:r>
+              <w:rPr>
+                <w:rFonts w:cstheme="minorHAnsi"/>
+                <w:color w:val="000000" w:themeColor="text1"/>
+                <w:sz w:val="18"/>
+                <w:szCs w:val="18"/>
+                <w:lang w:eastAsia="es-CL"/>
+              </w:rPr>
+              <w:t xml:space="preserve"> </w:t>
+            </w:r>
+            <w:proofErr w:type="spellStart"/>
+            <w:r>
+              <w:rPr>
+                <w:rFonts w:cstheme="minorHAnsi"/>
+                <w:color w:val="000000" w:themeColor="text1"/>
+                <w:sz w:val="18"/>
+                <w:szCs w:val="18"/>
+                <w:lang w:eastAsia="es-CL"/>
+              </w:rPr>
+              <w:t>related</w:t>
+            </w:r>
+            <w:proofErr w:type="spellEnd"/>
+            <w:r>
+              <w:rPr>
+                <w:rFonts w:cstheme="minorHAnsi"/>
+                <w:color w:val="000000" w:themeColor="text1"/>
+                <w:sz w:val="18"/>
+                <w:szCs w:val="18"/>
+                <w:lang w:eastAsia="es-CL"/>
+              </w:rPr>
+              <w:t xml:space="preserve"> </w:t>
+            </w:r>
+            <w:proofErr w:type="spellStart"/>
+            <w:r>
+              <w:rPr>
+                <w:rFonts w:cstheme="minorHAnsi"/>
+                <w:color w:val="000000" w:themeColor="text1"/>
+                <w:sz w:val="18"/>
+                <w:szCs w:val="18"/>
+                <w:lang w:eastAsia="es-CL"/>
+              </w:rPr>
+              <w:t>to</w:t>
+            </w:r>
+            <w:proofErr w:type="spellEnd"/>
+            <w:r>
+              <w:rPr>
+                <w:rFonts w:cstheme="minorHAnsi"/>
+                <w:color w:val="000000" w:themeColor="text1"/>
+                <w:sz w:val="18"/>
+                <w:szCs w:val="18"/>
+                <w:lang w:eastAsia="es-CL"/>
+              </w:rPr>
+              <w:t xml:space="preserve"> </w:t>
+            </w:r>
+            <w:proofErr w:type="spellStart"/>
+            <w:r>
+              <w:rPr>
+                <w:rFonts w:cstheme="minorHAnsi"/>
+                <w:color w:val="000000" w:themeColor="text1"/>
+                <w:sz w:val="18"/>
+                <w:szCs w:val="18"/>
+                <w:lang w:eastAsia="es-CL"/>
+              </w:rPr>
+              <w:t>restocking</w:t>
+            </w:r>
+            <w:proofErr w:type="spellEnd"/>
+            <w:r>
+              <w:rPr>
+                <w:rFonts w:cstheme="minorHAnsi"/>
+                <w:color w:val="000000" w:themeColor="text1"/>
+                <w:sz w:val="18"/>
+                <w:szCs w:val="18"/>
+                <w:lang w:eastAsia="es-CL"/>
+              </w:rPr>
+              <w:t xml:space="preserve"> and </w:t>
+            </w:r>
+            <w:proofErr w:type="spellStart"/>
+            <w:r>
+              <w:rPr>
+                <w:rFonts w:cstheme="minorHAnsi"/>
+                <w:color w:val="000000" w:themeColor="text1"/>
+                <w:sz w:val="18"/>
+                <w:szCs w:val="18"/>
+                <w:lang w:eastAsia="es-CL"/>
+              </w:rPr>
+              <w:t>product</w:t>
+            </w:r>
+            <w:proofErr w:type="spellEnd"/>
+            <w:r>
+              <w:rPr>
+                <w:rFonts w:cstheme="minorHAnsi"/>
+                <w:color w:val="000000" w:themeColor="text1"/>
+                <w:sz w:val="18"/>
+                <w:szCs w:val="18"/>
+                <w:lang w:eastAsia="es-CL"/>
+              </w:rPr>
+              <w:t xml:space="preserve"> </w:t>
+            </w:r>
+            <w:proofErr w:type="spellStart"/>
+            <w:r>
+              <w:rPr>
+                <w:rFonts w:cstheme="minorHAnsi"/>
+                <w:color w:val="000000" w:themeColor="text1"/>
+                <w:sz w:val="18"/>
+                <w:szCs w:val="18"/>
+                <w:lang w:eastAsia="es-CL"/>
+              </w:rPr>
+              <w:t>rotation</w:t>
+            </w:r>
+            <w:proofErr w:type="spellEnd"/>
+            <w:r>
+              <w:rPr>
+                <w:rFonts w:cstheme="minorHAnsi"/>
+                <w:color w:val="000000" w:themeColor="text1"/>
+                <w:sz w:val="18"/>
+                <w:szCs w:val="18"/>
+                <w:lang w:eastAsia="es-CL"/>
+              </w:rPr>
+              <w:t xml:space="preserve">. </w:t>
+            </w:r>
+            <w:proofErr w:type="spellStart"/>
+            <w:r>
+              <w:rPr>
+                <w:rFonts w:cstheme="minorHAnsi"/>
+                <w:color w:val="000000" w:themeColor="text1"/>
+                <w:sz w:val="18"/>
+                <w:szCs w:val="18"/>
+                <w:lang w:eastAsia="es-CL"/>
+              </w:rPr>
+              <w:t>The</w:t>
+            </w:r>
+            <w:proofErr w:type="spellEnd"/>
+            <w:r>
+              <w:rPr>
+                <w:rFonts w:cstheme="minorHAnsi"/>
+                <w:color w:val="000000" w:themeColor="text1"/>
+                <w:sz w:val="18"/>
+                <w:szCs w:val="18"/>
+                <w:lang w:eastAsia="es-CL"/>
+              </w:rPr>
+              <w:t xml:space="preserve"> </w:t>
+            </w:r>
+            <w:proofErr w:type="spellStart"/>
+            <w:r>
+              <w:rPr>
+                <w:rFonts w:cstheme="minorHAnsi"/>
+                <w:color w:val="000000" w:themeColor="text1"/>
+                <w:sz w:val="18"/>
+                <w:szCs w:val="18"/>
+                <w:lang w:eastAsia="es-CL"/>
+              </w:rPr>
+              <w:t>development</w:t>
+            </w:r>
+            <w:proofErr w:type="spellEnd"/>
+            <w:r>
+              <w:rPr>
+                <w:rFonts w:cstheme="minorHAnsi"/>
+                <w:color w:val="000000" w:themeColor="text1"/>
+                <w:sz w:val="18"/>
+                <w:szCs w:val="18"/>
+                <w:lang w:eastAsia="es-CL"/>
+              </w:rPr>
+              <w:t xml:space="preserve"> </w:t>
+            </w:r>
+            <w:proofErr w:type="spellStart"/>
+            <w:r>
+              <w:rPr>
+                <w:rFonts w:cstheme="minorHAnsi"/>
+                <w:color w:val="000000" w:themeColor="text1"/>
+                <w:sz w:val="18"/>
+                <w:szCs w:val="18"/>
+                <w:lang w:eastAsia="es-CL"/>
+              </w:rPr>
+              <w:t>followed</w:t>
+            </w:r>
+            <w:proofErr w:type="spellEnd"/>
+            <w:r>
+              <w:rPr>
+                <w:rFonts w:cstheme="minorHAnsi"/>
+                <w:color w:val="000000" w:themeColor="text1"/>
+                <w:sz w:val="18"/>
+                <w:szCs w:val="18"/>
+                <w:lang w:eastAsia="es-CL"/>
+              </w:rPr>
+              <w:t xml:space="preserve"> </w:t>
+            </w:r>
+            <w:proofErr w:type="spellStart"/>
+            <w:r>
+              <w:rPr>
+                <w:rFonts w:cstheme="minorHAnsi"/>
+                <w:color w:val="000000" w:themeColor="text1"/>
+                <w:sz w:val="18"/>
+                <w:szCs w:val="18"/>
+                <w:lang w:eastAsia="es-CL"/>
+              </w:rPr>
+              <w:t>an</w:t>
+            </w:r>
+            <w:proofErr w:type="spellEnd"/>
+            <w:r>
+              <w:rPr>
+                <w:rFonts w:cstheme="minorHAnsi"/>
+                <w:color w:val="000000" w:themeColor="text1"/>
+                <w:sz w:val="18"/>
+                <w:szCs w:val="18"/>
+                <w:lang w:eastAsia="es-CL"/>
+              </w:rPr>
+              <w:t xml:space="preserve"> iterative agile </w:t>
+            </w:r>
+            <w:proofErr w:type="spellStart"/>
+            <w:r>
+              <w:rPr>
+                <w:rFonts w:cstheme="minorHAnsi"/>
+                <w:color w:val="000000" w:themeColor="text1"/>
+                <w:sz w:val="18"/>
+                <w:szCs w:val="18"/>
+                <w:lang w:eastAsia="es-CL"/>
+              </w:rPr>
+              <w:t>methodology</w:t>
+            </w:r>
+            <w:proofErr w:type="spellEnd"/>
+            <w:r>
+              <w:rPr>
+                <w:rFonts w:cstheme="minorHAnsi"/>
+                <w:color w:val="000000" w:themeColor="text1"/>
+                <w:sz w:val="18"/>
+                <w:szCs w:val="18"/>
+                <w:lang w:eastAsia="es-CL"/>
+              </w:rPr>
+              <w:t xml:space="preserve">, </w:t>
+            </w:r>
+            <w:proofErr w:type="spellStart"/>
+            <w:r>
+              <w:rPr>
+                <w:rFonts w:cstheme="minorHAnsi"/>
+                <w:color w:val="000000" w:themeColor="text1"/>
+                <w:sz w:val="18"/>
+                <w:szCs w:val="18"/>
+                <w:lang w:eastAsia="es-CL"/>
+              </w:rPr>
+              <w:t>using</w:t>
+            </w:r>
+            <w:proofErr w:type="spellEnd"/>
+            <w:r>
+              <w:rPr>
+                <w:rFonts w:cstheme="minorHAnsi"/>
+                <w:color w:val="000000" w:themeColor="text1"/>
+                <w:sz w:val="18"/>
+                <w:szCs w:val="18"/>
+                <w:lang w:eastAsia="es-CL"/>
+              </w:rPr>
+              <w:t xml:space="preserve"> Vue.js and Firebase </w:t>
+            </w:r>
+            <w:proofErr w:type="spellStart"/>
+            <w:r>
+              <w:rPr>
+                <w:rFonts w:cstheme="minorHAnsi"/>
+                <w:color w:val="000000" w:themeColor="text1"/>
+                <w:sz w:val="18"/>
+                <w:szCs w:val="18"/>
+                <w:lang w:eastAsia="es-CL"/>
+              </w:rPr>
+              <w:t>under</w:t>
+            </w:r>
+            <w:proofErr w:type="spellEnd"/>
+            <w:r>
+              <w:rPr>
+                <w:rFonts w:cstheme="minorHAnsi"/>
+                <w:color w:val="000000" w:themeColor="text1"/>
+                <w:sz w:val="18"/>
+                <w:szCs w:val="18"/>
+                <w:lang w:eastAsia="es-CL"/>
+              </w:rPr>
+              <w:t xml:space="preserve"> a BaaS </w:t>
+            </w:r>
+            <w:proofErr w:type="spellStart"/>
+            <w:r>
+              <w:rPr>
+                <w:rFonts w:cstheme="minorHAnsi"/>
+                <w:color w:val="000000" w:themeColor="text1"/>
+                <w:sz w:val="18"/>
+                <w:szCs w:val="18"/>
+                <w:lang w:eastAsia="es-CL"/>
+              </w:rPr>
+              <w:t>architecture</w:t>
+            </w:r>
+            <w:proofErr w:type="spellEnd"/>
+            <w:r>
+              <w:rPr>
+                <w:rFonts w:cstheme="minorHAnsi"/>
+                <w:color w:val="000000" w:themeColor="text1"/>
+                <w:sz w:val="18"/>
+                <w:szCs w:val="18"/>
+                <w:lang w:eastAsia="es-CL"/>
+              </w:rPr>
+              <w:t xml:space="preserve">. </w:t>
+            </w:r>
+            <w:proofErr w:type="spellStart"/>
+            <w:r>
+              <w:rPr>
+                <w:rFonts w:cstheme="minorHAnsi"/>
+                <w:color w:val="000000" w:themeColor="text1"/>
+                <w:sz w:val="18"/>
+                <w:szCs w:val="18"/>
+                <w:lang w:eastAsia="es-CL"/>
+              </w:rPr>
+              <w:t>The</w:t>
+            </w:r>
+            <w:proofErr w:type="spellEnd"/>
+            <w:r>
+              <w:rPr>
+                <w:rFonts w:cstheme="minorHAnsi"/>
+                <w:color w:val="000000" w:themeColor="text1"/>
+                <w:sz w:val="18"/>
+                <w:szCs w:val="18"/>
+                <w:lang w:eastAsia="es-CL"/>
+              </w:rPr>
+              <w:t xml:space="preserve"> </w:t>
+            </w:r>
+            <w:proofErr w:type="spellStart"/>
+            <w:r>
+              <w:rPr>
+                <w:rFonts w:cstheme="minorHAnsi"/>
+                <w:color w:val="000000" w:themeColor="text1"/>
+                <w:sz w:val="18"/>
+                <w:szCs w:val="18"/>
+                <w:lang w:eastAsia="es-CL"/>
+              </w:rPr>
+              <w:t>project</w:t>
+            </w:r>
+            <w:proofErr w:type="spellEnd"/>
+            <w:r>
+              <w:rPr>
+                <w:rFonts w:cstheme="minorHAnsi"/>
+                <w:color w:val="000000" w:themeColor="text1"/>
+                <w:sz w:val="18"/>
+                <w:szCs w:val="18"/>
+                <w:lang w:eastAsia="es-CL"/>
+              </w:rPr>
+              <w:t xml:space="preserve"> </w:t>
+            </w:r>
+            <w:proofErr w:type="spellStart"/>
+            <w:r>
+              <w:rPr>
+                <w:rFonts w:cstheme="minorHAnsi"/>
+                <w:color w:val="000000" w:themeColor="text1"/>
+                <w:sz w:val="18"/>
+                <w:szCs w:val="18"/>
+                <w:lang w:eastAsia="es-CL"/>
+              </w:rPr>
+              <w:t>demonstrates</w:t>
+            </w:r>
+            <w:proofErr w:type="spellEnd"/>
+            <w:r>
+              <w:rPr>
+                <w:rFonts w:cstheme="minorHAnsi"/>
+                <w:color w:val="000000" w:themeColor="text1"/>
+                <w:sz w:val="18"/>
+                <w:szCs w:val="18"/>
+                <w:lang w:eastAsia="es-CL"/>
+              </w:rPr>
+              <w:t xml:space="preserve"> </w:t>
+            </w:r>
+            <w:proofErr w:type="spellStart"/>
+            <w:r>
+              <w:rPr>
+                <w:rFonts w:cstheme="minorHAnsi"/>
+                <w:color w:val="000000" w:themeColor="text1"/>
+                <w:sz w:val="18"/>
+                <w:szCs w:val="18"/>
+                <w:lang w:eastAsia="es-CL"/>
+              </w:rPr>
+              <w:t>the</w:t>
+            </w:r>
+            <w:proofErr w:type="spellEnd"/>
+            <w:r>
+              <w:rPr>
+                <w:rFonts w:cstheme="minorHAnsi"/>
+                <w:color w:val="000000" w:themeColor="text1"/>
+                <w:sz w:val="18"/>
+                <w:szCs w:val="18"/>
+                <w:lang w:eastAsia="es-CL"/>
+              </w:rPr>
+              <w:t xml:space="preserve"> </w:t>
+            </w:r>
+            <w:proofErr w:type="spellStart"/>
+            <w:r>
+              <w:rPr>
+                <w:rFonts w:cstheme="minorHAnsi"/>
+                <w:color w:val="000000" w:themeColor="text1"/>
+                <w:sz w:val="18"/>
+                <w:szCs w:val="18"/>
+                <w:lang w:eastAsia="es-CL"/>
+              </w:rPr>
+              <w:t>practical</w:t>
+            </w:r>
+            <w:proofErr w:type="spellEnd"/>
+            <w:r>
+              <w:rPr>
+                <w:rFonts w:cstheme="minorHAnsi"/>
+                <w:color w:val="000000" w:themeColor="text1"/>
+                <w:sz w:val="18"/>
+                <w:szCs w:val="18"/>
+                <w:lang w:eastAsia="es-CL"/>
+              </w:rPr>
+              <w:t xml:space="preserve"> </w:t>
+            </w:r>
+            <w:proofErr w:type="spellStart"/>
+            <w:r>
+              <w:rPr>
+                <w:rFonts w:cstheme="minorHAnsi"/>
+                <w:color w:val="000000" w:themeColor="text1"/>
+                <w:sz w:val="18"/>
+                <w:szCs w:val="18"/>
+                <w:lang w:eastAsia="es-CL"/>
+              </w:rPr>
+              <w:t>application</w:t>
+            </w:r>
+            <w:proofErr w:type="spellEnd"/>
+            <w:r>
+              <w:rPr>
+                <w:rFonts w:cstheme="minorHAnsi"/>
+                <w:color w:val="000000" w:themeColor="text1"/>
+                <w:sz w:val="18"/>
+                <w:szCs w:val="18"/>
+                <w:lang w:eastAsia="es-CL"/>
+              </w:rPr>
+              <w:t xml:space="preserve"> </w:t>
+            </w:r>
+            <w:proofErr w:type="spellStart"/>
+            <w:r>
+              <w:rPr>
+                <w:rFonts w:cstheme="minorHAnsi"/>
+                <w:color w:val="000000" w:themeColor="text1"/>
+                <w:sz w:val="18"/>
+                <w:szCs w:val="18"/>
+                <w:lang w:eastAsia="es-CL"/>
+              </w:rPr>
+              <w:t>of</w:t>
+            </w:r>
+            <w:proofErr w:type="spellEnd"/>
+            <w:r>
+              <w:rPr>
+                <w:rFonts w:cstheme="minorHAnsi"/>
+                <w:color w:val="000000" w:themeColor="text1"/>
+                <w:sz w:val="18"/>
+                <w:szCs w:val="18"/>
+                <w:lang w:eastAsia="es-CL"/>
+              </w:rPr>
+              <w:t xml:space="preserve"> </w:t>
+            </w:r>
+            <w:proofErr w:type="spellStart"/>
+            <w:r>
+              <w:rPr>
+                <w:rFonts w:cstheme="minorHAnsi"/>
+                <w:color w:val="000000" w:themeColor="text1"/>
+                <w:sz w:val="18"/>
+                <w:szCs w:val="18"/>
+                <w:lang w:eastAsia="es-CL"/>
+              </w:rPr>
+              <w:t>professional</w:t>
+            </w:r>
+            <w:proofErr w:type="spellEnd"/>
+            <w:r>
+              <w:rPr>
+                <w:rFonts w:cstheme="minorHAnsi"/>
+                <w:color w:val="000000" w:themeColor="text1"/>
+                <w:sz w:val="18"/>
+                <w:szCs w:val="18"/>
+                <w:lang w:eastAsia="es-CL"/>
+              </w:rPr>
+              <w:t xml:space="preserve"> </w:t>
+            </w:r>
+            <w:proofErr w:type="spellStart"/>
+            <w:r>
+              <w:rPr>
+                <w:rFonts w:cstheme="minorHAnsi"/>
+                <w:color w:val="000000" w:themeColor="text1"/>
+                <w:sz w:val="18"/>
+                <w:szCs w:val="18"/>
+                <w:lang w:eastAsia="es-CL"/>
+              </w:rPr>
+              <w:t>skills</w:t>
+            </w:r>
+            <w:proofErr w:type="spellEnd"/>
+            <w:r>
+              <w:rPr>
+                <w:rFonts w:cstheme="minorHAnsi"/>
+                <w:color w:val="000000" w:themeColor="text1"/>
+                <w:sz w:val="18"/>
+                <w:szCs w:val="18"/>
+                <w:lang w:eastAsia="es-CL"/>
+              </w:rPr>
+              <w:t xml:space="preserve"> in web </w:t>
+            </w:r>
+            <w:proofErr w:type="spellStart"/>
+            <w:r>
+              <w:rPr>
+                <w:rFonts w:cstheme="minorHAnsi"/>
+                <w:color w:val="000000" w:themeColor="text1"/>
+                <w:sz w:val="18"/>
+                <w:szCs w:val="18"/>
+                <w:lang w:eastAsia="es-CL"/>
+              </w:rPr>
+              <w:t>development</w:t>
+            </w:r>
+            <w:proofErr w:type="spellEnd"/>
+            <w:r>
+              <w:rPr>
+                <w:rFonts w:cstheme="minorHAnsi"/>
+                <w:color w:val="000000" w:themeColor="text1"/>
+                <w:sz w:val="18"/>
+                <w:szCs w:val="18"/>
+                <w:lang w:eastAsia="es-CL"/>
+              </w:rPr>
+              <w:t xml:space="preserve">, data </w:t>
+            </w:r>
+            <w:proofErr w:type="spellStart"/>
+            <w:r>
+              <w:rPr>
+                <w:rFonts w:cstheme="minorHAnsi"/>
+                <w:color w:val="000000" w:themeColor="text1"/>
+                <w:sz w:val="18"/>
+                <w:szCs w:val="18"/>
+                <w:lang w:eastAsia="es-CL"/>
+              </w:rPr>
+              <w:t>modeling</w:t>
+            </w:r>
+            <w:proofErr w:type="spellEnd"/>
+            <w:r>
+              <w:rPr>
+                <w:rFonts w:cstheme="minorHAnsi"/>
+                <w:color w:val="000000" w:themeColor="text1"/>
+                <w:sz w:val="18"/>
+                <w:szCs w:val="18"/>
+                <w:lang w:eastAsia="es-CL"/>
+              </w:rPr>
+              <w:t xml:space="preserve">, </w:t>
+            </w:r>
+            <w:proofErr w:type="spellStart"/>
+            <w:r>
+              <w:rPr>
+                <w:rFonts w:cstheme="minorHAnsi"/>
+                <w:color w:val="000000" w:themeColor="text1"/>
+                <w:sz w:val="18"/>
+                <w:szCs w:val="18"/>
+                <w:lang w:eastAsia="es-CL"/>
+              </w:rPr>
+              <w:t>testing</w:t>
+            </w:r>
+            <w:proofErr w:type="spellEnd"/>
+            <w:r>
+              <w:rPr>
+                <w:rFonts w:cstheme="minorHAnsi"/>
+                <w:color w:val="000000" w:themeColor="text1"/>
+                <w:sz w:val="18"/>
+                <w:szCs w:val="18"/>
+                <w:lang w:eastAsia="es-CL"/>
+              </w:rPr>
+              <w:t xml:space="preserve"> and </w:t>
+            </w:r>
+            <w:proofErr w:type="spellStart"/>
+            <w:r>
+              <w:rPr>
+                <w:rFonts w:cstheme="minorHAnsi"/>
+                <w:color w:val="000000" w:themeColor="text1"/>
+                <w:sz w:val="18"/>
+                <w:szCs w:val="18"/>
+                <w:lang w:eastAsia="es-CL"/>
+              </w:rPr>
+              <w:t>project</w:t>
+            </w:r>
+            <w:proofErr w:type="spellEnd"/>
+            <w:r>
+              <w:rPr>
+                <w:rFonts w:cstheme="minorHAnsi"/>
+                <w:color w:val="000000" w:themeColor="text1"/>
+                <w:sz w:val="18"/>
+                <w:szCs w:val="18"/>
+                <w:lang w:eastAsia="es-CL"/>
+              </w:rPr>
+              <w:t xml:space="preserve"> </w:t>
+            </w:r>
+            <w:proofErr w:type="spellStart"/>
+            <w:r>
+              <w:rPr>
+                <w:rFonts w:cstheme="minorHAnsi"/>
+                <w:color w:val="000000" w:themeColor="text1"/>
+                <w:sz w:val="18"/>
+                <w:szCs w:val="18"/>
+                <w:lang w:eastAsia="es-CL"/>
+              </w:rPr>
+              <w:t>management</w:t>
+            </w:r>
+            <w:proofErr w:type="spellEnd"/>
+            <w:r>
+              <w:rPr>
+                <w:rFonts w:cstheme="minorHAnsi"/>
+                <w:color w:val="000000" w:themeColor="text1"/>
+                <w:sz w:val="18"/>
+                <w:szCs w:val="18"/>
+                <w:lang w:eastAsia="es-CL"/>
+              </w:rPr>
+              <w:t xml:space="preserve">, </w:t>
+            </w:r>
+            <w:proofErr w:type="spellStart"/>
+            <w:r>
+              <w:rPr>
+                <w:rFonts w:cstheme="minorHAnsi"/>
+                <w:color w:val="000000" w:themeColor="text1"/>
+                <w:sz w:val="18"/>
+                <w:szCs w:val="18"/>
+                <w:lang w:eastAsia="es-CL"/>
+              </w:rPr>
+              <w:t>providing</w:t>
+            </w:r>
+            <w:proofErr w:type="spellEnd"/>
+            <w:r>
+              <w:rPr>
+                <w:rFonts w:cstheme="minorHAnsi"/>
+                <w:color w:val="000000" w:themeColor="text1"/>
+                <w:sz w:val="18"/>
+                <w:szCs w:val="18"/>
+                <w:lang w:eastAsia="es-CL"/>
+              </w:rPr>
+              <w:t xml:space="preserve"> a </w:t>
+            </w:r>
+            <w:proofErr w:type="spellStart"/>
+            <w:r>
+              <w:rPr>
+                <w:rFonts w:cstheme="minorHAnsi"/>
+                <w:color w:val="000000" w:themeColor="text1"/>
+                <w:sz w:val="18"/>
+                <w:szCs w:val="18"/>
+                <w:lang w:eastAsia="es-CL"/>
+              </w:rPr>
+              <w:t>scalable</w:t>
+            </w:r>
+            <w:proofErr w:type="spellEnd"/>
+            <w:r>
+              <w:rPr>
+                <w:rFonts w:cstheme="minorHAnsi"/>
+                <w:color w:val="000000" w:themeColor="text1"/>
+                <w:sz w:val="18"/>
+                <w:szCs w:val="18"/>
+                <w:lang w:eastAsia="es-CL"/>
+              </w:rPr>
+              <w:t xml:space="preserve"> </w:t>
+            </w:r>
+            <w:proofErr w:type="spellStart"/>
+            <w:r>
+              <w:rPr>
+                <w:rFonts w:cstheme="minorHAnsi"/>
+                <w:color w:val="000000" w:themeColor="text1"/>
+                <w:sz w:val="18"/>
+                <w:szCs w:val="18"/>
+                <w:lang w:eastAsia="es-CL"/>
+              </w:rPr>
+              <w:t>tool</w:t>
+            </w:r>
+            <w:proofErr w:type="spellEnd"/>
+            <w:r>
+              <w:rPr>
+                <w:rFonts w:cstheme="minorHAnsi"/>
+                <w:color w:val="000000" w:themeColor="text1"/>
+                <w:sz w:val="18"/>
+                <w:szCs w:val="18"/>
+                <w:lang w:eastAsia="es-CL"/>
+              </w:rPr>
+              <w:t xml:space="preserve"> </w:t>
+            </w:r>
+            <w:proofErr w:type="spellStart"/>
+            <w:r>
+              <w:rPr>
+                <w:rFonts w:cstheme="minorHAnsi"/>
+                <w:color w:val="000000" w:themeColor="text1"/>
+                <w:sz w:val="18"/>
+                <w:szCs w:val="18"/>
+                <w:lang w:eastAsia="es-CL"/>
+              </w:rPr>
+              <w:t>that</w:t>
+            </w:r>
+            <w:proofErr w:type="spellEnd"/>
+            <w:r>
+              <w:rPr>
+                <w:rFonts w:cstheme="minorHAnsi"/>
+                <w:color w:val="000000" w:themeColor="text1"/>
+                <w:sz w:val="18"/>
+                <w:szCs w:val="18"/>
+                <w:lang w:eastAsia="es-CL"/>
+              </w:rPr>
+              <w:t xml:space="preserve"> </w:t>
+            </w:r>
+            <w:proofErr w:type="spellStart"/>
+            <w:r>
+              <w:rPr>
+                <w:rFonts w:cstheme="minorHAnsi"/>
+                <w:color w:val="000000" w:themeColor="text1"/>
+                <w:sz w:val="18"/>
+                <w:szCs w:val="18"/>
+                <w:lang w:eastAsia="es-CL"/>
+              </w:rPr>
+              <w:t>supports</w:t>
+            </w:r>
+            <w:proofErr w:type="spellEnd"/>
+            <w:r>
+              <w:rPr>
+                <w:rFonts w:cstheme="minorHAnsi"/>
+                <w:color w:val="000000" w:themeColor="text1"/>
+                <w:sz w:val="18"/>
+                <w:szCs w:val="18"/>
+                <w:lang w:eastAsia="es-CL"/>
+              </w:rPr>
+              <w:t xml:space="preserve"> </w:t>
+            </w:r>
+            <w:proofErr w:type="spellStart"/>
+            <w:r>
+              <w:rPr>
+                <w:rFonts w:cstheme="minorHAnsi"/>
+                <w:color w:val="000000" w:themeColor="text1"/>
+                <w:sz w:val="18"/>
+                <w:szCs w:val="18"/>
+                <w:lang w:eastAsia="es-CL"/>
+              </w:rPr>
+              <w:t>the</w:t>
+            </w:r>
+            <w:proofErr w:type="spellEnd"/>
+            <w:r>
+              <w:rPr>
+                <w:rFonts w:cstheme="minorHAnsi"/>
+                <w:color w:val="000000" w:themeColor="text1"/>
+                <w:sz w:val="18"/>
+                <w:szCs w:val="18"/>
+                <w:lang w:eastAsia="es-CL"/>
+              </w:rPr>
+              <w:t xml:space="preserve"> digital </w:t>
+            </w:r>
+            <w:proofErr w:type="spellStart"/>
+            <w:r>
+              <w:rPr>
+                <w:rFonts w:cstheme="minorHAnsi"/>
+                <w:color w:val="000000" w:themeColor="text1"/>
+                <w:sz w:val="18"/>
+                <w:szCs w:val="18"/>
+                <w:lang w:eastAsia="es-CL"/>
+              </w:rPr>
+              <w:t>transformation</w:t>
+            </w:r>
+            <w:proofErr w:type="spellEnd"/>
+            <w:r>
+              <w:rPr>
+                <w:rFonts w:cstheme="minorHAnsi"/>
+                <w:color w:val="000000" w:themeColor="text1"/>
+                <w:sz w:val="18"/>
+                <w:szCs w:val="18"/>
+                <w:lang w:eastAsia="es-CL"/>
+              </w:rPr>
+              <w:t xml:space="preserve"> </w:t>
+            </w:r>
+            <w:proofErr w:type="spellStart"/>
+            <w:r>
+              <w:rPr>
+                <w:rFonts w:cstheme="minorHAnsi"/>
+                <w:color w:val="000000" w:themeColor="text1"/>
+                <w:sz w:val="18"/>
+                <w:szCs w:val="18"/>
+                <w:lang w:eastAsia="es-CL"/>
+              </w:rPr>
+              <w:t>of</w:t>
+            </w:r>
+            <w:proofErr w:type="spellEnd"/>
+            <w:r>
+              <w:rPr>
+                <w:rFonts w:cstheme="minorHAnsi"/>
+                <w:color w:val="000000" w:themeColor="text1"/>
+                <w:sz w:val="18"/>
+                <w:szCs w:val="18"/>
+                <w:lang w:eastAsia="es-CL"/>
+              </w:rPr>
+              <w:t xml:space="preserve"> </w:t>
+            </w:r>
+            <w:proofErr w:type="spellStart"/>
+            <w:r>
+              <w:rPr>
+                <w:rFonts w:cstheme="minorHAnsi"/>
+                <w:color w:val="000000" w:themeColor="text1"/>
+                <w:sz w:val="18"/>
+                <w:szCs w:val="18"/>
+                <w:lang w:eastAsia="es-CL"/>
+              </w:rPr>
+              <w:t>small</w:t>
+            </w:r>
+            <w:proofErr w:type="spellEnd"/>
+            <w:r>
+              <w:rPr>
+                <w:rFonts w:cstheme="minorHAnsi"/>
+                <w:color w:val="000000" w:themeColor="text1"/>
+                <w:sz w:val="18"/>
+                <w:szCs w:val="18"/>
+                <w:lang w:eastAsia="es-CL"/>
+              </w:rPr>
+              <w:t xml:space="preserve"> local </w:t>
+            </w:r>
+            <w:proofErr w:type="spellStart"/>
+            <w:r>
+              <w:rPr>
+                <w:rFonts w:cstheme="minorHAnsi"/>
+                <w:color w:val="000000" w:themeColor="text1"/>
+                <w:sz w:val="18"/>
+                <w:szCs w:val="18"/>
+                <w:lang w:eastAsia="es-CL"/>
+              </w:rPr>
+              <w:t>businesses</w:t>
+            </w:r>
+            <w:proofErr w:type="spellEnd"/>
+            <w:r>
+              <w:rPr>
+                <w:rFonts w:cstheme="minorHAnsi"/>
+                <w:color w:val="000000" w:themeColor="text1"/>
+                <w:sz w:val="18"/>
+                <w:szCs w:val="18"/>
+                <w:lang w:eastAsia="es-CL"/>
+              </w:rPr>
+              <w:t>.</w:t>
             </w:r>
           </w:p>
         </w:tc>
@@ -3059,6 +6483,119 @@
 <file path=word/numbering.xml><?xml version="1.0" encoding="utf-8"?>
 <w:numbering xmlns:wpc="http://schemas.microsoft.com/office/word/2010/wordprocessingCanvas" xmlns:cx="http://schemas.microsoft.com/office/drawing/2014/chartex" xmlns:cx1="http://schemas.microsoft.com/office/drawing/2015/9/8/chartex" xmlns:cx2="http://schemas.microsoft.com/office/drawing/2015/10/21/chartex" xmlns:cx3="http://schemas.microsoft.com/office/drawing/2016/5/9/chartex" xmlns:cx4="http://schemas.microsoft.com/office/drawing/2016/5/10/chartex" xmlns:cx5="http://schemas.microsoft.com/office/drawing/2016/5/11/chartex" xmlns:cx6="http://schemas.microsoft.com/office/drawing/2016/5/12/chartex" xmlns:cx7="http://schemas.microsoft.com/office/drawing/2016/5/13/chartex" xmlns:cx8="http://schemas.microsoft.com/office/drawing/2016/5/14/chartex" xmlns:mc="http://schemas.openxmlformats.org/markup-compatibility/2006" xmlns:aink="http://schemas.microsoft.com/office/drawing/2016/ink" xmlns:am3d="http://schemas.microsoft.com/office/drawing/2017/model3d" xmlns:o="urn:schemas-microsoft-com:office:office" xmlns:oel="http://schemas.microsoft.com/office/2019/extlst" xmlns:r="http://schemas.openxmlformats.org/officeDocument/2006/relationships" xmlns:m="http://schemas.openxmlformats.org/officeDocument/2006/math" xmlns:v="urn:schemas-microsoft-com:vml" xmlns:wp14="http://schemas.microsoft.com/office/word/2010/wordprocessingDrawing" xmlns:wp="http://schemas.openxmlformats.org/drawingml/2006/wordprocessingDrawing" xmlns:w10="urn:schemas-microsoft-com:office:word" xmlns:w="http://schemas.openxmlformats.org/wordprocessingml/2006/main" xmlns:w14="http://schemas.microsoft.com/office/word/2010/wordml" xmlns:w15="http://schemas.microsoft.com/office/word/2012/wordml" xmlns:w16cex="http://schemas.microsoft.com/office/word/2018/wordml/cex" xmlns:w16cid="http://schemas.microsoft.com/office/word/2016/wordml/cid" xmlns:w16="http://schemas.microsoft.com/office/word/2018/wordml" xmlns:w16du="http://schemas.microsoft.com/office/word/2023/wordml/word16du" xmlns:w16sdtdh="http://schemas.microsoft.com/office/word/2020/wordml/sdtdatahash" xmlns:w16sdtfl="http://schemas.microsoft.com/office/word/2024/wordml/sdtformatlock" xmlns:w16se="http://schemas.microsoft.com/office/word/2015/wordml/symex" xmlns:wpg="http://schemas.microsoft.com/office/word/2010/wordprocessingGroup" xmlns:wpi="http://schemas.microsoft.com/office/word/2010/wordprocessingInk" xmlns:wne="http://schemas.microsoft.com/office/word/2006/wordml" xmlns:wps="http://schemas.microsoft.com/office/word/2010/wordprocessingShape" mc:Ignorable="w14 w15 w16se w16cid w16 w16cex w16sdtdh w16sdtfl w16du wp14">
   <w:abstractNum w:abstractNumId="0" w15:restartNumberingAfterBreak="0">
+    <w:nsid w:val="040B52FE"/>
+    <w:multiLevelType w:val="hybridMultilevel"/>
+    <w:tmpl w:val="84C8839C"/>
+    <w:lvl w:ilvl="0" w:tplc="340A0001">
+      <w:start w:val="1"/>
+      <w:numFmt w:val="bullet"/>
+      <w:lvlText w:val=""/>
+      <w:lvlJc w:val="left"/>
+      <w:pPr>
+        <w:ind w:left="760" w:hanging="360"/>
+      </w:pPr>
+      <w:rPr>
+        <w:rFonts w:ascii="Symbol" w:hAnsi="Symbol" w:hint="default"/>
+      </w:rPr>
+    </w:lvl>
+    <w:lvl w:ilvl="1" w:tplc="340A0003" w:tentative="1">
+      <w:start w:val="1"/>
+      <w:numFmt w:val="bullet"/>
+      <w:lvlText w:val="o"/>
+      <w:lvlJc w:val="left"/>
+      <w:pPr>
+        <w:ind w:left="1480" w:hanging="360"/>
+      </w:pPr>
+      <w:rPr>
+        <w:rFonts w:ascii="Courier New" w:hAnsi="Courier New" w:cs="Courier New" w:hint="default"/>
+      </w:rPr>
+    </w:lvl>
+    <w:lvl w:ilvl="2" w:tplc="340A0005" w:tentative="1">
+      <w:start w:val="1"/>
+      <w:numFmt w:val="bullet"/>
+      <w:lvlText w:val=""/>
+      <w:lvlJc w:val="left"/>
+      <w:pPr>
+        <w:ind w:left="2200" w:hanging="360"/>
+      </w:pPr>
+      <w:rPr>
+        <w:rFonts w:ascii="Wingdings" w:hAnsi="Wingdings" w:hint="default"/>
+      </w:rPr>
+    </w:lvl>
+    <w:lvl w:ilvl="3" w:tplc="340A0001" w:tentative="1">
+      <w:start w:val="1"/>
+      <w:numFmt w:val="bullet"/>
+      <w:lvlText w:val=""/>
+      <w:lvlJc w:val="left"/>
+      <w:pPr>
+        <w:ind w:left="2920" w:hanging="360"/>
+      </w:pPr>
+      <w:rPr>
+        <w:rFonts w:ascii="Symbol" w:hAnsi="Symbol" w:hint="default"/>
+      </w:rPr>
+    </w:lvl>
+    <w:lvl w:ilvl="4" w:tplc="340A0003" w:tentative="1">
+      <w:start w:val="1"/>
+      <w:numFmt w:val="bullet"/>
+      <w:lvlText w:val="o"/>
+      <w:lvlJc w:val="left"/>
+      <w:pPr>
+        <w:ind w:left="3640" w:hanging="360"/>
+      </w:pPr>
+      <w:rPr>
+        <w:rFonts w:ascii="Courier New" w:hAnsi="Courier New" w:cs="Courier New" w:hint="default"/>
+      </w:rPr>
+    </w:lvl>
+    <w:lvl w:ilvl="5" w:tplc="340A0005" w:tentative="1">
+      <w:start w:val="1"/>
+      <w:numFmt w:val="bullet"/>
+      <w:lvlText w:val=""/>
+      <w:lvlJc w:val="left"/>
+      <w:pPr>
+        <w:ind w:left="4360" w:hanging="360"/>
+      </w:pPr>
+      <w:rPr>
+        <w:rFonts w:ascii="Wingdings" w:hAnsi="Wingdings" w:hint="default"/>
+      </w:rPr>
+    </w:lvl>
+    <w:lvl w:ilvl="6" w:tplc="340A0001" w:tentative="1">
+      <w:start w:val="1"/>
+      <w:numFmt w:val="bullet"/>
+      <w:lvlText w:val=""/>
+      <w:lvlJc w:val="left"/>
+      <w:pPr>
+        <w:ind w:left="5080" w:hanging="360"/>
+      </w:pPr>
+      <w:rPr>
+        <w:rFonts w:ascii="Symbol" w:hAnsi="Symbol" w:hint="default"/>
+      </w:rPr>
+    </w:lvl>
+    <w:lvl w:ilvl="7" w:tplc="340A0003" w:tentative="1">
+      <w:start w:val="1"/>
+      <w:numFmt w:val="bullet"/>
+      <w:lvlText w:val="o"/>
+      <w:lvlJc w:val="left"/>
+      <w:pPr>
+        <w:ind w:left="5800" w:hanging="360"/>
+      </w:pPr>
+      <w:rPr>
+        <w:rFonts w:ascii="Courier New" w:hAnsi="Courier New" w:cs="Courier New" w:hint="default"/>
+      </w:rPr>
+    </w:lvl>
+    <w:lvl w:ilvl="8" w:tplc="340A0005" w:tentative="1">
+      <w:start w:val="1"/>
+      <w:numFmt w:val="bullet"/>
+      <w:lvlText w:val=""/>
+      <w:lvlJc w:val="left"/>
+      <w:pPr>
+        <w:ind w:left="6520" w:hanging="360"/>
+      </w:pPr>
+      <w:rPr>
+        <w:rFonts w:ascii="Wingdings" w:hAnsi="Wingdings" w:hint="default"/>
+      </w:rPr>
+    </w:lvl>
+  </w:abstractNum>
+  <w:abstractNum w:abstractNumId="1" w15:restartNumberingAfterBreak="0">
     <w:nsid w:val="114E14AF"/>
     <w:multiLevelType w:val="hybridMultilevel"/>
     <w:tmpl w:val="1E3E9D2A"/>
@@ -3171,7 +6708,7 @@
       </w:rPr>
     </w:lvl>
   </w:abstractNum>
-  <w:abstractNum w:abstractNumId="1" w15:restartNumberingAfterBreak="0">
+  <w:abstractNum w:abstractNumId="2" w15:restartNumberingAfterBreak="0">
     <w:nsid w:val="28446858"/>
     <w:multiLevelType w:val="multilevel"/>
     <w:tmpl w:val="9156115C"/>
@@ -3320,7 +6857,7 @@
       </w:rPr>
     </w:lvl>
   </w:abstractNum>
-  <w:abstractNum w:abstractNumId="2" w15:restartNumberingAfterBreak="0">
+  <w:abstractNum w:abstractNumId="3" w15:restartNumberingAfterBreak="0">
     <w:nsid w:val="2FFD4C7F"/>
     <w:multiLevelType w:val="multilevel"/>
     <w:tmpl w:val="CAF0F936"/>
@@ -3441,7 +6978,120 @@
       </w:rPr>
     </w:lvl>
   </w:abstractNum>
-  <w:abstractNum w:abstractNumId="3" w15:restartNumberingAfterBreak="0">
+  <w:abstractNum w:abstractNumId="4" w15:restartNumberingAfterBreak="0">
+    <w:nsid w:val="4254412B"/>
+    <w:multiLevelType w:val="hybridMultilevel"/>
+    <w:tmpl w:val="BDB45C24"/>
+    <w:lvl w:ilvl="0" w:tplc="340A0001">
+      <w:start w:val="1"/>
+      <w:numFmt w:val="bullet"/>
+      <w:lvlText w:val=""/>
+      <w:lvlJc w:val="left"/>
+      <w:pPr>
+        <w:ind w:left="720" w:hanging="360"/>
+      </w:pPr>
+      <w:rPr>
+        <w:rFonts w:ascii="Symbol" w:hAnsi="Symbol" w:hint="default"/>
+      </w:rPr>
+    </w:lvl>
+    <w:lvl w:ilvl="1" w:tplc="340A0003" w:tentative="1">
+      <w:start w:val="1"/>
+      <w:numFmt w:val="bullet"/>
+      <w:lvlText w:val="o"/>
+      <w:lvlJc w:val="left"/>
+      <w:pPr>
+        <w:ind w:left="1440" w:hanging="360"/>
+      </w:pPr>
+      <w:rPr>
+        <w:rFonts w:ascii="Courier New" w:hAnsi="Courier New" w:cs="Courier New" w:hint="default"/>
+      </w:rPr>
+    </w:lvl>
+    <w:lvl w:ilvl="2" w:tplc="340A0005" w:tentative="1">
+      <w:start w:val="1"/>
+      <w:numFmt w:val="bullet"/>
+      <w:lvlText w:val=""/>
+      <w:lvlJc w:val="left"/>
+      <w:pPr>
+        <w:ind w:left="2160" w:hanging="360"/>
+      </w:pPr>
+      <w:rPr>
+        <w:rFonts w:ascii="Wingdings" w:hAnsi="Wingdings" w:hint="default"/>
+      </w:rPr>
+    </w:lvl>
+    <w:lvl w:ilvl="3" w:tplc="340A0001" w:tentative="1">
+      <w:start w:val="1"/>
+      <w:numFmt w:val="bullet"/>
+      <w:lvlText w:val=""/>
+      <w:lvlJc w:val="left"/>
+      <w:pPr>
+        <w:ind w:left="2880" w:hanging="360"/>
+      </w:pPr>
+      <w:rPr>
+        <w:rFonts w:ascii="Symbol" w:hAnsi="Symbol" w:hint="default"/>
+      </w:rPr>
+    </w:lvl>
+    <w:lvl w:ilvl="4" w:tplc="340A0003" w:tentative="1">
+      <w:start w:val="1"/>
+      <w:numFmt w:val="bullet"/>
+      <w:lvlText w:val="o"/>
+      <w:lvlJc w:val="left"/>
+      <w:pPr>
+        <w:ind w:left="3600" w:hanging="360"/>
+      </w:pPr>
+      <w:rPr>
+        <w:rFonts w:ascii="Courier New" w:hAnsi="Courier New" w:cs="Courier New" w:hint="default"/>
+      </w:rPr>
+    </w:lvl>
+    <w:lvl w:ilvl="5" w:tplc="340A0005" w:tentative="1">
+      <w:start w:val="1"/>
+      <w:numFmt w:val="bullet"/>
+      <w:lvlText w:val=""/>
+      <w:lvlJc w:val="left"/>
+      <w:pPr>
+        <w:ind w:left="4320" w:hanging="360"/>
+      </w:pPr>
+      <w:rPr>
+        <w:rFonts w:ascii="Wingdings" w:hAnsi="Wingdings" w:hint="default"/>
+      </w:rPr>
+    </w:lvl>
+    <w:lvl w:ilvl="6" w:tplc="340A0001" w:tentative="1">
+      <w:start w:val="1"/>
+      <w:numFmt w:val="bullet"/>
+      <w:lvlText w:val=""/>
+      <w:lvlJc w:val="left"/>
+      <w:pPr>
+        <w:ind w:left="5040" w:hanging="360"/>
+      </w:pPr>
+      <w:rPr>
+        <w:rFonts w:ascii="Symbol" w:hAnsi="Symbol" w:hint="default"/>
+      </w:rPr>
+    </w:lvl>
+    <w:lvl w:ilvl="7" w:tplc="340A0003" w:tentative="1">
+      <w:start w:val="1"/>
+      <w:numFmt w:val="bullet"/>
+      <w:lvlText w:val="o"/>
+      <w:lvlJc w:val="left"/>
+      <w:pPr>
+        <w:ind w:left="5760" w:hanging="360"/>
+      </w:pPr>
+      <w:rPr>
+        <w:rFonts w:ascii="Courier New" w:hAnsi="Courier New" w:cs="Courier New" w:hint="default"/>
+      </w:rPr>
+    </w:lvl>
+    <w:lvl w:ilvl="8" w:tplc="340A0005" w:tentative="1">
+      <w:start w:val="1"/>
+      <w:numFmt w:val="bullet"/>
+      <w:lvlText w:val=""/>
+      <w:lvlJc w:val="left"/>
+      <w:pPr>
+        <w:ind w:left="6480" w:hanging="360"/>
+      </w:pPr>
+      <w:rPr>
+        <w:rFonts w:ascii="Wingdings" w:hAnsi="Wingdings" w:hint="default"/>
+      </w:rPr>
+    </w:lvl>
+  </w:abstractNum>
+  <w:abstractNum w:abstractNumId="5" w15:restartNumberingAfterBreak="0">
     <w:nsid w:val="51D05305"/>
     <w:multiLevelType w:val="hybridMultilevel"/>
     <w:tmpl w:val="630E86B8"/>
@@ -3554,7 +7204,7 @@
       </w:rPr>
     </w:lvl>
   </w:abstractNum>
-  <w:abstractNum w:abstractNumId="4" w15:restartNumberingAfterBreak="0">
+  <w:abstractNum w:abstractNumId="6" w15:restartNumberingAfterBreak="0">
     <w:nsid w:val="66494837"/>
     <w:multiLevelType w:val="hybridMultilevel"/>
     <w:tmpl w:val="68BA2608"/>
@@ -3667,7 +7317,7 @@
       </w:rPr>
     </w:lvl>
   </w:abstractNum>
-  <w:abstractNum w:abstractNumId="5" w15:restartNumberingAfterBreak="0">
+  <w:abstractNum w:abstractNumId="7" w15:restartNumberingAfterBreak="0">
     <w:nsid w:val="731E1176"/>
     <w:multiLevelType w:val="hybridMultilevel"/>
     <w:tmpl w:val="AF82A29E"/>
@@ -3758,21 +7408,27 @@
     </w:lvl>
   </w:abstractNum>
   <w:num w:numId="1" w16cid:durableId="1034043385">
+    <w:abstractNumId w:val="1"/>
+  </w:num>
+  <w:num w:numId="2" w16cid:durableId="187986536">
+    <w:abstractNumId w:val="3"/>
+  </w:num>
+  <w:num w:numId="3" w16cid:durableId="535893831">
+    <w:abstractNumId w:val="7"/>
+  </w:num>
+  <w:num w:numId="4" w16cid:durableId="1937010651">
+    <w:abstractNumId w:val="2"/>
+  </w:num>
+  <w:num w:numId="5" w16cid:durableId="787554856">
+    <w:abstractNumId w:val="5"/>
+  </w:num>
+  <w:num w:numId="6" w16cid:durableId="668757823">
+    <w:abstractNumId w:val="6"/>
+  </w:num>
+  <w:num w:numId="7" w16cid:durableId="1813866883">
     <w:abstractNumId w:val="0"/>
   </w:num>
-  <w:num w:numId="2" w16cid:durableId="187986536">
-    <w:abstractNumId w:val="2"/>
-  </w:num>
-  <w:num w:numId="3" w16cid:durableId="535893831">
-    <w:abstractNumId w:val="5"/>
-  </w:num>
-  <w:num w:numId="4" w16cid:durableId="1937010651">
-    <w:abstractNumId w:val="1"/>
-  </w:num>
-  <w:num w:numId="5" w16cid:durableId="787554856">
-    <w:abstractNumId w:val="3"/>
-  </w:num>
-  <w:num w:numId="6" w16cid:durableId="668757823">
+  <w:num w:numId="8" w16cid:durableId="893155244">
     <w:abstractNumId w:val="4"/>
   </w:num>
 </w:numbering>
@@ -4206,7 +7862,6 @@
   <w:style w:type="character" w:default="1" w:styleId="Fuentedeprrafopredeter">
     <w:name w:val="Default Paragraph Font"/>
     <w:uiPriority w:val="1"/>
-    <w:semiHidden/>
     <w:unhideWhenUsed/>
   </w:style>
   <w:style w:type="table" w:default="1" w:styleId="Tablanormal">
@@ -4477,6 +8132,41 @@
     <w:name w:val="eop"/>
     <w:basedOn w:val="Fuentedeprrafopredeter"/>
     <w:rsid w:val="00B4008E"/>
+  </w:style>
+  <w:style w:type="character" w:styleId="Hipervnculo">
+    <w:name w:val="Hyperlink"/>
+    <w:basedOn w:val="Fuentedeprrafopredeter"/>
+    <w:uiPriority w:val="99"/>
+    <w:unhideWhenUsed/>
+    <w:rsid w:val="00BF7727"/>
+    <w:rPr>
+      <w:color w:val="0563C1" w:themeColor="hyperlink"/>
+      <w:u w:val="single"/>
+    </w:rPr>
+  </w:style>
+  <w:style w:type="character" w:styleId="Mencinsinresolver">
+    <w:name w:val="Unresolved Mention"/>
+    <w:basedOn w:val="Fuentedeprrafopredeter"/>
+    <w:uiPriority w:val="99"/>
+    <w:semiHidden/>
+    <w:unhideWhenUsed/>
+    <w:rsid w:val="00BF7727"/>
+    <w:rPr>
+      <w:color w:val="605E5C"/>
+      <w:shd w:val="clear" w:color="auto" w:fill="E1DFDD"/>
+    </w:rPr>
+  </w:style>
+  <w:style w:type="character" w:styleId="Hipervnculovisitado">
+    <w:name w:val="FollowedHyperlink"/>
+    <w:basedOn w:val="Fuentedeprrafopredeter"/>
+    <w:uiPriority w:val="99"/>
+    <w:semiHidden/>
+    <w:unhideWhenUsed/>
+    <w:rsid w:val="00BF7727"/>
+    <w:rPr>
+      <w:color w:val="954F72" w:themeColor="followedHyperlink"/>
+      <w:u w:val="single"/>
+    </w:rPr>
   </w:style>
 </w:styles>
 </file>
@@ -4777,10 +8467,21 @@
 </file>
 
 <file path=customXml/item1.xml><?xml version="1.0" encoding="utf-8"?>
-<b:Sources xmlns:b="http://schemas.openxmlformats.org/officeDocument/2006/bibliography" xmlns="http://schemas.openxmlformats.org/officeDocument/2006/bibliography" SelectedStyle="\APASixthEditionOfficeOnline.xsl" StyleName="APA" Version="6"/>
+<?mso-contentType ?>
+<FormTemplates xmlns="http://schemas.microsoft.com/sharepoint/v3/contenttype/forms">
+  <Display>DocumentLibraryForm</Display>
+  <Edit>DocumentLibraryForm</Edit>
+  <New>DocumentLibraryForm</New>
+</FormTemplates>
 </file>
 
 <file path=customXml/item2.xml><?xml version="1.0" encoding="utf-8"?>
+<p:properties xmlns:p="http://schemas.microsoft.com/office/2006/metadata/properties" xmlns:xsi="http://www.w3.org/2001/XMLSchema-instance" xmlns:pc="http://schemas.microsoft.com/office/infopath/2007/PartnerControls">
+  <documentManagement/>
+</p:properties>
+</file>
+
+<file path=customXml/item3.xml><?xml version="1.0" encoding="utf-8"?>
 <ct:contentTypeSchema xmlns:ct="http://schemas.microsoft.com/office/2006/metadata/contentType" xmlns:ma="http://schemas.microsoft.com/office/2006/metadata/properties/metaAttributes" ct:_="" ma:_="" ma:contentTypeName="Documento" ma:contentTypeID="0x010100E96778489EE7714D8BD12CC105EB918B" ma:contentTypeVersion="2" ma:contentTypeDescription="Crear nuevo documento." ma:contentTypeScope="" ma:versionID="416c5c7ae9b5d54d83875cd3c65194e3">
   <xsd:schema xmlns:xsd="http://www.w3.org/2001/XMLSchema" xmlns:xs="http://www.w3.org/2001/XMLSchema" xmlns:p="http://schemas.microsoft.com/office/2006/metadata/properties" xmlns:ns2="126e8a1c-9ea9-435a-ac89-d06c80d62e30" targetNamespace="http://schemas.microsoft.com/office/2006/metadata/properties" ma:root="true" ma:fieldsID="70a237c842677bd850644f8595079f5e" ns2:_="">
     <xsd:import namespace="126e8a1c-9ea9-435a-ac89-d06c80d62e30"/>
@@ -4912,30 +8613,118 @@
 </ct:contentTypeSchema>
 </file>
 
-<file path=customXml/item3.xml><?xml version="1.0" encoding="utf-8"?>
-<p:properties xmlns:p="http://schemas.microsoft.com/office/2006/metadata/properties" xmlns:xsi="http://www.w3.org/2001/XMLSchema-instance" xmlns:pc="http://schemas.microsoft.com/office/infopath/2007/PartnerControls">
-  <documentManagement/>
-</p:properties>
-</file>
-
 <file path=customXml/item4.xml><?xml version="1.0" encoding="utf-8"?>
-<?mso-contentType ?>
-<FormTemplates xmlns="http://schemas.microsoft.com/sharepoint/v3/contenttype/forms">
-  <Display>DocumentLibraryForm</Display>
-  <Edit>DocumentLibraryForm</Edit>
-  <New>DocumentLibraryForm</New>
-</FormTemplates>
+<b:Sources xmlns:b="http://schemas.openxmlformats.org/officeDocument/2006/bibliography" xmlns="http://schemas.openxmlformats.org/officeDocument/2006/bibliography" SelectedStyle="\APASixthEditionOfficeOnline.xsl" StyleName="APA" Version="6">
+  <b:Source>
+    <b:Tag>Ore23</b:Tag>
+    <b:SourceType>ArticleInAPeriodical</b:SourceType>
+    <b:Guid>{A7712AE6-2F00-4E78-B906-6E3DBE2FEDBA}</b:Guid>
+    <b:Title>Almacenes de Barrio: Fuertes en ventas, débiles en gestión</b:Title>
+    <b:Year>2023</b:Year>
+    <b:PeriodicalTitle>Suplemento Diario Financiero</b:PeriodicalTitle>
+    <b:Month>Diciembre</b:Month>
+    <b:Day>11</b:Day>
+    <b:Pages>29</b:Pages>
+    <b:URL>https://www.df.cl/noticias/site/docs/20231207/20231207133332/suplemento_20231211.pdf</b:URL>
+    <b:Author>
+      <b:Author>
+        <b:NameList>
+          <b:Person>
+            <b:Last>Orellana</b:Last>
+            <b:First>Francisco</b:First>
+          </b:Person>
+        </b:NameList>
+      </b:Author>
+    </b:Author>
+    <b:LCID>es-CL</b:LCID>
+    <b:RefOrder>1</b:RefOrder>
+  </b:Source>
+  <b:Source>
+    <b:Tag>Nuñ24</b:Tag>
+    <b:SourceType>DocumentFromInternetSite</b:SourceType>
+    <b:Guid>{68C77B7D-D91D-48F9-9E84-289A02C6F980}</b:Guid>
+    <b:Title>Almacenes de barrio: Hay 146 mil en Chile y el 53% se ubica en el hogar del propietario</b:Title>
+    <b:Year>2024</b:Year>
+    <b:Month>Octubre</b:Month>
+    <b:Day>5</b:Day>
+    <b:URL>https://eldiarioinmobiliario.cl/noticias/almacenes-de-barrio-hay-146-mil-en-chile-y-el-53-se-ubica-en-el-hogar-del-propietario</b:URL>
+    <b:InternetSiteTitle>eldiarioinmobiliario</b:InternetSiteTitle>
+    <b:Author>
+      <b:Author>
+        <b:NameList>
+          <b:Person>
+            <b:Last>Nuñez</b:Last>
+            <b:First>Leonardo</b:First>
+          </b:Person>
+        </b:NameList>
+      </b:Author>
+    </b:Author>
+    <b:LCID>es-CL</b:LCID>
+    <b:RefOrder>3</b:RefOrder>
+  </b:Source>
+  <b:Source>
+    <b:Tag>Nuñ23</b:Tag>
+    <b:SourceType>ArticleInAPeriodical</b:SourceType>
+    <b:Guid>{6263AB4B-25A4-4C04-8D5F-DC5652396D2D}</b:Guid>
+    <b:Title>Almacenes digitalizados: más del 505 logra aumentar sus ventas al primer año</b:Title>
+    <b:Year>2023</b:Year>
+    <b:Month>Diciembre</b:Month>
+    <b:Day>11</b:Day>
+    <b:URL>https://www.df.cl/noticias/site/docs/20231207/20231207133332/suplemento_20231211.pdf</b:URL>
+    <b:PeriodicalTitle>Diario Financiero</b:PeriodicalTitle>
+    <b:Pages>31</b:Pages>
+    <b:Author>
+      <b:Author>
+        <b:NameList>
+          <b:Person>
+            <b:Last>Nuñez</b:Last>
+            <b:First>Rita</b:First>
+          </b:Person>
+        </b:NameList>
+      </b:Author>
+    </b:Author>
+    <b:LCID>es-CL</b:LCID>
+    <b:RefOrder>2</b:RefOrder>
+  </b:Source>
+  <b:Source>
+    <b:Tag>CAD24</b:Tag>
+    <b:SourceType>DocumentFromInternetSite</b:SourceType>
+    <b:Guid>{462420E2-A777-4387-B6A1-BCE225136B42}</b:Guid>
+    <b:Title>Subtel</b:Title>
+    <b:Year>2024</b:Year>
+    <b:Month>Noviembre</b:Month>
+    <b:Day>16</b:Day>
+    <b:URL>https://www.subtel.gob.cl/wp-content/uploads/2025/02/Informe-Final-Subtel-Acceso-y-Uso-Internet-2024.pdf</b:URL>
+    <b:LCID>es-CL</b:LCID>
+    <b:Author>
+      <b:Author>
+        <b:Corporate>CADEM</b:Corporate>
+      </b:Author>
+    </b:Author>
+    <b:InternetSiteTitle>Subtel.gob.cl</b:InternetSiteTitle>
+    <b:RefOrder>4</b:RefOrder>
+  </b:Source>
+</b:Sources>
 </file>
 
 <file path=customXml/itemProps1.xml><?xml version="1.0" encoding="utf-8"?>
-<ds:datastoreItem xmlns:ds="http://schemas.openxmlformats.org/officeDocument/2006/customXml" ds:itemID="{BDCED711-E314-4C22-B587-D275DD8897EC}">
+<ds:datastoreItem xmlns:ds="http://schemas.openxmlformats.org/officeDocument/2006/customXml" ds:itemID="{DB26575A-B7B3-4412-B642-D3B0845180CC}">
   <ds:schemaRefs>
-    <ds:schemaRef ds:uri="http://schemas.openxmlformats.org/officeDocument/2006/bibliography"/>
+    <ds:schemaRef ds:uri="http://schemas.microsoft.com/sharepoint/v3/contenttype/forms"/>
   </ds:schemaRefs>
 </ds:datastoreItem>
 </file>
 
 <file path=customXml/itemProps2.xml><?xml version="1.0" encoding="utf-8"?>
+<ds:datastoreItem xmlns:ds="http://schemas.openxmlformats.org/officeDocument/2006/customXml" ds:itemID="{372B79FC-6971-4544-98C5-83069028712A}">
+  <ds:schemaRefs>
+    <ds:schemaRef ds:uri="http://schemas.microsoft.com/office/2006/metadata/properties"/>
+    <ds:schemaRef ds:uri="http://schemas.microsoft.com/office/infopath/2007/PartnerControls"/>
+  </ds:schemaRefs>
+</ds:datastoreItem>
+</file>
+
+<file path=customXml/itemProps3.xml><?xml version="1.0" encoding="utf-8"?>
 <ds:datastoreItem xmlns:ds="http://schemas.openxmlformats.org/officeDocument/2006/customXml" ds:itemID="{1A4E63CB-0BBC-477D-B96D-0B1E89CFECED}">
   <ds:schemaRefs>
     <ds:schemaRef ds:uri="http://schemas.microsoft.com/office/2006/metadata/contentType"/>
@@ -4953,19 +8742,10 @@
 </ds:datastoreItem>
 </file>
 
-<file path=customXml/itemProps3.xml><?xml version="1.0" encoding="utf-8"?>
-<ds:datastoreItem xmlns:ds="http://schemas.openxmlformats.org/officeDocument/2006/customXml" ds:itemID="{372B79FC-6971-4544-98C5-83069028712A}">
+<file path=customXml/itemProps4.xml><?xml version="1.0" encoding="utf-8"?>
+<ds:datastoreItem xmlns:ds="http://schemas.openxmlformats.org/officeDocument/2006/customXml" ds:itemID="{C9E82F93-85CD-47FD-B9F0-7C8E238ECEC6}">
   <ds:schemaRefs>
-    <ds:schemaRef ds:uri="http://schemas.microsoft.com/office/2006/metadata/properties"/>
-    <ds:schemaRef ds:uri="http://schemas.microsoft.com/office/infopath/2007/PartnerControls"/>
-  </ds:schemaRefs>
-</ds:datastoreItem>
-</file>
-
-<file path=customXml/itemProps4.xml><?xml version="1.0" encoding="utf-8"?>
-<ds:datastoreItem xmlns:ds="http://schemas.openxmlformats.org/officeDocument/2006/customXml" ds:itemID="{DB26575A-B7B3-4412-B642-D3B0845180CC}">
-  <ds:schemaRefs>
-    <ds:schemaRef ds:uri="http://schemas.microsoft.com/sharepoint/v3/contenttype/forms"/>
+    <ds:schemaRef ds:uri="http://schemas.openxmlformats.org/officeDocument/2006/bibliography"/>
   </ds:schemaRefs>
 </ds:datastoreItem>
 </file>